--- a/docs/NHÓM 03_TÌM HIỂU VỀ KIẾN TRÚC MÔ HÌNH DEEP LEARNING CNN_7.5 ĐIỂM.docx
+++ b/docs/NHÓM 03_TÌM HIỂU VỀ KIẾN TRÚC MÔ HÌNH DEEP LEARNING CNN_7.5 ĐIỂM.docx
@@ -1,6 +1,6 @@
 
 <file path=word/document.xml><?xml version="1.0" encoding="utf-8"?>
-<w:document xmlns:wpc="http://schemas.microsoft.com/office/word/2010/wordprocessingCanvas" xmlns:cx="http://schemas.microsoft.com/office/drawing/2014/chartex" xmlns:cx1="http://schemas.microsoft.com/office/drawing/2015/9/8/chartex" xmlns:cx2="http://schemas.microsoft.com/office/drawing/2015/10/21/chartex" xmlns:cx3="http://schemas.microsoft.com/office/drawing/2016/5/9/chartex" xmlns:cx4="http://schemas.microsoft.com/office/drawing/2016/5/10/chartex" xmlns:cx5="http://schemas.microsoft.com/office/drawing/2016/5/11/chartex" xmlns:cx6="http://schemas.microsoft.com/office/drawing/2016/5/12/chartex" xmlns:cx7="http://schemas.microsoft.com/office/drawing/2016/5/13/chartex" xmlns:cx8="http://schemas.microsoft.com/office/drawing/2016/5/14/chartex" xmlns:mc="http://schemas.openxmlformats.org/markup-compatibility/2006" xmlns:aink="http://schemas.microsoft.com/office/drawing/2016/ink" xmlns:am3d="http://schemas.microsoft.com/office/drawing/2017/model3d" xmlns:o="urn:schemas-microsoft-com:office:office" xmlns:oel="http://schemas.microsoft.com/office/2019/extlst" xmlns:r="http://schemas.openxmlformats.org/officeDocument/2006/relationships" xmlns:m="http://schemas.openxmlformats.org/officeDocument/2006/math" xmlns:v="urn:schemas-microsoft-com:vml" xmlns:wp14="http://schemas.microsoft.com/office/word/2010/wordprocessingDrawing" xmlns:wp="http://schemas.openxmlformats.org/drawingml/2006/wordprocessingDrawing" xmlns:w10="urn:schemas-microsoft-com:office:word" xmlns:w="http://schemas.openxmlformats.org/wordprocessingml/2006/main" xmlns:w14="http://schemas.microsoft.com/office/word/2010/wordml" xmlns:w15="http://schemas.microsoft.com/office/word/2012/wordml" xmlns:w16cex="http://schemas.microsoft.com/office/word/2018/wordml/cex" xmlns:w16cid="http://schemas.microsoft.com/office/word/2016/wordml/cid" xmlns:w16="http://schemas.microsoft.com/office/word/2018/wordml" xmlns:w16du="http://schemas.microsoft.com/office/word/2023/wordml/word16du" xmlns:w16sdtdh="http://schemas.microsoft.com/office/word/2020/wordml/sdtdatahash" xmlns:w16sdtfl="http://schemas.microsoft.com/office/word/2024/wordml/sdtformatlock" xmlns:w16se="http://schemas.microsoft.com/office/word/2015/wordml/symex" xmlns:wpg="http://schemas.microsoft.com/office/word/2010/wordprocessingGroup" xmlns:wpi="http://schemas.microsoft.com/office/word/2010/wordprocessingInk" xmlns:wne="http://schemas.microsoft.com/office/word/2006/wordml" xmlns:wps="http://schemas.microsoft.com/office/word/2010/wordprocessingShape" mc:Ignorable="w14 w15 w16se w16cid w16 w16cex w16sdtdh w16sdtfl w16du wp14">
+<w:document xmlns:a="http://schemas.openxmlformats.org/drawingml/2006/main" xmlns:pic="http://schemas.openxmlformats.org/drawingml/2006/picture" xmlns:a14="http://schemas.microsoft.com/office/drawing/2010/main" xmlns:asvg="http://schemas.microsoft.com/office/drawing/2016/SVG/main" xmlns:wpc="http://schemas.microsoft.com/office/word/2010/wordprocessingCanvas" xmlns:cx="http://schemas.microsoft.com/office/drawing/2014/chartex" xmlns:cx1="http://schemas.microsoft.com/office/drawing/2015/9/8/chartex" xmlns:cx2="http://schemas.microsoft.com/office/drawing/2015/10/21/chartex" xmlns:cx3="http://schemas.microsoft.com/office/drawing/2016/5/9/chartex" xmlns:cx4="http://schemas.microsoft.com/office/drawing/2016/5/10/chartex" xmlns:cx5="http://schemas.microsoft.com/office/drawing/2016/5/11/chartex" xmlns:cx6="http://schemas.microsoft.com/office/drawing/2016/5/12/chartex" xmlns:cx7="http://schemas.microsoft.com/office/drawing/2016/5/13/chartex" xmlns:cx8="http://schemas.microsoft.com/office/drawing/2016/5/14/chartex" xmlns:mc="http://schemas.openxmlformats.org/markup-compatibility/2006" xmlns:aink="http://schemas.microsoft.com/office/drawing/2016/ink" xmlns:am3d="http://schemas.microsoft.com/office/drawing/2017/model3d" xmlns:o="urn:schemas-microsoft-com:office:office" xmlns:oel="http://schemas.microsoft.com/office/2019/extlst" xmlns:r="http://schemas.openxmlformats.org/officeDocument/2006/relationships" xmlns:m="http://schemas.openxmlformats.org/officeDocument/2006/math" xmlns:v="urn:schemas-microsoft-com:vml" xmlns:wp14="http://schemas.microsoft.com/office/word/2010/wordprocessingDrawing" xmlns:wp="http://schemas.openxmlformats.org/drawingml/2006/wordprocessingDrawing" xmlns:w10="urn:schemas-microsoft-com:office:word" xmlns:w="http://schemas.openxmlformats.org/wordprocessingml/2006/main" xmlns:w14="http://schemas.microsoft.com/office/word/2010/wordml" xmlns:w15="http://schemas.microsoft.com/office/word/2012/wordml" xmlns:w16cex="http://schemas.microsoft.com/office/word/2018/wordml/cex" xmlns:w16cid="http://schemas.microsoft.com/office/word/2016/wordml/cid" xmlns:w16="http://schemas.microsoft.com/office/word/2018/wordml" xmlns:w16du="http://schemas.microsoft.com/office/word/2023/wordml/word16du" xmlns:w16sdtdh="http://schemas.microsoft.com/office/word/2020/wordml/sdtdatahash" xmlns:w16sdtfl="http://schemas.microsoft.com/office/word/2024/wordml/sdtformatlock" xmlns:w16se="http://schemas.microsoft.com/office/word/2015/wordml/symex" xmlns:wpg="http://schemas.microsoft.com/office/word/2010/wordprocessingGroup" xmlns:wpi="http://schemas.microsoft.com/office/word/2010/wordprocessingInk" xmlns:wne="http://schemas.microsoft.com/office/word/2006/wordml" xmlns:wps="http://schemas.microsoft.com/office/word/2010/wordprocessingShape" mc:Ignorable="w14 w15 w16se w16cid w16 w16cex w16sdtdh w16sdtfl w16du wp14">
   <w:body>
     <w:p>
       <w:pPr>
@@ -724,10 +724,10 @@
           <w:pgSz w:w="11906" w:h="16838" w:code="9"/>
           <w:pgMar w:top="1134" w:right="1021" w:bottom="1134" w:left="1418" w:header="709" w:footer="454" w:gutter="0"/>
           <w:pgBorders w:display="firstPage">
-            <w:top w:val="thinThickSmallGap" w:sz="24" w:space="1" w:color="auto"/>
-            <w:left w:val="thinThickSmallGap" w:sz="24" w:space="4" w:color="auto"/>
-            <w:bottom w:val="thickThinSmallGap" w:sz="24" w:space="1" w:color="auto"/>
-            <w:right w:val="thickThinSmallGap" w:sz="24" w:space="1" w:color="auto"/>
+            <w:top w:val="thinThickSmallGap" w:color="auto" w:sz="24" w:space="1"/>
+            <w:left w:val="thinThickSmallGap" w:color="auto" w:sz="24" w:space="4"/>
+            <w:bottom w:val="thickThinSmallGap" w:color="auto" w:sz="24" w:space="1"/>
+            <w:right w:val="thickThinSmallGap" w:color="auto" w:sz="24" w:space="1"/>
           </w:pgBorders>
           <w:cols w:space="708"/>
           <w:docGrid w:linePitch="360"/>
@@ -807,7 +807,7 @@
       <w:pPr>
         <w:pStyle w:val="CTDT-H0"/>
       </w:pPr>
-      <w:bookmarkStart w:id="0" w:name="_Toc231178495"/>
+      <w:bookmarkStart w:name="_Toc231178495" w:id="0"/>
       <w:r>
         <w:lastRenderedPageBreak/>
         <w:t>MỤC LỤC</w:t>
@@ -821,7 +821,7 @@
           <w:tab w:val="right" w:leader="dot" w:pos="9458"/>
         </w:tabs>
         <w:rPr>
-          <w:rFonts w:asciiTheme="minorHAnsi" w:eastAsiaTheme="minorEastAsia" w:hAnsiTheme="minorHAnsi"/>
+          <w:rFonts w:asciiTheme="minorHAnsi" w:hAnsiTheme="minorHAnsi" w:eastAsiaTheme="minorEastAsia"/>
           <w:noProof/>
           <w:kern w:val="2"/>
           <w:szCs w:val="24"/>
@@ -838,7 +838,7 @@
       <w:r>
         <w:fldChar w:fldCharType="separate"/>
       </w:r>
-      <w:hyperlink w:anchor="_Toc231178495" w:history="1">
+      <w:hyperlink w:history="1" w:anchor="_Toc231178495">
         <w:r>
           <w:rPr>
             <w:rStyle w:val="Hyperlink"/>
@@ -903,7 +903,7 @@
           <w:tab w:val="right" w:leader="dot" w:pos="9458"/>
         </w:tabs>
         <w:rPr>
-          <w:rFonts w:asciiTheme="minorHAnsi" w:eastAsiaTheme="minorEastAsia" w:hAnsiTheme="minorHAnsi"/>
+          <w:rFonts w:asciiTheme="minorHAnsi" w:hAnsiTheme="minorHAnsi" w:eastAsiaTheme="minorEastAsia"/>
           <w:noProof/>
           <w:kern w:val="2"/>
           <w:szCs w:val="24"/>
@@ -911,7 +911,7 @@
           <w14:ligatures w14:val="standardContextual"/>
         </w:rPr>
       </w:pPr>
-      <w:hyperlink w:anchor="_Toc231178496" w:history="1">
+      <w:hyperlink w:history="1" w:anchor="_Toc231178496">
         <w:r>
           <w:rPr>
             <w:rStyle w:val="Hyperlink"/>
@@ -976,7 +976,7 @@
           <w:tab w:val="right" w:leader="dot" w:pos="9458"/>
         </w:tabs>
         <w:rPr>
-          <w:rFonts w:asciiTheme="minorHAnsi" w:eastAsiaTheme="minorEastAsia" w:hAnsiTheme="minorHAnsi"/>
+          <w:rFonts w:asciiTheme="minorHAnsi" w:hAnsiTheme="minorHAnsi" w:eastAsiaTheme="minorEastAsia"/>
           <w:noProof/>
           <w:kern w:val="2"/>
           <w:szCs w:val="24"/>
@@ -984,7 +984,7 @@
           <w14:ligatures w14:val="standardContextual"/>
         </w:rPr>
       </w:pPr>
-      <w:hyperlink w:anchor="_Toc231178497" w:history="1">
+      <w:hyperlink w:history="1" w:anchor="_Toc231178497">
         <w:r>
           <w:rPr>
             <w:rStyle w:val="Hyperlink"/>
@@ -1049,7 +1049,7 @@
           <w:tab w:val="right" w:leader="dot" w:pos="9458"/>
         </w:tabs>
         <w:rPr>
-          <w:rFonts w:asciiTheme="minorHAnsi" w:eastAsiaTheme="minorEastAsia" w:hAnsiTheme="minorHAnsi"/>
+          <w:rFonts w:asciiTheme="minorHAnsi" w:hAnsiTheme="minorHAnsi" w:eastAsiaTheme="minorEastAsia"/>
           <w:noProof/>
           <w:kern w:val="2"/>
           <w:szCs w:val="24"/>
@@ -1057,7 +1057,7 @@
           <w14:ligatures w14:val="standardContextual"/>
         </w:rPr>
       </w:pPr>
-      <w:hyperlink w:anchor="_Toc231178498" w:history="1">
+      <w:hyperlink w:history="1" w:anchor="_Toc231178498">
         <w:r>
           <w:rPr>
             <w:rStyle w:val="Hyperlink"/>
@@ -1122,7 +1122,7 @@
           <w:tab w:val="right" w:leader="dot" w:pos="9458"/>
         </w:tabs>
         <w:rPr>
-          <w:rFonts w:asciiTheme="minorHAnsi" w:eastAsiaTheme="minorEastAsia" w:hAnsiTheme="minorHAnsi"/>
+          <w:rFonts w:asciiTheme="minorHAnsi" w:hAnsiTheme="minorHAnsi" w:eastAsiaTheme="minorEastAsia"/>
           <w:noProof/>
           <w:kern w:val="2"/>
           <w:szCs w:val="24"/>
@@ -1130,7 +1130,7 @@
           <w14:ligatures w14:val="standardContextual"/>
         </w:rPr>
       </w:pPr>
-      <w:hyperlink w:anchor="_Toc231178499" w:history="1">
+      <w:hyperlink w:history="1" w:anchor="_Toc231178499">
         <w:r>
           <w:rPr>
             <w:rStyle w:val="Hyperlink"/>
@@ -1203,7 +1203,7 @@
           <w:tab w:val="right" w:leader="dot" w:pos="9458"/>
         </w:tabs>
         <w:rPr>
-          <w:rFonts w:asciiTheme="minorHAnsi" w:eastAsiaTheme="minorEastAsia" w:hAnsiTheme="minorHAnsi"/>
+          <w:rFonts w:asciiTheme="minorHAnsi" w:hAnsiTheme="minorHAnsi" w:eastAsiaTheme="minorEastAsia"/>
           <w:noProof/>
           <w:kern w:val="2"/>
           <w:szCs w:val="24"/>
@@ -1211,7 +1211,7 @@
           <w14:ligatures w14:val="standardContextual"/>
         </w:rPr>
       </w:pPr>
-      <w:hyperlink w:anchor="_Toc231178500" w:history="1">
+      <w:hyperlink w:history="1" w:anchor="_Toc231178500">
         <w:r>
           <w:rPr>
             <w:rStyle w:val="Hyperlink"/>
@@ -1276,7 +1276,7 @@
           <w:tab w:val="right" w:leader="dot" w:pos="9458"/>
         </w:tabs>
         <w:rPr>
-          <w:rFonts w:asciiTheme="minorHAnsi" w:eastAsiaTheme="minorEastAsia" w:hAnsiTheme="minorHAnsi"/>
+          <w:rFonts w:asciiTheme="minorHAnsi" w:hAnsiTheme="minorHAnsi" w:eastAsiaTheme="minorEastAsia"/>
           <w:noProof/>
           <w:kern w:val="2"/>
           <w:szCs w:val="24"/>
@@ -1284,7 +1284,7 @@
           <w14:ligatures w14:val="standardContextual"/>
         </w:rPr>
       </w:pPr>
-      <w:hyperlink w:anchor="_Toc231178501" w:history="1">
+      <w:hyperlink w:history="1" w:anchor="_Toc231178501">
         <w:r>
           <w:rPr>
             <w:rStyle w:val="Hyperlink"/>
@@ -1349,7 +1349,7 @@
           <w:tab w:val="right" w:leader="dot" w:pos="9458"/>
         </w:tabs>
         <w:rPr>
-          <w:rFonts w:asciiTheme="minorHAnsi" w:eastAsiaTheme="minorEastAsia" w:hAnsiTheme="minorHAnsi"/>
+          <w:rFonts w:asciiTheme="minorHAnsi" w:hAnsiTheme="minorHAnsi" w:eastAsiaTheme="minorEastAsia"/>
           <w:noProof/>
           <w:kern w:val="2"/>
           <w:szCs w:val="24"/>
@@ -1357,7 +1357,7 @@
           <w14:ligatures w14:val="standardContextual"/>
         </w:rPr>
       </w:pPr>
-      <w:hyperlink w:anchor="_Toc231178502" w:history="1">
+      <w:hyperlink w:history="1" w:anchor="_Toc231178502">
         <w:r>
           <w:rPr>
             <w:rStyle w:val="Hyperlink"/>
@@ -1419,7 +1419,7 @@
       <w:pPr>
         <w:pStyle w:val="TOC3"/>
         <w:rPr>
-          <w:rFonts w:asciiTheme="minorHAnsi" w:eastAsiaTheme="minorEastAsia" w:hAnsiTheme="minorHAnsi"/>
+          <w:rFonts w:asciiTheme="minorHAnsi" w:hAnsiTheme="minorHAnsi" w:eastAsiaTheme="minorEastAsia"/>
           <w:noProof/>
           <w:kern w:val="2"/>
           <w:szCs w:val="24"/>
@@ -1427,7 +1427,7 @@
           <w14:ligatures w14:val="standardContextual"/>
         </w:rPr>
       </w:pPr>
-      <w:hyperlink w:anchor="_Toc231178503" w:history="1">
+      <w:hyperlink w:history="1" w:anchor="_Toc231178503">
         <w:r>
           <w:rPr>
             <w:rStyle w:val="Hyperlink"/>
@@ -1497,7 +1497,7 @@
       <w:pPr>
         <w:pStyle w:val="TOC3"/>
         <w:rPr>
-          <w:rFonts w:asciiTheme="minorHAnsi" w:eastAsiaTheme="minorEastAsia" w:hAnsiTheme="minorHAnsi"/>
+          <w:rFonts w:asciiTheme="minorHAnsi" w:hAnsiTheme="minorHAnsi" w:eastAsiaTheme="minorEastAsia"/>
           <w:noProof/>
           <w:kern w:val="2"/>
           <w:szCs w:val="24"/>
@@ -1505,7 +1505,7 @@
           <w14:ligatures w14:val="standardContextual"/>
         </w:rPr>
       </w:pPr>
-      <w:hyperlink w:anchor="_Toc231178504" w:history="1">
+      <w:hyperlink w:history="1" w:anchor="_Toc231178504">
         <w:r>
           <w:rPr>
             <w:rStyle w:val="Hyperlink"/>
@@ -1575,7 +1575,7 @@
       <w:pPr>
         <w:pStyle w:val="TOC3"/>
         <w:rPr>
-          <w:rFonts w:asciiTheme="minorHAnsi" w:eastAsiaTheme="minorEastAsia" w:hAnsiTheme="minorHAnsi"/>
+          <w:rFonts w:asciiTheme="minorHAnsi" w:hAnsiTheme="minorHAnsi" w:eastAsiaTheme="minorEastAsia"/>
           <w:noProof/>
           <w:kern w:val="2"/>
           <w:szCs w:val="24"/>
@@ -1583,7 +1583,7 @@
           <w14:ligatures w14:val="standardContextual"/>
         </w:rPr>
       </w:pPr>
-      <w:hyperlink w:anchor="_Toc231178505" w:history="1">
+      <w:hyperlink w:history="1" w:anchor="_Toc231178505">
         <w:r>
           <w:rPr>
             <w:rStyle w:val="Hyperlink"/>
@@ -1653,7 +1653,7 @@
       <w:pPr>
         <w:pStyle w:val="TOC3"/>
         <w:rPr>
-          <w:rFonts w:asciiTheme="minorHAnsi" w:eastAsiaTheme="minorEastAsia" w:hAnsiTheme="minorHAnsi"/>
+          <w:rFonts w:asciiTheme="minorHAnsi" w:hAnsiTheme="minorHAnsi" w:eastAsiaTheme="minorEastAsia"/>
           <w:noProof/>
           <w:kern w:val="2"/>
           <w:szCs w:val="24"/>
@@ -1661,7 +1661,7 @@
           <w14:ligatures w14:val="standardContextual"/>
         </w:rPr>
       </w:pPr>
-      <w:hyperlink w:anchor="_Toc231178506" w:history="1">
+      <w:hyperlink w:history="1" w:anchor="_Toc231178506">
         <w:r>
           <w:rPr>
             <w:rStyle w:val="Hyperlink"/>
@@ -1731,7 +1731,7 @@
       <w:pPr>
         <w:pStyle w:val="TOC3"/>
         <w:rPr>
-          <w:rFonts w:asciiTheme="minorHAnsi" w:eastAsiaTheme="minorEastAsia" w:hAnsiTheme="minorHAnsi"/>
+          <w:rFonts w:asciiTheme="minorHAnsi" w:hAnsiTheme="minorHAnsi" w:eastAsiaTheme="minorEastAsia"/>
           <w:noProof/>
           <w:kern w:val="2"/>
           <w:szCs w:val="24"/>
@@ -1739,7 +1739,7 @@
           <w14:ligatures w14:val="standardContextual"/>
         </w:rPr>
       </w:pPr>
-      <w:hyperlink w:anchor="_Toc231178507" w:history="1">
+      <w:hyperlink w:history="1" w:anchor="_Toc231178507">
         <w:r>
           <w:rPr>
             <w:rStyle w:val="Hyperlink"/>
@@ -1812,7 +1812,7 @@
           <w:tab w:val="right" w:leader="dot" w:pos="9458"/>
         </w:tabs>
         <w:rPr>
-          <w:rFonts w:asciiTheme="minorHAnsi" w:eastAsiaTheme="minorEastAsia" w:hAnsiTheme="minorHAnsi"/>
+          <w:rFonts w:asciiTheme="minorHAnsi" w:hAnsiTheme="minorHAnsi" w:eastAsiaTheme="minorEastAsia"/>
           <w:noProof/>
           <w:kern w:val="2"/>
           <w:szCs w:val="24"/>
@@ -1820,7 +1820,7 @@
           <w14:ligatures w14:val="standardContextual"/>
         </w:rPr>
       </w:pPr>
-      <w:hyperlink w:anchor="_Toc231178508" w:history="1">
+      <w:hyperlink w:history="1" w:anchor="_Toc231178508">
         <w:r>
           <w:rPr>
             <w:rStyle w:val="Hyperlink"/>
@@ -1885,7 +1885,7 @@
           <w:tab w:val="right" w:leader="dot" w:pos="9458"/>
         </w:tabs>
         <w:rPr>
-          <w:rFonts w:asciiTheme="minorHAnsi" w:eastAsiaTheme="minorEastAsia" w:hAnsiTheme="minorHAnsi"/>
+          <w:rFonts w:asciiTheme="minorHAnsi" w:hAnsiTheme="minorHAnsi" w:eastAsiaTheme="minorEastAsia"/>
           <w:noProof/>
           <w:kern w:val="2"/>
           <w:szCs w:val="24"/>
@@ -1893,7 +1893,7 @@
           <w14:ligatures w14:val="standardContextual"/>
         </w:rPr>
       </w:pPr>
-      <w:hyperlink w:anchor="_Toc231178509" w:history="1">
+      <w:hyperlink w:history="1" w:anchor="_Toc231178509">
         <w:r>
           <w:rPr>
             <w:rStyle w:val="Hyperlink"/>
@@ -1966,7 +1966,7 @@
           <w:tab w:val="right" w:leader="dot" w:pos="9458"/>
         </w:tabs>
         <w:rPr>
-          <w:rFonts w:asciiTheme="minorHAnsi" w:eastAsiaTheme="minorEastAsia" w:hAnsiTheme="minorHAnsi"/>
+          <w:rFonts w:asciiTheme="minorHAnsi" w:hAnsiTheme="minorHAnsi" w:eastAsiaTheme="minorEastAsia"/>
           <w:noProof/>
           <w:kern w:val="2"/>
           <w:szCs w:val="24"/>
@@ -1974,7 +1974,7 @@
           <w14:ligatures w14:val="standardContextual"/>
         </w:rPr>
       </w:pPr>
-      <w:hyperlink w:anchor="_Toc231178510" w:history="1">
+      <w:hyperlink w:history="1" w:anchor="_Toc231178510">
         <w:r>
           <w:rPr>
             <w:rStyle w:val="Hyperlink"/>
@@ -2039,7 +2039,7 @@
           <w:tab w:val="right" w:leader="dot" w:pos="9458"/>
         </w:tabs>
         <w:rPr>
-          <w:rFonts w:asciiTheme="minorHAnsi" w:eastAsiaTheme="minorEastAsia" w:hAnsiTheme="minorHAnsi"/>
+          <w:rFonts w:asciiTheme="minorHAnsi" w:hAnsiTheme="minorHAnsi" w:eastAsiaTheme="minorEastAsia"/>
           <w:noProof/>
           <w:kern w:val="2"/>
           <w:szCs w:val="24"/>
@@ -2047,7 +2047,7 @@
           <w14:ligatures w14:val="standardContextual"/>
         </w:rPr>
       </w:pPr>
-      <w:hyperlink w:anchor="_Toc231178511" w:history="1">
+      <w:hyperlink w:history="1" w:anchor="_Toc231178511">
         <w:r>
           <w:rPr>
             <w:rStyle w:val="Hyperlink"/>
@@ -2109,7 +2109,7 @@
       <w:pPr>
         <w:pStyle w:val="TOC3"/>
         <w:rPr>
-          <w:rFonts w:asciiTheme="minorHAnsi" w:eastAsiaTheme="minorEastAsia" w:hAnsiTheme="minorHAnsi"/>
+          <w:rFonts w:asciiTheme="minorHAnsi" w:hAnsiTheme="minorHAnsi" w:eastAsiaTheme="minorEastAsia"/>
           <w:noProof/>
           <w:kern w:val="2"/>
           <w:szCs w:val="24"/>
@@ -2117,7 +2117,7 @@
           <w14:ligatures w14:val="standardContextual"/>
         </w:rPr>
       </w:pPr>
-      <w:hyperlink w:anchor="_Toc231178512" w:history="1">
+      <w:hyperlink w:history="1" w:anchor="_Toc231178512">
         <w:r>
           <w:rPr>
             <w:rStyle w:val="Hyperlink"/>
@@ -2187,7 +2187,7 @@
       <w:pPr>
         <w:pStyle w:val="TOC3"/>
         <w:rPr>
-          <w:rFonts w:asciiTheme="minorHAnsi" w:eastAsiaTheme="minorEastAsia" w:hAnsiTheme="minorHAnsi"/>
+          <w:rFonts w:asciiTheme="minorHAnsi" w:hAnsiTheme="minorHAnsi" w:eastAsiaTheme="minorEastAsia"/>
           <w:noProof/>
           <w:kern w:val="2"/>
           <w:szCs w:val="24"/>
@@ -2195,7 +2195,7 @@
           <w14:ligatures w14:val="standardContextual"/>
         </w:rPr>
       </w:pPr>
-      <w:hyperlink w:anchor="_Toc231178513" w:history="1">
+      <w:hyperlink w:history="1" w:anchor="_Toc231178513">
         <w:r>
           <w:rPr>
             <w:rStyle w:val="Hyperlink"/>
@@ -2265,7 +2265,7 @@
       <w:pPr>
         <w:pStyle w:val="TOC3"/>
         <w:rPr>
-          <w:rFonts w:asciiTheme="minorHAnsi" w:eastAsiaTheme="minorEastAsia" w:hAnsiTheme="minorHAnsi"/>
+          <w:rFonts w:asciiTheme="minorHAnsi" w:hAnsiTheme="minorHAnsi" w:eastAsiaTheme="minorEastAsia"/>
           <w:noProof/>
           <w:kern w:val="2"/>
           <w:szCs w:val="24"/>
@@ -2273,7 +2273,7 @@
           <w14:ligatures w14:val="standardContextual"/>
         </w:rPr>
       </w:pPr>
-      <w:hyperlink w:anchor="_Toc231178514" w:history="1">
+      <w:hyperlink w:history="1" w:anchor="_Toc231178514">
         <w:r>
           <w:rPr>
             <w:rStyle w:val="Hyperlink"/>
@@ -2346,7 +2346,7 @@
           <w:tab w:val="right" w:leader="dot" w:pos="9458"/>
         </w:tabs>
         <w:rPr>
-          <w:rFonts w:asciiTheme="minorHAnsi" w:eastAsiaTheme="minorEastAsia" w:hAnsiTheme="minorHAnsi"/>
+          <w:rFonts w:asciiTheme="minorHAnsi" w:hAnsiTheme="minorHAnsi" w:eastAsiaTheme="minorEastAsia"/>
           <w:noProof/>
           <w:kern w:val="2"/>
           <w:szCs w:val="24"/>
@@ -2354,7 +2354,7 @@
           <w14:ligatures w14:val="standardContextual"/>
         </w:rPr>
       </w:pPr>
-      <w:hyperlink w:anchor="_Toc231178515" w:history="1">
+      <w:hyperlink w:history="1" w:anchor="_Toc231178515">
         <w:r>
           <w:rPr>
             <w:rStyle w:val="Hyperlink"/>
@@ -2416,7 +2416,7 @@
       <w:pPr>
         <w:pStyle w:val="TOC3"/>
         <w:rPr>
-          <w:rFonts w:asciiTheme="minorHAnsi" w:eastAsiaTheme="minorEastAsia" w:hAnsiTheme="minorHAnsi"/>
+          <w:rFonts w:asciiTheme="minorHAnsi" w:hAnsiTheme="minorHAnsi" w:eastAsiaTheme="minorEastAsia"/>
           <w:noProof/>
           <w:kern w:val="2"/>
           <w:szCs w:val="24"/>
@@ -2424,7 +2424,7 @@
           <w14:ligatures w14:val="standardContextual"/>
         </w:rPr>
       </w:pPr>
-      <w:hyperlink w:anchor="_Toc231178516" w:history="1">
+      <w:hyperlink w:history="1" w:anchor="_Toc231178516">
         <w:r>
           <w:rPr>
             <w:rStyle w:val="Hyperlink"/>
@@ -2494,7 +2494,7 @@
       <w:pPr>
         <w:pStyle w:val="TOC3"/>
         <w:rPr>
-          <w:rFonts w:asciiTheme="minorHAnsi" w:eastAsiaTheme="minorEastAsia" w:hAnsiTheme="minorHAnsi"/>
+          <w:rFonts w:asciiTheme="minorHAnsi" w:hAnsiTheme="minorHAnsi" w:eastAsiaTheme="minorEastAsia"/>
           <w:noProof/>
           <w:kern w:val="2"/>
           <w:szCs w:val="24"/>
@@ -2502,7 +2502,7 @@
           <w14:ligatures w14:val="standardContextual"/>
         </w:rPr>
       </w:pPr>
-      <w:hyperlink w:anchor="_Toc231178517" w:history="1">
+      <w:hyperlink w:history="1" w:anchor="_Toc231178517">
         <w:r>
           <w:rPr>
             <w:rStyle w:val="Hyperlink"/>
@@ -2572,7 +2572,7 @@
       <w:pPr>
         <w:pStyle w:val="TOC3"/>
         <w:rPr>
-          <w:rFonts w:asciiTheme="minorHAnsi" w:eastAsiaTheme="minorEastAsia" w:hAnsiTheme="minorHAnsi"/>
+          <w:rFonts w:asciiTheme="minorHAnsi" w:hAnsiTheme="minorHAnsi" w:eastAsiaTheme="minorEastAsia"/>
           <w:noProof/>
           <w:kern w:val="2"/>
           <w:szCs w:val="24"/>
@@ -2580,7 +2580,7 @@
           <w14:ligatures w14:val="standardContextual"/>
         </w:rPr>
       </w:pPr>
-      <w:hyperlink w:anchor="_Toc231178518" w:history="1">
+      <w:hyperlink w:history="1" w:anchor="_Toc231178518">
         <w:r>
           <w:rPr>
             <w:rStyle w:val="Hyperlink"/>
@@ -2653,7 +2653,7 @@
           <w:tab w:val="right" w:leader="dot" w:pos="9458"/>
         </w:tabs>
         <w:rPr>
-          <w:rFonts w:asciiTheme="minorHAnsi" w:eastAsiaTheme="minorEastAsia" w:hAnsiTheme="minorHAnsi"/>
+          <w:rFonts w:asciiTheme="minorHAnsi" w:hAnsiTheme="minorHAnsi" w:eastAsiaTheme="minorEastAsia"/>
           <w:noProof/>
           <w:kern w:val="2"/>
           <w:szCs w:val="24"/>
@@ -2661,7 +2661,7 @@
           <w14:ligatures w14:val="standardContextual"/>
         </w:rPr>
       </w:pPr>
-      <w:hyperlink w:anchor="_Toc231178519" w:history="1">
+      <w:hyperlink w:history="1" w:anchor="_Toc231178519">
         <w:r>
           <w:rPr>
             <w:rStyle w:val="Hyperlink"/>
@@ -2734,7 +2734,7 @@
           <w:tab w:val="right" w:leader="dot" w:pos="9458"/>
         </w:tabs>
         <w:rPr>
-          <w:rFonts w:asciiTheme="minorHAnsi" w:eastAsiaTheme="minorEastAsia" w:hAnsiTheme="minorHAnsi"/>
+          <w:rFonts w:asciiTheme="minorHAnsi" w:hAnsiTheme="minorHAnsi" w:eastAsiaTheme="minorEastAsia"/>
           <w:noProof/>
           <w:kern w:val="2"/>
           <w:szCs w:val="24"/>
@@ -2742,7 +2742,7 @@
           <w14:ligatures w14:val="standardContextual"/>
         </w:rPr>
       </w:pPr>
-      <w:hyperlink w:anchor="_Toc231178520" w:history="1">
+      <w:hyperlink w:history="1" w:anchor="_Toc231178520">
         <w:r>
           <w:rPr>
             <w:rStyle w:val="Hyperlink"/>
@@ -2807,7 +2807,7 @@
           <w:tab w:val="right" w:leader="dot" w:pos="9458"/>
         </w:tabs>
         <w:rPr>
-          <w:rFonts w:asciiTheme="minorHAnsi" w:eastAsiaTheme="minorEastAsia" w:hAnsiTheme="minorHAnsi"/>
+          <w:rFonts w:asciiTheme="minorHAnsi" w:hAnsiTheme="minorHAnsi" w:eastAsiaTheme="minorEastAsia"/>
           <w:noProof/>
           <w:kern w:val="2"/>
           <w:szCs w:val="24"/>
@@ -2815,7 +2815,7 @@
           <w14:ligatures w14:val="standardContextual"/>
         </w:rPr>
       </w:pPr>
-      <w:hyperlink w:anchor="_Toc231178521" w:history="1">
+      <w:hyperlink w:history="1" w:anchor="_Toc231178521">
         <w:r>
           <w:rPr>
             <w:rStyle w:val="Hyperlink"/>
@@ -2877,7 +2877,7 @@
       <w:pPr>
         <w:pStyle w:val="TOC3"/>
         <w:rPr>
-          <w:rFonts w:asciiTheme="minorHAnsi" w:eastAsiaTheme="minorEastAsia" w:hAnsiTheme="minorHAnsi"/>
+          <w:rFonts w:asciiTheme="minorHAnsi" w:hAnsiTheme="minorHAnsi" w:eastAsiaTheme="minorEastAsia"/>
           <w:noProof/>
           <w:kern w:val="2"/>
           <w:szCs w:val="24"/>
@@ -2885,7 +2885,7 @@
           <w14:ligatures w14:val="standardContextual"/>
         </w:rPr>
       </w:pPr>
-      <w:hyperlink w:anchor="_Toc231178522" w:history="1">
+      <w:hyperlink w:history="1" w:anchor="_Toc231178522">
         <w:r>
           <w:rPr>
             <w:rStyle w:val="Hyperlink"/>
@@ -2955,7 +2955,7 @@
       <w:pPr>
         <w:pStyle w:val="TOC3"/>
         <w:rPr>
-          <w:rFonts w:asciiTheme="minorHAnsi" w:eastAsiaTheme="minorEastAsia" w:hAnsiTheme="minorHAnsi"/>
+          <w:rFonts w:asciiTheme="minorHAnsi" w:hAnsiTheme="minorHAnsi" w:eastAsiaTheme="minorEastAsia"/>
           <w:noProof/>
           <w:kern w:val="2"/>
           <w:szCs w:val="24"/>
@@ -2963,7 +2963,7 @@
           <w14:ligatures w14:val="standardContextual"/>
         </w:rPr>
       </w:pPr>
-      <w:hyperlink w:anchor="_Toc231178523" w:history="1">
+      <w:hyperlink w:history="1" w:anchor="_Toc231178523">
         <w:r>
           <w:rPr>
             <w:rStyle w:val="Hyperlink"/>
@@ -3033,7 +3033,7 @@
       <w:pPr>
         <w:pStyle w:val="TOC3"/>
         <w:rPr>
-          <w:rFonts w:asciiTheme="minorHAnsi" w:eastAsiaTheme="minorEastAsia" w:hAnsiTheme="minorHAnsi"/>
+          <w:rFonts w:asciiTheme="minorHAnsi" w:hAnsiTheme="minorHAnsi" w:eastAsiaTheme="minorEastAsia"/>
           <w:noProof/>
           <w:kern w:val="2"/>
           <w:szCs w:val="24"/>
@@ -3041,7 +3041,7 @@
           <w14:ligatures w14:val="standardContextual"/>
         </w:rPr>
       </w:pPr>
-      <w:hyperlink w:anchor="_Toc231178524" w:history="1">
+      <w:hyperlink w:history="1" w:anchor="_Toc231178524">
         <w:r>
           <w:rPr>
             <w:rStyle w:val="Hyperlink"/>
@@ -3111,7 +3111,7 @@
       <w:pPr>
         <w:pStyle w:val="TOC3"/>
         <w:rPr>
-          <w:rFonts w:asciiTheme="minorHAnsi" w:eastAsiaTheme="minorEastAsia" w:hAnsiTheme="minorHAnsi"/>
+          <w:rFonts w:asciiTheme="minorHAnsi" w:hAnsiTheme="minorHAnsi" w:eastAsiaTheme="minorEastAsia"/>
           <w:noProof/>
           <w:kern w:val="2"/>
           <w:szCs w:val="24"/>
@@ -3119,7 +3119,7 @@
           <w14:ligatures w14:val="standardContextual"/>
         </w:rPr>
       </w:pPr>
-      <w:hyperlink w:anchor="_Toc231178525" w:history="1">
+      <w:hyperlink w:history="1" w:anchor="_Toc231178525">
         <w:r>
           <w:rPr>
             <w:rStyle w:val="Hyperlink"/>
@@ -3189,7 +3189,7 @@
       <w:pPr>
         <w:pStyle w:val="TOC3"/>
         <w:rPr>
-          <w:rFonts w:asciiTheme="minorHAnsi" w:eastAsiaTheme="minorEastAsia" w:hAnsiTheme="minorHAnsi"/>
+          <w:rFonts w:asciiTheme="minorHAnsi" w:hAnsiTheme="minorHAnsi" w:eastAsiaTheme="minorEastAsia"/>
           <w:noProof/>
           <w:kern w:val="2"/>
           <w:szCs w:val="24"/>
@@ -3197,7 +3197,7 @@
           <w14:ligatures w14:val="standardContextual"/>
         </w:rPr>
       </w:pPr>
-      <w:hyperlink w:anchor="_Toc231178526" w:history="1">
+      <w:hyperlink w:history="1" w:anchor="_Toc231178526">
         <w:r>
           <w:rPr>
             <w:rStyle w:val="Hyperlink"/>
@@ -3267,7 +3267,7 @@
       <w:pPr>
         <w:pStyle w:val="TOC3"/>
         <w:rPr>
-          <w:rFonts w:asciiTheme="minorHAnsi" w:eastAsiaTheme="minorEastAsia" w:hAnsiTheme="minorHAnsi"/>
+          <w:rFonts w:asciiTheme="minorHAnsi" w:hAnsiTheme="minorHAnsi" w:eastAsiaTheme="minorEastAsia"/>
           <w:noProof/>
           <w:kern w:val="2"/>
           <w:szCs w:val="24"/>
@@ -3275,7 +3275,7 @@
           <w14:ligatures w14:val="standardContextual"/>
         </w:rPr>
       </w:pPr>
-      <w:hyperlink w:anchor="_Toc231178527" w:history="1">
+      <w:hyperlink w:history="1" w:anchor="_Toc231178527">
         <w:r>
           <w:rPr>
             <w:rStyle w:val="Hyperlink"/>
@@ -3348,7 +3348,7 @@
           <w:tab w:val="right" w:leader="dot" w:pos="9458"/>
         </w:tabs>
         <w:rPr>
-          <w:rFonts w:asciiTheme="minorHAnsi" w:eastAsiaTheme="minorEastAsia" w:hAnsiTheme="minorHAnsi"/>
+          <w:rFonts w:asciiTheme="minorHAnsi" w:hAnsiTheme="minorHAnsi" w:eastAsiaTheme="minorEastAsia"/>
           <w:noProof/>
           <w:kern w:val="2"/>
           <w:szCs w:val="24"/>
@@ -3356,7 +3356,7 @@
           <w14:ligatures w14:val="standardContextual"/>
         </w:rPr>
       </w:pPr>
-      <w:hyperlink w:anchor="_Toc231178528" w:history="1">
+      <w:hyperlink w:history="1" w:anchor="_Toc231178528">
         <w:r>
           <w:rPr>
             <w:rStyle w:val="Hyperlink"/>
@@ -3418,7 +3418,7 @@
       <w:pPr>
         <w:pStyle w:val="TOC3"/>
         <w:rPr>
-          <w:rFonts w:asciiTheme="minorHAnsi" w:eastAsiaTheme="minorEastAsia" w:hAnsiTheme="minorHAnsi"/>
+          <w:rFonts w:asciiTheme="minorHAnsi" w:hAnsiTheme="minorHAnsi" w:eastAsiaTheme="minorEastAsia"/>
           <w:noProof/>
           <w:kern w:val="2"/>
           <w:szCs w:val="24"/>
@@ -3426,7 +3426,7 @@
           <w14:ligatures w14:val="standardContextual"/>
         </w:rPr>
       </w:pPr>
-      <w:hyperlink w:anchor="_Toc231178529" w:history="1">
+      <w:hyperlink w:history="1" w:anchor="_Toc231178529">
         <w:r>
           <w:rPr>
             <w:rStyle w:val="Hyperlink"/>
@@ -3496,7 +3496,7 @@
       <w:pPr>
         <w:pStyle w:val="TOC3"/>
         <w:rPr>
-          <w:rFonts w:asciiTheme="minorHAnsi" w:eastAsiaTheme="minorEastAsia" w:hAnsiTheme="minorHAnsi"/>
+          <w:rFonts w:asciiTheme="minorHAnsi" w:hAnsiTheme="minorHAnsi" w:eastAsiaTheme="minorEastAsia"/>
           <w:noProof/>
           <w:kern w:val="2"/>
           <w:szCs w:val="24"/>
@@ -3504,7 +3504,7 @@
           <w14:ligatures w14:val="standardContextual"/>
         </w:rPr>
       </w:pPr>
-      <w:hyperlink w:anchor="_Toc231178530" w:history="1">
+      <w:hyperlink w:history="1" w:anchor="_Toc231178530">
         <w:r>
           <w:rPr>
             <w:rStyle w:val="Hyperlink"/>
@@ -3574,7 +3574,7 @@
       <w:pPr>
         <w:pStyle w:val="TOC3"/>
         <w:rPr>
-          <w:rFonts w:asciiTheme="minorHAnsi" w:eastAsiaTheme="minorEastAsia" w:hAnsiTheme="minorHAnsi"/>
+          <w:rFonts w:asciiTheme="minorHAnsi" w:hAnsiTheme="minorHAnsi" w:eastAsiaTheme="minorEastAsia"/>
           <w:noProof/>
           <w:kern w:val="2"/>
           <w:szCs w:val="24"/>
@@ -3582,7 +3582,7 @@
           <w14:ligatures w14:val="standardContextual"/>
         </w:rPr>
       </w:pPr>
-      <w:hyperlink w:anchor="_Toc231178531" w:history="1">
+      <w:hyperlink w:history="1" w:anchor="_Toc231178531">
         <w:r>
           <w:rPr>
             <w:rStyle w:val="Hyperlink"/>
@@ -3652,7 +3652,7 @@
       <w:pPr>
         <w:pStyle w:val="TOC3"/>
         <w:rPr>
-          <w:rFonts w:asciiTheme="minorHAnsi" w:eastAsiaTheme="minorEastAsia" w:hAnsiTheme="minorHAnsi"/>
+          <w:rFonts w:asciiTheme="minorHAnsi" w:hAnsiTheme="minorHAnsi" w:eastAsiaTheme="minorEastAsia"/>
           <w:noProof/>
           <w:kern w:val="2"/>
           <w:szCs w:val="24"/>
@@ -3660,7 +3660,7 @@
           <w14:ligatures w14:val="standardContextual"/>
         </w:rPr>
       </w:pPr>
-      <w:hyperlink w:anchor="_Toc231178532" w:history="1">
+      <w:hyperlink w:history="1" w:anchor="_Toc231178532">
         <w:r>
           <w:rPr>
             <w:rStyle w:val="Hyperlink"/>
@@ -3733,7 +3733,7 @@
           <w:tab w:val="right" w:leader="dot" w:pos="9458"/>
         </w:tabs>
         <w:rPr>
-          <w:rFonts w:asciiTheme="minorHAnsi" w:eastAsiaTheme="minorEastAsia" w:hAnsiTheme="minorHAnsi"/>
+          <w:rFonts w:asciiTheme="minorHAnsi" w:hAnsiTheme="minorHAnsi" w:eastAsiaTheme="minorEastAsia"/>
           <w:noProof/>
           <w:kern w:val="2"/>
           <w:szCs w:val="24"/>
@@ -3741,7 +3741,7 @@
           <w14:ligatures w14:val="standardContextual"/>
         </w:rPr>
       </w:pPr>
-      <w:hyperlink w:anchor="_Toc231178533" w:history="1">
+      <w:hyperlink w:history="1" w:anchor="_Toc231178533">
         <w:r>
           <w:rPr>
             <w:rStyle w:val="Hyperlink"/>
@@ -3803,7 +3803,7 @@
       <w:pPr>
         <w:pStyle w:val="TOC3"/>
         <w:rPr>
-          <w:rFonts w:asciiTheme="minorHAnsi" w:eastAsiaTheme="minorEastAsia" w:hAnsiTheme="minorHAnsi"/>
+          <w:rFonts w:asciiTheme="minorHAnsi" w:hAnsiTheme="minorHAnsi" w:eastAsiaTheme="minorEastAsia"/>
           <w:noProof/>
           <w:kern w:val="2"/>
           <w:szCs w:val="24"/>
@@ -3811,7 +3811,7 @@
           <w14:ligatures w14:val="standardContextual"/>
         </w:rPr>
       </w:pPr>
-      <w:hyperlink w:anchor="_Toc231178534" w:history="1">
+      <w:hyperlink w:history="1" w:anchor="_Toc231178534">
         <w:r>
           <w:rPr>
             <w:rStyle w:val="Hyperlink"/>
@@ -3881,7 +3881,7 @@
       <w:pPr>
         <w:pStyle w:val="TOC3"/>
         <w:rPr>
-          <w:rFonts w:asciiTheme="minorHAnsi" w:eastAsiaTheme="minorEastAsia" w:hAnsiTheme="minorHAnsi"/>
+          <w:rFonts w:asciiTheme="minorHAnsi" w:hAnsiTheme="minorHAnsi" w:eastAsiaTheme="minorEastAsia"/>
           <w:noProof/>
           <w:kern w:val="2"/>
           <w:szCs w:val="24"/>
@@ -3889,7 +3889,7 @@
           <w14:ligatures w14:val="standardContextual"/>
         </w:rPr>
       </w:pPr>
-      <w:hyperlink w:anchor="_Toc231178535" w:history="1">
+      <w:hyperlink w:history="1" w:anchor="_Toc231178535">
         <w:r>
           <w:rPr>
             <w:rStyle w:val="Hyperlink"/>
@@ -3959,7 +3959,7 @@
       <w:pPr>
         <w:pStyle w:val="TOC3"/>
         <w:rPr>
-          <w:rFonts w:asciiTheme="minorHAnsi" w:eastAsiaTheme="minorEastAsia" w:hAnsiTheme="minorHAnsi"/>
+          <w:rFonts w:asciiTheme="minorHAnsi" w:hAnsiTheme="minorHAnsi" w:eastAsiaTheme="minorEastAsia"/>
           <w:noProof/>
           <w:kern w:val="2"/>
           <w:szCs w:val="24"/>
@@ -3967,7 +3967,7 @@
           <w14:ligatures w14:val="standardContextual"/>
         </w:rPr>
       </w:pPr>
-      <w:hyperlink w:anchor="_Toc231178536" w:history="1">
+      <w:hyperlink w:history="1" w:anchor="_Toc231178536">
         <w:r>
           <w:rPr>
             <w:rStyle w:val="Hyperlink"/>
@@ -4037,7 +4037,7 @@
       <w:pPr>
         <w:pStyle w:val="TOC3"/>
         <w:rPr>
-          <w:rFonts w:asciiTheme="minorHAnsi" w:eastAsiaTheme="minorEastAsia" w:hAnsiTheme="minorHAnsi"/>
+          <w:rFonts w:asciiTheme="minorHAnsi" w:hAnsiTheme="minorHAnsi" w:eastAsiaTheme="minorEastAsia"/>
           <w:noProof/>
           <w:kern w:val="2"/>
           <w:szCs w:val="24"/>
@@ -4045,7 +4045,7 @@
           <w14:ligatures w14:val="standardContextual"/>
         </w:rPr>
       </w:pPr>
-      <w:hyperlink w:anchor="_Toc231178537" w:history="1">
+      <w:hyperlink w:history="1" w:anchor="_Toc231178537">
         <w:r>
           <w:rPr>
             <w:rStyle w:val="Hyperlink"/>
@@ -4115,7 +4115,7 @@
       <w:pPr>
         <w:pStyle w:val="TOC3"/>
         <w:rPr>
-          <w:rFonts w:asciiTheme="minorHAnsi" w:eastAsiaTheme="minorEastAsia" w:hAnsiTheme="minorHAnsi"/>
+          <w:rFonts w:asciiTheme="minorHAnsi" w:hAnsiTheme="minorHAnsi" w:eastAsiaTheme="minorEastAsia"/>
           <w:noProof/>
           <w:kern w:val="2"/>
           <w:szCs w:val="24"/>
@@ -4123,7 +4123,7 @@
           <w14:ligatures w14:val="standardContextual"/>
         </w:rPr>
       </w:pPr>
-      <w:hyperlink w:anchor="_Toc231178538" w:history="1">
+      <w:hyperlink w:history="1" w:anchor="_Toc231178538">
         <w:r>
           <w:rPr>
             <w:rStyle w:val="Hyperlink"/>
@@ -4193,7 +4193,7 @@
       <w:pPr>
         <w:pStyle w:val="TOC3"/>
         <w:rPr>
-          <w:rFonts w:asciiTheme="minorHAnsi" w:eastAsiaTheme="minorEastAsia" w:hAnsiTheme="minorHAnsi"/>
+          <w:rFonts w:asciiTheme="minorHAnsi" w:hAnsiTheme="minorHAnsi" w:eastAsiaTheme="minorEastAsia"/>
           <w:noProof/>
           <w:kern w:val="2"/>
           <w:szCs w:val="24"/>
@@ -4201,7 +4201,7 @@
           <w14:ligatures w14:val="standardContextual"/>
         </w:rPr>
       </w:pPr>
-      <w:hyperlink w:anchor="_Toc231178539" w:history="1">
+      <w:hyperlink w:history="1" w:anchor="_Toc231178539">
         <w:r>
           <w:rPr>
             <w:rStyle w:val="Hyperlink"/>
@@ -4274,7 +4274,7 @@
           <w:tab w:val="right" w:leader="dot" w:pos="9458"/>
         </w:tabs>
         <w:rPr>
-          <w:rFonts w:asciiTheme="minorHAnsi" w:eastAsiaTheme="minorEastAsia" w:hAnsiTheme="minorHAnsi"/>
+          <w:rFonts w:asciiTheme="minorHAnsi" w:hAnsiTheme="minorHAnsi" w:eastAsiaTheme="minorEastAsia"/>
           <w:noProof/>
           <w:kern w:val="2"/>
           <w:szCs w:val="24"/>
@@ -4282,7 +4282,7 @@
           <w14:ligatures w14:val="standardContextual"/>
         </w:rPr>
       </w:pPr>
-      <w:hyperlink w:anchor="_Toc231178540" w:history="1">
+      <w:hyperlink w:history="1" w:anchor="_Toc231178540">
         <w:r>
           <w:rPr>
             <w:rStyle w:val="Hyperlink"/>
@@ -4344,7 +4344,7 @@
       <w:pPr>
         <w:pStyle w:val="TOC3"/>
         <w:rPr>
-          <w:rFonts w:asciiTheme="minorHAnsi" w:eastAsiaTheme="minorEastAsia" w:hAnsiTheme="minorHAnsi"/>
+          <w:rFonts w:asciiTheme="minorHAnsi" w:hAnsiTheme="minorHAnsi" w:eastAsiaTheme="minorEastAsia"/>
           <w:noProof/>
           <w:kern w:val="2"/>
           <w:szCs w:val="24"/>
@@ -4352,7 +4352,7 @@
           <w14:ligatures w14:val="standardContextual"/>
         </w:rPr>
       </w:pPr>
-      <w:hyperlink w:anchor="_Toc231178541" w:history="1">
+      <w:hyperlink w:history="1" w:anchor="_Toc231178541">
         <w:r>
           <w:rPr>
             <w:rStyle w:val="Hyperlink"/>
@@ -4422,7 +4422,7 @@
       <w:pPr>
         <w:pStyle w:val="TOC3"/>
         <w:rPr>
-          <w:rFonts w:asciiTheme="minorHAnsi" w:eastAsiaTheme="minorEastAsia" w:hAnsiTheme="minorHAnsi"/>
+          <w:rFonts w:asciiTheme="minorHAnsi" w:hAnsiTheme="minorHAnsi" w:eastAsiaTheme="minorEastAsia"/>
           <w:noProof/>
           <w:kern w:val="2"/>
           <w:szCs w:val="24"/>
@@ -4430,7 +4430,7 @@
           <w14:ligatures w14:val="standardContextual"/>
         </w:rPr>
       </w:pPr>
-      <w:hyperlink w:anchor="_Toc231178542" w:history="1">
+      <w:hyperlink w:history="1" w:anchor="_Toc231178542">
         <w:r>
           <w:rPr>
             <w:rStyle w:val="Hyperlink"/>
@@ -4500,7 +4500,7 @@
       <w:pPr>
         <w:pStyle w:val="TOC3"/>
         <w:rPr>
-          <w:rFonts w:asciiTheme="minorHAnsi" w:eastAsiaTheme="minorEastAsia" w:hAnsiTheme="minorHAnsi"/>
+          <w:rFonts w:asciiTheme="minorHAnsi" w:hAnsiTheme="minorHAnsi" w:eastAsiaTheme="minorEastAsia"/>
           <w:noProof/>
           <w:kern w:val="2"/>
           <w:szCs w:val="24"/>
@@ -4508,7 +4508,7 @@
           <w14:ligatures w14:val="standardContextual"/>
         </w:rPr>
       </w:pPr>
-      <w:hyperlink w:anchor="_Toc231178543" w:history="1">
+      <w:hyperlink w:history="1" w:anchor="_Toc231178543">
         <w:r>
           <w:rPr>
             <w:rStyle w:val="Hyperlink"/>
@@ -4578,7 +4578,7 @@
       <w:pPr>
         <w:pStyle w:val="TOC3"/>
         <w:rPr>
-          <w:rFonts w:asciiTheme="minorHAnsi" w:eastAsiaTheme="minorEastAsia" w:hAnsiTheme="minorHAnsi"/>
+          <w:rFonts w:asciiTheme="minorHAnsi" w:hAnsiTheme="minorHAnsi" w:eastAsiaTheme="minorEastAsia"/>
           <w:noProof/>
           <w:kern w:val="2"/>
           <w:szCs w:val="24"/>
@@ -4586,7 +4586,7 @@
           <w14:ligatures w14:val="standardContextual"/>
         </w:rPr>
       </w:pPr>
-      <w:hyperlink w:anchor="_Toc231178544" w:history="1">
+      <w:hyperlink w:history="1" w:anchor="_Toc231178544">
         <w:r>
           <w:rPr>
             <w:rStyle w:val="Hyperlink"/>
@@ -4659,7 +4659,7 @@
           <w:tab w:val="right" w:leader="dot" w:pos="9458"/>
         </w:tabs>
         <w:rPr>
-          <w:rFonts w:asciiTheme="minorHAnsi" w:eastAsiaTheme="minorEastAsia" w:hAnsiTheme="minorHAnsi"/>
+          <w:rFonts w:asciiTheme="minorHAnsi" w:hAnsiTheme="minorHAnsi" w:eastAsiaTheme="minorEastAsia"/>
           <w:noProof/>
           <w:kern w:val="2"/>
           <w:szCs w:val="24"/>
@@ -4667,7 +4667,7 @@
           <w14:ligatures w14:val="standardContextual"/>
         </w:rPr>
       </w:pPr>
-      <w:hyperlink w:anchor="_Toc231178545" w:history="1">
+      <w:hyperlink w:history="1" w:anchor="_Toc231178545">
         <w:r>
           <w:rPr>
             <w:rStyle w:val="Hyperlink"/>
@@ -4730,7 +4730,7 @@
       <w:pPr>
         <w:pStyle w:val="TOC3"/>
         <w:rPr>
-          <w:rFonts w:asciiTheme="minorHAnsi" w:eastAsiaTheme="minorEastAsia" w:hAnsiTheme="minorHAnsi"/>
+          <w:rFonts w:asciiTheme="minorHAnsi" w:hAnsiTheme="minorHAnsi" w:eastAsiaTheme="minorEastAsia"/>
           <w:noProof/>
           <w:kern w:val="2"/>
           <w:szCs w:val="24"/>
@@ -4738,7 +4738,7 @@
           <w14:ligatures w14:val="standardContextual"/>
         </w:rPr>
       </w:pPr>
-      <w:hyperlink w:anchor="_Toc231178546" w:history="1">
+      <w:hyperlink w:history="1" w:anchor="_Toc231178546">
         <w:r>
           <w:rPr>
             <w:rStyle w:val="Hyperlink"/>
@@ -4808,7 +4808,7 @@
       <w:pPr>
         <w:pStyle w:val="TOC3"/>
         <w:rPr>
-          <w:rFonts w:asciiTheme="minorHAnsi" w:eastAsiaTheme="minorEastAsia" w:hAnsiTheme="minorHAnsi"/>
+          <w:rFonts w:asciiTheme="minorHAnsi" w:hAnsiTheme="minorHAnsi" w:eastAsiaTheme="minorEastAsia"/>
           <w:noProof/>
           <w:kern w:val="2"/>
           <w:szCs w:val="24"/>
@@ -4816,7 +4816,7 @@
           <w14:ligatures w14:val="standardContextual"/>
         </w:rPr>
       </w:pPr>
-      <w:hyperlink w:anchor="_Toc231178547" w:history="1">
+      <w:hyperlink w:history="1" w:anchor="_Toc231178547">
         <w:r>
           <w:rPr>
             <w:rStyle w:val="Hyperlink"/>
@@ -4886,7 +4886,7 @@
       <w:pPr>
         <w:pStyle w:val="TOC3"/>
         <w:rPr>
-          <w:rFonts w:asciiTheme="minorHAnsi" w:eastAsiaTheme="minorEastAsia" w:hAnsiTheme="minorHAnsi"/>
+          <w:rFonts w:asciiTheme="minorHAnsi" w:hAnsiTheme="minorHAnsi" w:eastAsiaTheme="minorEastAsia"/>
           <w:noProof/>
           <w:kern w:val="2"/>
           <w:szCs w:val="24"/>
@@ -4894,7 +4894,7 @@
           <w14:ligatures w14:val="standardContextual"/>
         </w:rPr>
       </w:pPr>
-      <w:hyperlink w:anchor="_Toc231178548" w:history="1">
+      <w:hyperlink w:history="1" w:anchor="_Toc231178548">
         <w:r>
           <w:rPr>
             <w:rStyle w:val="Hyperlink"/>
@@ -4964,7 +4964,7 @@
       <w:pPr>
         <w:pStyle w:val="TOC3"/>
         <w:rPr>
-          <w:rFonts w:asciiTheme="minorHAnsi" w:eastAsiaTheme="minorEastAsia" w:hAnsiTheme="minorHAnsi"/>
+          <w:rFonts w:asciiTheme="minorHAnsi" w:hAnsiTheme="minorHAnsi" w:eastAsiaTheme="minorEastAsia"/>
           <w:noProof/>
           <w:kern w:val="2"/>
           <w:szCs w:val="24"/>
@@ -4972,7 +4972,7 @@
           <w14:ligatures w14:val="standardContextual"/>
         </w:rPr>
       </w:pPr>
-      <w:hyperlink w:anchor="_Toc231178549" w:history="1">
+      <w:hyperlink w:history="1" w:anchor="_Toc231178549">
         <w:r>
           <w:rPr>
             <w:rStyle w:val="Hyperlink"/>
@@ -5042,7 +5042,7 @@
       <w:pPr>
         <w:pStyle w:val="TOC3"/>
         <w:rPr>
-          <w:rFonts w:asciiTheme="minorHAnsi" w:eastAsiaTheme="minorEastAsia" w:hAnsiTheme="minorHAnsi"/>
+          <w:rFonts w:asciiTheme="minorHAnsi" w:hAnsiTheme="minorHAnsi" w:eastAsiaTheme="minorEastAsia"/>
           <w:noProof/>
           <w:kern w:val="2"/>
           <w:szCs w:val="24"/>
@@ -5050,7 +5050,7 @@
           <w14:ligatures w14:val="standardContextual"/>
         </w:rPr>
       </w:pPr>
-      <w:hyperlink w:anchor="_Toc231178550" w:history="1">
+      <w:hyperlink w:history="1" w:anchor="_Toc231178550">
         <w:r>
           <w:rPr>
             <w:rStyle w:val="Hyperlink"/>
@@ -5123,7 +5123,7 @@
           <w:tab w:val="right" w:leader="dot" w:pos="9458"/>
         </w:tabs>
         <w:rPr>
-          <w:rFonts w:asciiTheme="minorHAnsi" w:eastAsiaTheme="minorEastAsia" w:hAnsiTheme="minorHAnsi"/>
+          <w:rFonts w:asciiTheme="minorHAnsi" w:hAnsiTheme="minorHAnsi" w:eastAsiaTheme="minorEastAsia"/>
           <w:noProof/>
           <w:kern w:val="2"/>
           <w:szCs w:val="24"/>
@@ -5131,7 +5131,7 @@
           <w14:ligatures w14:val="standardContextual"/>
         </w:rPr>
       </w:pPr>
-      <w:hyperlink w:anchor="_Toc231178551" w:history="1">
+      <w:hyperlink w:history="1" w:anchor="_Toc231178551">
         <w:r>
           <w:rPr>
             <w:rStyle w:val="Hyperlink"/>
@@ -5193,7 +5193,7 @@
       <w:pPr>
         <w:pStyle w:val="TOC3"/>
         <w:rPr>
-          <w:rFonts w:asciiTheme="minorHAnsi" w:eastAsiaTheme="minorEastAsia" w:hAnsiTheme="minorHAnsi"/>
+          <w:rFonts w:asciiTheme="minorHAnsi" w:hAnsiTheme="minorHAnsi" w:eastAsiaTheme="minorEastAsia"/>
           <w:noProof/>
           <w:kern w:val="2"/>
           <w:szCs w:val="24"/>
@@ -5201,7 +5201,7 @@
           <w14:ligatures w14:val="standardContextual"/>
         </w:rPr>
       </w:pPr>
-      <w:hyperlink w:anchor="_Toc231178552" w:history="1">
+      <w:hyperlink w:history="1" w:anchor="_Toc231178552">
         <w:r>
           <w:rPr>
             <w:rStyle w:val="Hyperlink"/>
@@ -5271,7 +5271,7 @@
       <w:pPr>
         <w:pStyle w:val="TOC3"/>
         <w:rPr>
-          <w:rFonts w:asciiTheme="minorHAnsi" w:eastAsiaTheme="minorEastAsia" w:hAnsiTheme="minorHAnsi"/>
+          <w:rFonts w:asciiTheme="minorHAnsi" w:hAnsiTheme="minorHAnsi" w:eastAsiaTheme="minorEastAsia"/>
           <w:noProof/>
           <w:kern w:val="2"/>
           <w:szCs w:val="24"/>
@@ -5279,7 +5279,7 @@
           <w14:ligatures w14:val="standardContextual"/>
         </w:rPr>
       </w:pPr>
-      <w:hyperlink w:anchor="_Toc231178553" w:history="1">
+      <w:hyperlink w:history="1" w:anchor="_Toc231178553">
         <w:r>
           <w:rPr>
             <w:rStyle w:val="Hyperlink"/>
@@ -5349,7 +5349,7 @@
       <w:pPr>
         <w:pStyle w:val="TOC3"/>
         <w:rPr>
-          <w:rFonts w:asciiTheme="minorHAnsi" w:eastAsiaTheme="minorEastAsia" w:hAnsiTheme="minorHAnsi"/>
+          <w:rFonts w:asciiTheme="minorHAnsi" w:hAnsiTheme="minorHAnsi" w:eastAsiaTheme="minorEastAsia"/>
           <w:noProof/>
           <w:kern w:val="2"/>
           <w:szCs w:val="24"/>
@@ -5357,7 +5357,7 @@
           <w14:ligatures w14:val="standardContextual"/>
         </w:rPr>
       </w:pPr>
-      <w:hyperlink w:anchor="_Toc231178554" w:history="1">
+      <w:hyperlink w:history="1" w:anchor="_Toc231178554">
         <w:r>
           <w:rPr>
             <w:rStyle w:val="Hyperlink"/>
@@ -5427,7 +5427,7 @@
       <w:pPr>
         <w:pStyle w:val="TOC3"/>
         <w:rPr>
-          <w:rFonts w:asciiTheme="minorHAnsi" w:eastAsiaTheme="minorEastAsia" w:hAnsiTheme="minorHAnsi"/>
+          <w:rFonts w:asciiTheme="minorHAnsi" w:hAnsiTheme="minorHAnsi" w:eastAsiaTheme="minorEastAsia"/>
           <w:noProof/>
           <w:kern w:val="2"/>
           <w:szCs w:val="24"/>
@@ -5435,7 +5435,7 @@
           <w14:ligatures w14:val="standardContextual"/>
         </w:rPr>
       </w:pPr>
-      <w:hyperlink w:anchor="_Toc231178555" w:history="1">
+      <w:hyperlink w:history="1" w:anchor="_Toc231178555">
         <w:r>
           <w:rPr>
             <w:rStyle w:val="Hyperlink"/>
@@ -5508,7 +5508,7 @@
           <w:tab w:val="right" w:leader="dot" w:pos="9458"/>
         </w:tabs>
         <w:rPr>
-          <w:rFonts w:asciiTheme="minorHAnsi" w:eastAsiaTheme="minorEastAsia" w:hAnsiTheme="minorHAnsi"/>
+          <w:rFonts w:asciiTheme="minorHAnsi" w:hAnsiTheme="minorHAnsi" w:eastAsiaTheme="minorEastAsia"/>
           <w:noProof/>
           <w:kern w:val="2"/>
           <w:szCs w:val="24"/>
@@ -5516,7 +5516,7 @@
           <w14:ligatures w14:val="standardContextual"/>
         </w:rPr>
       </w:pPr>
-      <w:hyperlink w:anchor="_Toc231178556" w:history="1">
+      <w:hyperlink w:history="1" w:anchor="_Toc231178556">
         <w:r>
           <w:rPr>
             <w:rStyle w:val="Hyperlink"/>
@@ -5589,7 +5589,7 @@
           <w:tab w:val="right" w:leader="dot" w:pos="9458"/>
         </w:tabs>
         <w:rPr>
-          <w:rFonts w:asciiTheme="minorHAnsi" w:eastAsiaTheme="minorEastAsia" w:hAnsiTheme="minorHAnsi"/>
+          <w:rFonts w:asciiTheme="minorHAnsi" w:hAnsiTheme="minorHAnsi" w:eastAsiaTheme="minorEastAsia"/>
           <w:noProof/>
           <w:kern w:val="2"/>
           <w:szCs w:val="24"/>
@@ -5597,7 +5597,7 @@
           <w14:ligatures w14:val="standardContextual"/>
         </w:rPr>
       </w:pPr>
-      <w:hyperlink w:anchor="_Toc231178557" w:history="1">
+      <w:hyperlink w:history="1" w:anchor="_Toc231178557">
         <w:r>
           <w:rPr>
             <w:rStyle w:val="Hyperlink"/>
@@ -5662,7 +5662,7 @@
           <w:tab w:val="right" w:leader="dot" w:pos="9458"/>
         </w:tabs>
         <w:rPr>
-          <w:rFonts w:asciiTheme="minorHAnsi" w:eastAsiaTheme="minorEastAsia" w:hAnsiTheme="minorHAnsi"/>
+          <w:rFonts w:asciiTheme="minorHAnsi" w:hAnsiTheme="minorHAnsi" w:eastAsiaTheme="minorEastAsia"/>
           <w:noProof/>
           <w:kern w:val="2"/>
           <w:szCs w:val="24"/>
@@ -5670,7 +5670,7 @@
           <w14:ligatures w14:val="standardContextual"/>
         </w:rPr>
       </w:pPr>
-      <w:hyperlink w:anchor="_Toc231178558" w:history="1">
+      <w:hyperlink w:history="1" w:anchor="_Toc231178558">
         <w:r>
           <w:rPr>
             <w:rStyle w:val="Hyperlink"/>
@@ -5735,7 +5735,7 @@
           <w:tab w:val="right" w:leader="dot" w:pos="9458"/>
         </w:tabs>
         <w:rPr>
-          <w:rFonts w:asciiTheme="minorHAnsi" w:eastAsiaTheme="minorEastAsia" w:hAnsiTheme="minorHAnsi"/>
+          <w:rFonts w:asciiTheme="minorHAnsi" w:hAnsiTheme="minorHAnsi" w:eastAsiaTheme="minorEastAsia"/>
           <w:noProof/>
           <w:kern w:val="2"/>
           <w:szCs w:val="24"/>
@@ -5743,7 +5743,7 @@
           <w14:ligatures w14:val="standardContextual"/>
         </w:rPr>
       </w:pPr>
-      <w:hyperlink w:anchor="_Toc231178559" w:history="1">
+      <w:hyperlink w:history="1" w:anchor="_Toc231178559">
         <w:r>
           <w:rPr>
             <w:rStyle w:val="Hyperlink"/>
@@ -5808,7 +5808,7 @@
           <w:tab w:val="right" w:leader="dot" w:pos="9458"/>
         </w:tabs>
         <w:rPr>
-          <w:rFonts w:asciiTheme="minorHAnsi" w:eastAsiaTheme="minorEastAsia" w:hAnsiTheme="minorHAnsi"/>
+          <w:rFonts w:asciiTheme="minorHAnsi" w:hAnsiTheme="minorHAnsi" w:eastAsiaTheme="minorEastAsia"/>
           <w:noProof/>
           <w:kern w:val="2"/>
           <w:szCs w:val="24"/>
@@ -5816,7 +5816,7 @@
           <w14:ligatures w14:val="standardContextual"/>
         </w:rPr>
       </w:pPr>
-      <w:hyperlink w:anchor="_Toc231178560" w:history="1">
+      <w:hyperlink w:history="1" w:anchor="_Toc231178560">
         <w:r>
           <w:rPr>
             <w:rStyle w:val="Hyperlink"/>
@@ -5881,7 +5881,7 @@
           <w:tab w:val="right" w:leader="dot" w:pos="9458"/>
         </w:tabs>
         <w:rPr>
-          <w:rFonts w:asciiTheme="minorHAnsi" w:eastAsiaTheme="minorEastAsia" w:hAnsiTheme="minorHAnsi"/>
+          <w:rFonts w:asciiTheme="minorHAnsi" w:hAnsiTheme="minorHAnsi" w:eastAsiaTheme="minorEastAsia"/>
           <w:noProof/>
           <w:kern w:val="2"/>
           <w:szCs w:val="24"/>
@@ -5889,7 +5889,7 @@
           <w14:ligatures w14:val="standardContextual"/>
         </w:rPr>
       </w:pPr>
-      <w:hyperlink w:anchor="_Toc231178561" w:history="1">
+      <w:hyperlink w:history="1" w:anchor="_Toc231178561">
         <w:r>
           <w:rPr>
             <w:rStyle w:val="Hyperlink"/>
@@ -5954,7 +5954,7 @@
           <w:tab w:val="right" w:leader="dot" w:pos="9458"/>
         </w:tabs>
         <w:rPr>
-          <w:rFonts w:asciiTheme="minorHAnsi" w:eastAsiaTheme="minorEastAsia" w:hAnsiTheme="minorHAnsi"/>
+          <w:rFonts w:asciiTheme="minorHAnsi" w:hAnsiTheme="minorHAnsi" w:eastAsiaTheme="minorEastAsia"/>
           <w:noProof/>
           <w:kern w:val="2"/>
           <w:szCs w:val="24"/>
@@ -5962,7 +5962,7 @@
           <w14:ligatures w14:val="standardContextual"/>
         </w:rPr>
       </w:pPr>
-      <w:hyperlink w:anchor="_Toc231178562" w:history="1">
+      <w:hyperlink w:history="1" w:anchor="_Toc231178562">
         <w:r>
           <w:rPr>
             <w:rStyle w:val="Hyperlink"/>
@@ -6027,7 +6027,7 @@
           <w:tab w:val="right" w:leader="dot" w:pos="9458"/>
         </w:tabs>
         <w:rPr>
-          <w:rFonts w:asciiTheme="minorHAnsi" w:eastAsiaTheme="minorEastAsia" w:hAnsiTheme="minorHAnsi"/>
+          <w:rFonts w:asciiTheme="minorHAnsi" w:hAnsiTheme="minorHAnsi" w:eastAsiaTheme="minorEastAsia"/>
           <w:noProof/>
           <w:kern w:val="2"/>
           <w:szCs w:val="24"/>
@@ -6035,7 +6035,7 @@
           <w14:ligatures w14:val="standardContextual"/>
         </w:rPr>
       </w:pPr>
-      <w:hyperlink w:anchor="_Toc231178563" w:history="1">
+      <w:hyperlink w:history="1" w:anchor="_Toc231178563">
         <w:r>
           <w:rPr>
             <w:rStyle w:val="Hyperlink"/>
@@ -6108,7 +6108,7 @@
           <w:tab w:val="right" w:leader="dot" w:pos="9458"/>
         </w:tabs>
         <w:rPr>
-          <w:rFonts w:asciiTheme="minorHAnsi" w:eastAsiaTheme="minorEastAsia" w:hAnsiTheme="minorHAnsi"/>
+          <w:rFonts w:asciiTheme="minorHAnsi" w:hAnsiTheme="minorHAnsi" w:eastAsiaTheme="minorEastAsia"/>
           <w:noProof/>
           <w:kern w:val="2"/>
           <w:szCs w:val="24"/>
@@ -6116,7 +6116,7 @@
           <w14:ligatures w14:val="standardContextual"/>
         </w:rPr>
       </w:pPr>
-      <w:hyperlink w:anchor="_Toc231178564" w:history="1">
+      <w:hyperlink w:history="1" w:anchor="_Toc231178564">
         <w:r>
           <w:rPr>
             <w:rStyle w:val="Hyperlink"/>
@@ -6181,7 +6181,7 @@
           <w:tab w:val="right" w:leader="dot" w:pos="9458"/>
         </w:tabs>
         <w:rPr>
-          <w:rFonts w:asciiTheme="minorHAnsi" w:eastAsiaTheme="minorEastAsia" w:hAnsiTheme="minorHAnsi"/>
+          <w:rFonts w:asciiTheme="minorHAnsi" w:hAnsiTheme="minorHAnsi" w:eastAsiaTheme="minorEastAsia"/>
           <w:noProof/>
           <w:kern w:val="2"/>
           <w:szCs w:val="24"/>
@@ -6189,7 +6189,7 @@
           <w14:ligatures w14:val="standardContextual"/>
         </w:rPr>
       </w:pPr>
-      <w:hyperlink w:anchor="_Toc231178565" w:history="1">
+      <w:hyperlink w:history="1" w:anchor="_Toc231178565">
         <w:r>
           <w:rPr>
             <w:rStyle w:val="Hyperlink"/>
@@ -6254,7 +6254,7 @@
           <w:tab w:val="right" w:leader="dot" w:pos="9458"/>
         </w:tabs>
         <w:rPr>
-          <w:rFonts w:asciiTheme="minorHAnsi" w:eastAsiaTheme="minorEastAsia" w:hAnsiTheme="minorHAnsi"/>
+          <w:rFonts w:asciiTheme="minorHAnsi" w:hAnsiTheme="minorHAnsi" w:eastAsiaTheme="minorEastAsia"/>
           <w:noProof/>
           <w:kern w:val="2"/>
           <w:szCs w:val="24"/>
@@ -6262,7 +6262,7 @@
           <w14:ligatures w14:val="standardContextual"/>
         </w:rPr>
       </w:pPr>
-      <w:hyperlink w:anchor="_Toc231178566" w:history="1">
+      <w:hyperlink w:history="1" w:anchor="_Toc231178566">
         <w:r>
           <w:rPr>
             <w:rStyle w:val="Hyperlink"/>
@@ -6327,7 +6327,7 @@
           <w:tab w:val="right" w:leader="dot" w:pos="9458"/>
         </w:tabs>
         <w:rPr>
-          <w:rFonts w:asciiTheme="minorHAnsi" w:eastAsiaTheme="minorEastAsia" w:hAnsiTheme="minorHAnsi"/>
+          <w:rFonts w:asciiTheme="minorHAnsi" w:hAnsiTheme="minorHAnsi" w:eastAsiaTheme="minorEastAsia"/>
           <w:noProof/>
           <w:kern w:val="2"/>
           <w:szCs w:val="24"/>
@@ -6335,7 +6335,7 @@
           <w14:ligatures w14:val="standardContextual"/>
         </w:rPr>
       </w:pPr>
-      <w:hyperlink w:anchor="_Toc231178567" w:history="1">
+      <w:hyperlink w:history="1" w:anchor="_Toc231178567">
         <w:r>
           <w:rPr>
             <w:rStyle w:val="Hyperlink"/>
@@ -6400,7 +6400,7 @@
           <w:tab w:val="right" w:leader="dot" w:pos="9458"/>
         </w:tabs>
         <w:rPr>
-          <w:rFonts w:asciiTheme="minorHAnsi" w:eastAsiaTheme="minorEastAsia" w:hAnsiTheme="minorHAnsi"/>
+          <w:rFonts w:asciiTheme="minorHAnsi" w:hAnsiTheme="minorHAnsi" w:eastAsiaTheme="minorEastAsia"/>
           <w:noProof/>
           <w:kern w:val="2"/>
           <w:szCs w:val="24"/>
@@ -6408,7 +6408,7 @@
           <w14:ligatures w14:val="standardContextual"/>
         </w:rPr>
       </w:pPr>
-      <w:hyperlink w:anchor="_Toc231178568" w:history="1">
+      <w:hyperlink w:history="1" w:anchor="_Toc231178568">
         <w:r>
           <w:rPr>
             <w:rStyle w:val="Hyperlink"/>
@@ -6474,7 +6474,7 @@
       <w:r>
         <w:fldChar w:fldCharType="end"/>
       </w:r>
-      <w:bookmarkStart w:id="1" w:name="_Toc153572008"/>
+      <w:bookmarkStart w:name="_Toc153572008" w:id="1"/>
       <w:r>
         <w:br w:type="page"/>
       </w:r>
@@ -6483,7 +6483,7 @@
       <w:pPr>
         <w:pStyle w:val="CTDT-H0"/>
       </w:pPr>
-      <w:bookmarkStart w:id="2" w:name="_Toc231178496"/>
+      <w:bookmarkStart w:name="_Toc231178496" w:id="2"/>
       <w:r>
         <w:lastRenderedPageBreak/>
         <w:t>DANH MỤC CÁC HÌNH VẼ</w:t>
@@ -6498,7 +6498,7 @@
           <w:tab w:val="right" w:leader="dot" w:pos="9458"/>
         </w:tabs>
         <w:rPr>
-          <w:rFonts w:asciiTheme="minorHAnsi" w:eastAsiaTheme="minorEastAsia" w:hAnsiTheme="minorHAnsi"/>
+          <w:rFonts w:asciiTheme="minorHAnsi" w:hAnsiTheme="minorHAnsi" w:eastAsiaTheme="minorEastAsia"/>
           <w:noProof/>
           <w:kern w:val="2"/>
           <w:szCs w:val="24"/>
@@ -6523,7 +6523,7 @@
         </w:rPr>
         <w:fldChar w:fldCharType="separate"/>
       </w:r>
-      <w:hyperlink w:anchor="_Toc231178467" w:history="1">
+      <w:hyperlink w:history="1" w:anchor="_Toc231178467">
         <w:r>
           <w:rPr>
             <w:rStyle w:val="Hyperlink"/>
@@ -6596,7 +6596,7 @@
           <w:tab w:val="right" w:leader="dot" w:pos="9458"/>
         </w:tabs>
         <w:rPr>
-          <w:rFonts w:asciiTheme="minorHAnsi" w:eastAsiaTheme="minorEastAsia" w:hAnsiTheme="minorHAnsi"/>
+          <w:rFonts w:asciiTheme="minorHAnsi" w:hAnsiTheme="minorHAnsi" w:eastAsiaTheme="minorEastAsia"/>
           <w:noProof/>
           <w:kern w:val="2"/>
           <w:szCs w:val="24"/>
@@ -6604,7 +6604,7 @@
           <w14:ligatures w14:val="standardContextual"/>
         </w:rPr>
       </w:pPr>
-      <w:hyperlink w:anchor="_Toc231178468" w:history="1">
+      <w:hyperlink w:history="1" w:anchor="_Toc231178468">
         <w:r>
           <w:rPr>
             <w:rStyle w:val="Hyperlink"/>
@@ -6677,7 +6677,7 @@
           <w:tab w:val="right" w:leader="dot" w:pos="9458"/>
         </w:tabs>
         <w:rPr>
-          <w:rFonts w:asciiTheme="minorHAnsi" w:eastAsiaTheme="minorEastAsia" w:hAnsiTheme="minorHAnsi"/>
+          <w:rFonts w:asciiTheme="minorHAnsi" w:hAnsiTheme="minorHAnsi" w:eastAsiaTheme="minorEastAsia"/>
           <w:noProof/>
           <w:kern w:val="2"/>
           <w:szCs w:val="24"/>
@@ -6685,7 +6685,7 @@
           <w14:ligatures w14:val="standardContextual"/>
         </w:rPr>
       </w:pPr>
-      <w:hyperlink w:anchor="_Toc231178469" w:history="1">
+      <w:hyperlink w:history="1" w:anchor="_Toc231178469">
         <w:r>
           <w:rPr>
             <w:rStyle w:val="Hyperlink"/>
@@ -6758,7 +6758,7 @@
           <w:tab w:val="right" w:leader="dot" w:pos="9458"/>
         </w:tabs>
         <w:rPr>
-          <w:rFonts w:asciiTheme="minorHAnsi" w:eastAsiaTheme="minorEastAsia" w:hAnsiTheme="minorHAnsi"/>
+          <w:rFonts w:asciiTheme="minorHAnsi" w:hAnsiTheme="minorHAnsi" w:eastAsiaTheme="minorEastAsia"/>
           <w:noProof/>
           <w:kern w:val="2"/>
           <w:szCs w:val="24"/>
@@ -6766,7 +6766,7 @@
           <w14:ligatures w14:val="standardContextual"/>
         </w:rPr>
       </w:pPr>
-      <w:hyperlink w:anchor="_Toc231178470" w:history="1">
+      <w:hyperlink w:history="1" w:anchor="_Toc231178470">
         <w:r>
           <w:rPr>
             <w:rStyle w:val="Hyperlink"/>
@@ -6839,7 +6839,7 @@
           <w:tab w:val="right" w:leader="dot" w:pos="9458"/>
         </w:tabs>
         <w:rPr>
-          <w:rFonts w:asciiTheme="minorHAnsi" w:eastAsiaTheme="minorEastAsia" w:hAnsiTheme="minorHAnsi"/>
+          <w:rFonts w:asciiTheme="minorHAnsi" w:hAnsiTheme="minorHAnsi" w:eastAsiaTheme="minorEastAsia"/>
           <w:noProof/>
           <w:kern w:val="2"/>
           <w:szCs w:val="24"/>
@@ -6847,7 +6847,7 @@
           <w14:ligatures w14:val="standardContextual"/>
         </w:rPr>
       </w:pPr>
-      <w:hyperlink w:anchor="_Toc231178471" w:history="1">
+      <w:hyperlink w:history="1" w:anchor="_Toc231178471">
         <w:r>
           <w:rPr>
             <w:rStyle w:val="Hyperlink"/>
@@ -6920,7 +6920,7 @@
           <w:tab w:val="right" w:leader="dot" w:pos="9458"/>
         </w:tabs>
         <w:rPr>
-          <w:rFonts w:asciiTheme="minorHAnsi" w:eastAsiaTheme="minorEastAsia" w:hAnsiTheme="minorHAnsi"/>
+          <w:rFonts w:asciiTheme="minorHAnsi" w:hAnsiTheme="minorHAnsi" w:eastAsiaTheme="minorEastAsia"/>
           <w:noProof/>
           <w:kern w:val="2"/>
           <w:szCs w:val="24"/>
@@ -6928,7 +6928,7 @@
           <w14:ligatures w14:val="standardContextual"/>
         </w:rPr>
       </w:pPr>
-      <w:hyperlink w:anchor="_Toc231178472" w:history="1">
+      <w:hyperlink w:history="1" w:anchor="_Toc231178472">
         <w:r>
           <w:rPr>
             <w:rStyle w:val="Hyperlink"/>
@@ -7001,7 +7001,7 @@
           <w:tab w:val="right" w:leader="dot" w:pos="9458"/>
         </w:tabs>
         <w:rPr>
-          <w:rFonts w:asciiTheme="minorHAnsi" w:eastAsiaTheme="minorEastAsia" w:hAnsiTheme="minorHAnsi"/>
+          <w:rFonts w:asciiTheme="minorHAnsi" w:hAnsiTheme="minorHAnsi" w:eastAsiaTheme="minorEastAsia"/>
           <w:noProof/>
           <w:kern w:val="2"/>
           <w:szCs w:val="24"/>
@@ -7009,7 +7009,7 @@
           <w14:ligatures w14:val="standardContextual"/>
         </w:rPr>
       </w:pPr>
-      <w:hyperlink w:anchor="_Toc231178473" w:history="1">
+      <w:hyperlink w:history="1" w:anchor="_Toc231178473">
         <w:r>
           <w:rPr>
             <w:rStyle w:val="Hyperlink"/>
@@ -7082,7 +7082,7 @@
           <w:tab w:val="right" w:leader="dot" w:pos="9458"/>
         </w:tabs>
         <w:rPr>
-          <w:rFonts w:asciiTheme="minorHAnsi" w:eastAsiaTheme="minorEastAsia" w:hAnsiTheme="minorHAnsi"/>
+          <w:rFonts w:asciiTheme="minorHAnsi" w:hAnsiTheme="minorHAnsi" w:eastAsiaTheme="minorEastAsia"/>
           <w:noProof/>
           <w:kern w:val="2"/>
           <w:szCs w:val="24"/>
@@ -7090,7 +7090,7 @@
           <w14:ligatures w14:val="standardContextual"/>
         </w:rPr>
       </w:pPr>
-      <w:hyperlink w:anchor="_Toc231178474" w:history="1">
+      <w:hyperlink w:history="1" w:anchor="_Toc231178474">
         <w:r>
           <w:rPr>
             <w:rStyle w:val="Hyperlink"/>
@@ -7163,7 +7163,7 @@
           <w:tab w:val="right" w:leader="dot" w:pos="9458"/>
         </w:tabs>
         <w:rPr>
-          <w:rFonts w:asciiTheme="minorHAnsi" w:eastAsiaTheme="minorEastAsia" w:hAnsiTheme="minorHAnsi"/>
+          <w:rFonts w:asciiTheme="minorHAnsi" w:hAnsiTheme="minorHAnsi" w:eastAsiaTheme="minorEastAsia"/>
           <w:noProof/>
           <w:kern w:val="2"/>
           <w:szCs w:val="24"/>
@@ -7171,7 +7171,7 @@
           <w14:ligatures w14:val="standardContextual"/>
         </w:rPr>
       </w:pPr>
-      <w:hyperlink w:anchor="_Toc231178475" w:history="1">
+      <w:hyperlink w:history="1" w:anchor="_Toc231178475">
         <w:r>
           <w:rPr>
             <w:rStyle w:val="Hyperlink"/>
@@ -7244,7 +7244,7 @@
           <w:tab w:val="right" w:leader="dot" w:pos="9458"/>
         </w:tabs>
         <w:rPr>
-          <w:rFonts w:asciiTheme="minorHAnsi" w:eastAsiaTheme="minorEastAsia" w:hAnsiTheme="minorHAnsi"/>
+          <w:rFonts w:asciiTheme="minorHAnsi" w:hAnsiTheme="minorHAnsi" w:eastAsiaTheme="minorEastAsia"/>
           <w:noProof/>
           <w:kern w:val="2"/>
           <w:szCs w:val="24"/>
@@ -7252,7 +7252,7 @@
           <w14:ligatures w14:val="standardContextual"/>
         </w:rPr>
       </w:pPr>
-      <w:hyperlink w:anchor="_Toc231178476" w:history="1">
+      <w:hyperlink w:history="1" w:anchor="_Toc231178476">
         <w:r>
           <w:rPr>
             <w:rStyle w:val="Hyperlink"/>
@@ -7325,7 +7325,7 @@
           <w:tab w:val="right" w:leader="dot" w:pos="9458"/>
         </w:tabs>
         <w:rPr>
-          <w:rFonts w:asciiTheme="minorHAnsi" w:eastAsiaTheme="minorEastAsia" w:hAnsiTheme="minorHAnsi"/>
+          <w:rFonts w:asciiTheme="minorHAnsi" w:hAnsiTheme="minorHAnsi" w:eastAsiaTheme="minorEastAsia"/>
           <w:noProof/>
           <w:kern w:val="2"/>
           <w:szCs w:val="24"/>
@@ -7333,7 +7333,7 @@
           <w14:ligatures w14:val="standardContextual"/>
         </w:rPr>
       </w:pPr>
-      <w:hyperlink w:anchor="_Toc231178477" w:history="1">
+      <w:hyperlink w:history="1" w:anchor="_Toc231178477">
         <w:r>
           <w:rPr>
             <w:rStyle w:val="Hyperlink"/>
@@ -7406,7 +7406,7 @@
           <w:tab w:val="right" w:leader="dot" w:pos="9458"/>
         </w:tabs>
         <w:rPr>
-          <w:rFonts w:asciiTheme="minorHAnsi" w:eastAsiaTheme="minorEastAsia" w:hAnsiTheme="minorHAnsi"/>
+          <w:rFonts w:asciiTheme="minorHAnsi" w:hAnsiTheme="minorHAnsi" w:eastAsiaTheme="minorEastAsia"/>
           <w:noProof/>
           <w:kern w:val="2"/>
           <w:szCs w:val="24"/>
@@ -7414,7 +7414,7 @@
           <w14:ligatures w14:val="standardContextual"/>
         </w:rPr>
       </w:pPr>
-      <w:hyperlink w:anchor="_Toc231178478" w:history="1">
+      <w:hyperlink w:history="1" w:anchor="_Toc231178478">
         <w:r>
           <w:rPr>
             <w:rStyle w:val="Hyperlink"/>
@@ -7487,7 +7487,7 @@
           <w:tab w:val="right" w:leader="dot" w:pos="9458"/>
         </w:tabs>
         <w:rPr>
-          <w:rFonts w:asciiTheme="minorHAnsi" w:eastAsiaTheme="minorEastAsia" w:hAnsiTheme="minorHAnsi"/>
+          <w:rFonts w:asciiTheme="minorHAnsi" w:hAnsiTheme="minorHAnsi" w:eastAsiaTheme="minorEastAsia"/>
           <w:noProof/>
           <w:kern w:val="2"/>
           <w:szCs w:val="24"/>
@@ -7495,7 +7495,7 @@
           <w14:ligatures w14:val="standardContextual"/>
         </w:rPr>
       </w:pPr>
-      <w:hyperlink w:anchor="_Toc231178479" w:history="1">
+      <w:hyperlink w:history="1" w:anchor="_Toc231178479">
         <w:r>
           <w:rPr>
             <w:rStyle w:val="Hyperlink"/>
@@ -7568,7 +7568,7 @@
           <w:tab w:val="right" w:leader="dot" w:pos="9458"/>
         </w:tabs>
         <w:rPr>
-          <w:rFonts w:asciiTheme="minorHAnsi" w:eastAsiaTheme="minorEastAsia" w:hAnsiTheme="minorHAnsi"/>
+          <w:rFonts w:asciiTheme="minorHAnsi" w:hAnsiTheme="minorHAnsi" w:eastAsiaTheme="minorEastAsia"/>
           <w:noProof/>
           <w:kern w:val="2"/>
           <w:szCs w:val="24"/>
@@ -7576,7 +7576,7 @@
           <w14:ligatures w14:val="standardContextual"/>
         </w:rPr>
       </w:pPr>
-      <w:hyperlink w:anchor="_Toc231178480" w:history="1">
+      <w:hyperlink w:history="1" w:anchor="_Toc231178480">
         <w:r>
           <w:rPr>
             <w:rStyle w:val="Hyperlink"/>
@@ -7649,7 +7649,7 @@
           <w:tab w:val="right" w:leader="dot" w:pos="9458"/>
         </w:tabs>
         <w:rPr>
-          <w:rFonts w:asciiTheme="minorHAnsi" w:eastAsiaTheme="minorEastAsia" w:hAnsiTheme="minorHAnsi"/>
+          <w:rFonts w:asciiTheme="minorHAnsi" w:hAnsiTheme="minorHAnsi" w:eastAsiaTheme="minorEastAsia"/>
           <w:noProof/>
           <w:kern w:val="2"/>
           <w:szCs w:val="24"/>
@@ -7657,7 +7657,7 @@
           <w14:ligatures w14:val="standardContextual"/>
         </w:rPr>
       </w:pPr>
-      <w:hyperlink w:anchor="_Toc231178481" w:history="1">
+      <w:hyperlink w:history="1" w:anchor="_Toc231178481">
         <w:r>
           <w:rPr>
             <w:rStyle w:val="Hyperlink"/>
@@ -7730,7 +7730,7 @@
           <w:tab w:val="right" w:leader="dot" w:pos="9458"/>
         </w:tabs>
         <w:rPr>
-          <w:rFonts w:asciiTheme="minorHAnsi" w:eastAsiaTheme="minorEastAsia" w:hAnsiTheme="minorHAnsi"/>
+          <w:rFonts w:asciiTheme="minorHAnsi" w:hAnsiTheme="minorHAnsi" w:eastAsiaTheme="minorEastAsia"/>
           <w:noProof/>
           <w:kern w:val="2"/>
           <w:szCs w:val="24"/>
@@ -7738,7 +7738,7 @@
           <w14:ligatures w14:val="standardContextual"/>
         </w:rPr>
       </w:pPr>
-      <w:hyperlink w:anchor="_Toc231178482" w:history="1">
+      <w:hyperlink w:history="1" w:anchor="_Toc231178482">
         <w:r>
           <w:rPr>
             <w:rStyle w:val="Hyperlink"/>
@@ -7811,7 +7811,7 @@
           <w:tab w:val="right" w:leader="dot" w:pos="9458"/>
         </w:tabs>
         <w:rPr>
-          <w:rFonts w:asciiTheme="minorHAnsi" w:eastAsiaTheme="minorEastAsia" w:hAnsiTheme="minorHAnsi"/>
+          <w:rFonts w:asciiTheme="minorHAnsi" w:hAnsiTheme="minorHAnsi" w:eastAsiaTheme="minorEastAsia"/>
           <w:noProof/>
           <w:kern w:val="2"/>
           <w:szCs w:val="24"/>
@@ -7819,7 +7819,7 @@
           <w14:ligatures w14:val="standardContextual"/>
         </w:rPr>
       </w:pPr>
-      <w:hyperlink w:anchor="_Toc231178483" w:history="1">
+      <w:hyperlink w:history="1" w:anchor="_Toc231178483">
         <w:r>
           <w:rPr>
             <w:rStyle w:val="Hyperlink"/>
@@ -7892,7 +7892,7 @@
           <w:tab w:val="right" w:leader="dot" w:pos="9458"/>
         </w:tabs>
         <w:rPr>
-          <w:rFonts w:asciiTheme="minorHAnsi" w:eastAsiaTheme="minorEastAsia" w:hAnsiTheme="minorHAnsi"/>
+          <w:rFonts w:asciiTheme="minorHAnsi" w:hAnsiTheme="minorHAnsi" w:eastAsiaTheme="minorEastAsia"/>
           <w:noProof/>
           <w:kern w:val="2"/>
           <w:szCs w:val="24"/>
@@ -7900,7 +7900,7 @@
           <w14:ligatures w14:val="standardContextual"/>
         </w:rPr>
       </w:pPr>
-      <w:hyperlink w:anchor="_Toc231178484" w:history="1">
+      <w:hyperlink w:history="1" w:anchor="_Toc231178484">
         <w:r>
           <w:rPr>
             <w:rStyle w:val="Hyperlink"/>
@@ -7973,7 +7973,7 @@
           <w:tab w:val="right" w:leader="dot" w:pos="9458"/>
         </w:tabs>
         <w:rPr>
-          <w:rFonts w:asciiTheme="minorHAnsi" w:eastAsiaTheme="minorEastAsia" w:hAnsiTheme="minorHAnsi"/>
+          <w:rFonts w:asciiTheme="minorHAnsi" w:hAnsiTheme="minorHAnsi" w:eastAsiaTheme="minorEastAsia"/>
           <w:noProof/>
           <w:kern w:val="2"/>
           <w:szCs w:val="24"/>
@@ -7981,7 +7981,7 @@
           <w14:ligatures w14:val="standardContextual"/>
         </w:rPr>
       </w:pPr>
-      <w:hyperlink w:anchor="_Toc231178485" w:history="1">
+      <w:hyperlink w:history="1" w:anchor="_Toc231178485">
         <w:r>
           <w:rPr>
             <w:rStyle w:val="Hyperlink"/>
@@ -8054,7 +8054,7 @@
           <w:tab w:val="right" w:leader="dot" w:pos="9458"/>
         </w:tabs>
         <w:rPr>
-          <w:rFonts w:asciiTheme="minorHAnsi" w:eastAsiaTheme="minorEastAsia" w:hAnsiTheme="minorHAnsi"/>
+          <w:rFonts w:asciiTheme="minorHAnsi" w:hAnsiTheme="minorHAnsi" w:eastAsiaTheme="minorEastAsia"/>
           <w:noProof/>
           <w:kern w:val="2"/>
           <w:szCs w:val="24"/>
@@ -8062,7 +8062,7 @@
           <w14:ligatures w14:val="standardContextual"/>
         </w:rPr>
       </w:pPr>
-      <w:hyperlink w:anchor="_Toc231178486" w:history="1">
+      <w:hyperlink w:history="1" w:anchor="_Toc231178486">
         <w:r>
           <w:rPr>
             <w:rStyle w:val="Hyperlink"/>
@@ -8135,7 +8135,7 @@
           <w:tab w:val="right" w:leader="dot" w:pos="9458"/>
         </w:tabs>
         <w:rPr>
-          <w:rFonts w:asciiTheme="minorHAnsi" w:eastAsiaTheme="minorEastAsia" w:hAnsiTheme="minorHAnsi"/>
+          <w:rFonts w:asciiTheme="minorHAnsi" w:hAnsiTheme="minorHAnsi" w:eastAsiaTheme="minorEastAsia"/>
           <w:noProof/>
           <w:kern w:val="2"/>
           <w:szCs w:val="24"/>
@@ -8143,7 +8143,7 @@
           <w14:ligatures w14:val="standardContextual"/>
         </w:rPr>
       </w:pPr>
-      <w:hyperlink w:anchor="_Toc231178487" w:history="1">
+      <w:hyperlink w:history="1" w:anchor="_Toc231178487">
         <w:r>
           <w:rPr>
             <w:rStyle w:val="Hyperlink"/>
@@ -8216,7 +8216,7 @@
           <w:tab w:val="right" w:leader="dot" w:pos="9458"/>
         </w:tabs>
         <w:rPr>
-          <w:rFonts w:asciiTheme="minorHAnsi" w:eastAsiaTheme="minorEastAsia" w:hAnsiTheme="minorHAnsi"/>
+          <w:rFonts w:asciiTheme="minorHAnsi" w:hAnsiTheme="minorHAnsi" w:eastAsiaTheme="minorEastAsia"/>
           <w:noProof/>
           <w:kern w:val="2"/>
           <w:szCs w:val="24"/>
@@ -8224,7 +8224,7 @@
           <w14:ligatures w14:val="standardContextual"/>
         </w:rPr>
       </w:pPr>
-      <w:hyperlink w:anchor="_Toc231178488" w:history="1">
+      <w:hyperlink w:history="1" w:anchor="_Toc231178488">
         <w:r>
           <w:rPr>
             <w:rStyle w:val="Hyperlink"/>
@@ -8297,7 +8297,7 @@
           <w:tab w:val="right" w:leader="dot" w:pos="9458"/>
         </w:tabs>
         <w:rPr>
-          <w:rFonts w:asciiTheme="minorHAnsi" w:eastAsiaTheme="minorEastAsia" w:hAnsiTheme="minorHAnsi"/>
+          <w:rFonts w:asciiTheme="minorHAnsi" w:hAnsiTheme="minorHAnsi" w:eastAsiaTheme="minorEastAsia"/>
           <w:noProof/>
           <w:kern w:val="2"/>
           <w:szCs w:val="24"/>
@@ -8305,7 +8305,7 @@
           <w14:ligatures w14:val="standardContextual"/>
         </w:rPr>
       </w:pPr>
-      <w:hyperlink w:anchor="_Toc231178489" w:history="1">
+      <w:hyperlink w:history="1" w:anchor="_Toc231178489">
         <w:r>
           <w:rPr>
             <w:rStyle w:val="Hyperlink"/>
@@ -8378,7 +8378,7 @@
           <w:tab w:val="right" w:leader="dot" w:pos="9458"/>
         </w:tabs>
         <w:rPr>
-          <w:rFonts w:asciiTheme="minorHAnsi" w:eastAsiaTheme="minorEastAsia" w:hAnsiTheme="minorHAnsi"/>
+          <w:rFonts w:asciiTheme="minorHAnsi" w:hAnsiTheme="minorHAnsi" w:eastAsiaTheme="minorEastAsia"/>
           <w:noProof/>
           <w:kern w:val="2"/>
           <w:szCs w:val="24"/>
@@ -8386,7 +8386,7 @@
           <w14:ligatures w14:val="standardContextual"/>
         </w:rPr>
       </w:pPr>
-      <w:hyperlink w:anchor="_Toc231178490" w:history="1">
+      <w:hyperlink w:history="1" w:anchor="_Toc231178490">
         <w:r>
           <w:rPr>
             <w:rStyle w:val="Hyperlink"/>
@@ -8459,7 +8459,7 @@
           <w:tab w:val="right" w:leader="dot" w:pos="9458"/>
         </w:tabs>
         <w:rPr>
-          <w:rFonts w:asciiTheme="minorHAnsi" w:eastAsiaTheme="minorEastAsia" w:hAnsiTheme="minorHAnsi"/>
+          <w:rFonts w:asciiTheme="minorHAnsi" w:hAnsiTheme="minorHAnsi" w:eastAsiaTheme="minorEastAsia"/>
           <w:noProof/>
           <w:kern w:val="2"/>
           <w:szCs w:val="24"/>
@@ -8467,7 +8467,7 @@
           <w14:ligatures w14:val="standardContextual"/>
         </w:rPr>
       </w:pPr>
-      <w:hyperlink w:anchor="_Toc231178491" w:history="1">
+      <w:hyperlink w:history="1" w:anchor="_Toc231178491">
         <w:r>
           <w:rPr>
             <w:rStyle w:val="Hyperlink"/>
@@ -8550,8 +8550,8 @@
       <w:pPr>
         <w:pStyle w:val="CTDT-H0"/>
       </w:pPr>
-      <w:bookmarkStart w:id="3" w:name="_Toc153572007"/>
-      <w:bookmarkStart w:id="4" w:name="_Toc231178497"/>
+      <w:bookmarkStart w:name="_Toc153572007" w:id="3"/>
+      <w:bookmarkStart w:name="_Toc231178497" w:id="4"/>
       <w:r>
         <w:t>DANH MỤC CÁC BẢNG BIỂU</w:t>
       </w:r>
@@ -8565,7 +8565,7 @@
           <w:tab w:val="right" w:leader="dot" w:pos="9458"/>
         </w:tabs>
         <w:rPr>
-          <w:rFonts w:asciiTheme="minorHAnsi" w:eastAsiaTheme="minorEastAsia" w:hAnsiTheme="minorHAnsi"/>
+          <w:rFonts w:asciiTheme="minorHAnsi" w:hAnsiTheme="minorHAnsi" w:eastAsiaTheme="minorEastAsia"/>
           <w:noProof/>
           <w:kern w:val="2"/>
           <w:szCs w:val="24"/>
@@ -8591,7 +8591,7 @@
         </w:rPr>
         <w:fldChar w:fldCharType="separate"/>
       </w:r>
-      <w:hyperlink w:anchor="_Toc231178492" w:history="1">
+      <w:hyperlink w:history="1" w:anchor="_Toc231178492">
         <w:r>
           <w:rPr>
             <w:rStyle w:val="Hyperlink"/>
@@ -8656,7 +8656,7 @@
           <w:tab w:val="right" w:leader="dot" w:pos="9458"/>
         </w:tabs>
         <w:rPr>
-          <w:rFonts w:asciiTheme="minorHAnsi" w:eastAsiaTheme="minorEastAsia" w:hAnsiTheme="minorHAnsi"/>
+          <w:rFonts w:asciiTheme="minorHAnsi" w:hAnsiTheme="minorHAnsi" w:eastAsiaTheme="minorEastAsia"/>
           <w:noProof/>
           <w:kern w:val="2"/>
           <w:szCs w:val="24"/>
@@ -8664,7 +8664,7 @@
           <w14:ligatures w14:val="standardContextual"/>
         </w:rPr>
       </w:pPr>
-      <w:hyperlink w:anchor="_Toc231178493" w:history="1">
+      <w:hyperlink w:history="1" w:anchor="_Toc231178493">
         <w:r>
           <w:rPr>
             <w:rStyle w:val="Hyperlink"/>
@@ -8737,7 +8737,7 @@
           <w:tab w:val="right" w:leader="dot" w:pos="9458"/>
         </w:tabs>
         <w:rPr>
-          <w:rFonts w:asciiTheme="minorHAnsi" w:eastAsiaTheme="minorEastAsia" w:hAnsiTheme="minorHAnsi"/>
+          <w:rFonts w:asciiTheme="minorHAnsi" w:hAnsiTheme="minorHAnsi" w:eastAsiaTheme="minorEastAsia"/>
           <w:noProof/>
           <w:kern w:val="2"/>
           <w:szCs w:val="24"/>
@@ -8745,7 +8745,7 @@
           <w14:ligatures w14:val="standardContextual"/>
         </w:rPr>
       </w:pPr>
-      <w:hyperlink w:anchor="_Toc231178494" w:history="1">
+      <w:hyperlink w:history="1" w:anchor="_Toc231178494">
         <w:r>
           <w:rPr>
             <w:rStyle w:val="Hyperlink"/>
@@ -8829,8 +8829,8 @@
       <w:pPr>
         <w:pStyle w:val="CTDT-H0"/>
       </w:pPr>
-      <w:bookmarkStart w:id="5" w:name="_Toc153572010"/>
-      <w:bookmarkStart w:id="6" w:name="_Toc231178498"/>
+      <w:bookmarkStart w:name="_Toc153572010" w:id="5"/>
+      <w:bookmarkStart w:name="_Toc231178498" w:id="6"/>
       <w:r>
         <w:lastRenderedPageBreak/>
         <w:t>MỞ ĐẦU</w:t>
@@ -8899,8 +8899,8 @@
       <w:pPr>
         <w:pStyle w:val="CTDT-H1"/>
       </w:pPr>
-      <w:bookmarkStart w:id="7" w:name="_Toc153572011"/>
-      <w:bookmarkStart w:id="8" w:name="_Toc231178499"/>
+      <w:bookmarkStart w:name="_Toc153572011" w:id="7"/>
+      <w:bookmarkStart w:name="_Toc231178499" w:id="8"/>
       <w:r>
         <w:lastRenderedPageBreak/>
         <w:t xml:space="preserve">TỔNG QUAN VỀ </w:t>
@@ -8915,7 +8915,7 @@
       <w:pPr>
         <w:pStyle w:val="CTDT-H2"/>
       </w:pPr>
-      <w:bookmarkStart w:id="9" w:name="_Toc231178500"/>
+      <w:bookmarkStart w:name="_Toc231178500" w:id="9"/>
       <w:r>
         <w:t>Khái niệm Machine Learning</w:t>
       </w:r>
@@ -8981,8 +8981,8 @@
       <w:pPr>
         <w:pStyle w:val="CTDT-H2"/>
       </w:pPr>
-      <w:bookmarkStart w:id="10" w:name="_Toc153572013"/>
-      <w:bookmarkStart w:id="11" w:name="_Toc231178501"/>
+      <w:bookmarkStart w:name="_Toc153572013" w:id="10"/>
+      <w:bookmarkStart w:name="_Toc231178501" w:id="11"/>
       <w:r>
         <w:t>K</w:t>
       </w:r>
@@ -9062,7 +9062,7 @@
       <w:pPr>
         <w:pStyle w:val="CTDT-H2"/>
       </w:pPr>
-      <w:bookmarkStart w:id="12" w:name="_Toc231178502"/>
+      <w:bookmarkStart w:name="_Toc231178502" w:id="12"/>
       <w:r>
         <w:t>Ứng dụng của Deep Learning</w:t>
       </w:r>
@@ -9080,7 +9080,7 @@
       <w:pPr>
         <w:pStyle w:val="CTDT-H3"/>
       </w:pPr>
-      <w:bookmarkStart w:id="13" w:name="_Toc231178503"/>
+      <w:bookmarkStart w:name="_Toc231178503" w:id="13"/>
       <w:r>
         <w:lastRenderedPageBreak/>
         <w:t>Nhận dạng hình ảnh</w:t>
@@ -9099,7 +9099,7 @@
       <w:pPr>
         <w:pStyle w:val="CTDT-H3"/>
       </w:pPr>
-      <w:bookmarkStart w:id="14" w:name="_Toc231178504"/>
+      <w:bookmarkStart w:name="_Toc231178504" w:id="14"/>
       <w:r>
         <w:t>Nhận dạng giọng nói</w:t>
       </w:r>
@@ -9117,7 +9117,7 @@
       <w:pPr>
         <w:pStyle w:val="CTDT-H3"/>
       </w:pPr>
-      <w:bookmarkStart w:id="15" w:name="_Toc231178505"/>
+      <w:bookmarkStart w:name="_Toc231178505" w:id="15"/>
       <w:r>
         <w:t>Xử lý ngôn ngữ tự nhiên</w:t>
       </w:r>
@@ -9135,7 +9135,7 @@
       <w:pPr>
         <w:pStyle w:val="CTDT-H3"/>
       </w:pPr>
-      <w:bookmarkStart w:id="16" w:name="_Toc231178506"/>
+      <w:bookmarkStart w:name="_Toc231178506" w:id="16"/>
       <w:r>
         <w:t>Y tế</w:t>
       </w:r>
@@ -9153,7 +9153,7 @@
       <w:pPr>
         <w:pStyle w:val="CTDT-H3"/>
       </w:pPr>
-      <w:bookmarkStart w:id="17" w:name="_Toc231178507"/>
+      <w:bookmarkStart w:name="_Toc231178507" w:id="17"/>
       <w:r>
         <w:t>Xe tự hành</w:t>
       </w:r>
@@ -9171,7 +9171,7 @@
       <w:pPr>
         <w:pStyle w:val="CTDT-H2"/>
       </w:pPr>
-      <w:bookmarkStart w:id="18" w:name="_Toc231178508"/>
+      <w:bookmarkStart w:name="_Toc231178508" w:id="18"/>
       <w:r>
         <w:t>Một số mô hình phổ biến trong Deep Learning</w:t>
       </w:r>
@@ -9233,8 +9233,8 @@
       <w:pPr>
         <w:pStyle w:val="CTDT-H1"/>
       </w:pPr>
-      <w:bookmarkStart w:id="19" w:name="_Toc153572017"/>
-      <w:bookmarkStart w:id="20" w:name="_Toc231178509"/>
+      <w:bookmarkStart w:name="_Toc153572017" w:id="19"/>
+      <w:bookmarkStart w:name="_Toc231178509" w:id="20"/>
       <w:r>
         <w:lastRenderedPageBreak/>
         <w:t>T</w:t>
@@ -9249,7 +9249,7 @@
       <w:pPr>
         <w:pStyle w:val="CTDT-H2"/>
       </w:pPr>
-      <w:bookmarkStart w:id="21" w:name="_Toc231178510"/>
+      <w:bookmarkStart w:name="_Toc231178510" w:id="21"/>
       <w:r>
         <w:t>Khái niệm CNN</w:t>
       </w:r>
@@ -9331,7 +9331,7 @@
       <w:pPr>
         <w:pStyle w:val="CTDT-H2"/>
       </w:pPr>
-      <w:bookmarkStart w:id="22" w:name="_Toc231178511"/>
+      <w:bookmarkStart w:name="_Toc231178511" w:id="22"/>
       <w:r>
         <w:t>Ứng dụng chủ yếu của CNN</w:t>
       </w:r>
@@ -9349,7 +9349,7 @@
       <w:pPr>
         <w:pStyle w:val="CTDT-H3"/>
       </w:pPr>
-      <w:bookmarkStart w:id="23" w:name="_Toc231178512"/>
+      <w:bookmarkStart w:name="_Toc231178512" w:id="23"/>
       <w:r>
         <w:t>Xử lý ảnh</w:t>
       </w:r>
@@ -9378,7 +9378,7 @@
       <w:r>
         <w:t xml:space="preserve"> </w:t>
       </w:r>
-      <w:bookmarkStart w:id="24" w:name="_Toc231178513"/>
+      <w:bookmarkStart w:name="_Toc231178513" w:id="24"/>
       <w:r>
         <w:t>Nhận dạng khuôn mặt</w:t>
       </w:r>
@@ -9447,7 +9447,7 @@
       <w:pPr>
         <w:pStyle w:val="CTDT-H3"/>
       </w:pPr>
-      <w:bookmarkStart w:id="25" w:name="_Toc231178514"/>
+      <w:bookmarkStart w:name="_Toc231178514" w:id="25"/>
       <w:r>
         <w:t>Thị giác máy tính</w:t>
       </w:r>
@@ -9497,7 +9497,7 @@
       <w:pPr>
         <w:pStyle w:val="CTDT-H2"/>
       </w:pPr>
-      <w:bookmarkStart w:id="26" w:name="_Toc231178515"/>
+      <w:bookmarkStart w:name="_Toc231178515" w:id="26"/>
       <w:r>
         <w:t>Đặc điểm nổi bật của CNN trong xử lý ảnh</w:t>
       </w:r>
@@ -9515,7 +9515,7 @@
       <w:pPr>
         <w:pStyle w:val="CTDT-H3"/>
       </w:pPr>
-      <w:bookmarkStart w:id="27" w:name="_Toc231178516"/>
+      <w:bookmarkStart w:name="_Toc231178516" w:id="27"/>
       <w:r>
         <w:t>Tính kết nối cục bộ</w:t>
       </w:r>
@@ -9539,7 +9539,7 @@
       <w:pPr>
         <w:pStyle w:val="CTDT-H3"/>
       </w:pPr>
-      <w:bookmarkStart w:id="28" w:name="_Toc231178517"/>
+      <w:bookmarkStart w:name="_Toc231178517" w:id="28"/>
       <w:r>
         <w:t>Chia sẻ trọng số</w:t>
       </w:r>
@@ -9557,7 +9557,7 @@
       <w:pPr>
         <w:pStyle w:val="CTDT-H3"/>
       </w:pPr>
-      <w:bookmarkStart w:id="29" w:name="_Toc231178518"/>
+      <w:bookmarkStart w:name="_Toc231178518" w:id="29"/>
       <w:r>
         <w:t>Tính bất biến tương đối với dịch chuyển</w:t>
       </w:r>
@@ -9587,7 +9587,7 @@
       <w:pPr>
         <w:pStyle w:val="CTDT-H1"/>
       </w:pPr>
-      <w:bookmarkStart w:id="30" w:name="_Toc231178519"/>
+      <w:bookmarkStart w:name="_Toc231178519" w:id="30"/>
       <w:r>
         <w:rPr>
           <w:caps w:val="0"/>
@@ -9601,7 +9601,7 @@
       <w:pPr>
         <w:pStyle w:val="CTDT-H2"/>
       </w:pPr>
-      <w:bookmarkStart w:id="31" w:name="_Toc231178520"/>
+      <w:bookmarkStart w:name="_Toc231178520" w:id="31"/>
       <w:r>
         <w:t>Cấu trúc tổng thể của CNN</w:t>
       </w:r>
@@ -9696,7 +9696,7 @@
       <w:pPr>
         <w:pStyle w:val="CTDT-Hinh"/>
       </w:pPr>
-      <w:bookmarkStart w:id="32" w:name="_Toc231178467"/>
+      <w:bookmarkStart w:name="_Toc231178467" w:id="32"/>
       <w:r>
         <w:t>-</w:t>
       </w:r>
@@ -9774,7 +9774,7 @@
       <w:pPr>
         <w:pStyle w:val="CTDT-H2"/>
       </w:pPr>
-      <w:bookmarkStart w:id="33" w:name="_Toc231178521"/>
+      <w:bookmarkStart w:name="_Toc231178521" w:id="33"/>
       <w:r>
         <w:t>Convolution Layer</w:t>
       </w:r>
@@ -9792,7 +9792,7 @@
       <w:pPr>
         <w:pStyle w:val="CTDT-H3"/>
       </w:pPr>
-      <w:bookmarkStart w:id="34" w:name="_Toc231178522"/>
+      <w:bookmarkStart w:name="_Toc231178522" w:id="34"/>
       <w:r>
         <w:t>Nguyên lý hoạt động</w:t>
       </w:r>
@@ -9879,7 +9879,7 @@
       <w:pPr>
         <w:pStyle w:val="CTDT-Hinh"/>
       </w:pPr>
-      <w:bookmarkStart w:id="35" w:name="_Toc231178468"/>
+      <w:bookmarkStart w:name="_Toc231178468" w:id="35"/>
       <w:r>
         <w:t>-</w:t>
       </w:r>
@@ -9892,7 +9892,7 @@
       <w:pPr>
         <w:pStyle w:val="CTDT-H3"/>
       </w:pPr>
-      <w:bookmarkStart w:id="36" w:name="_Toc231178523"/>
+      <w:bookmarkStart w:name="_Toc231178523" w:id="36"/>
       <w:r>
         <w:t>Các tham số quan trọng</w:t>
       </w:r>
@@ -9935,7 +9935,7 @@
       <w:pPr>
         <w:pStyle w:val="CTDT-H3"/>
       </w:pPr>
-      <w:bookmarkStart w:id="37" w:name="_Toc231178524"/>
+      <w:bookmarkStart w:name="_Toc231178524" w:id="37"/>
       <w:r>
         <w:t xml:space="preserve">Convolution với </w:t>
       </w:r>
@@ -10686,7 +10686,7 @@
       <w:pPr>
         <w:pStyle w:val="CTDT-H3"/>
       </w:pPr>
-      <w:bookmarkStart w:id="38" w:name="_Toc231178525"/>
+      <w:bookmarkStart w:name="_Toc231178525" w:id="38"/>
       <w:r>
         <w:t>Ví dụ minh họa</w:t>
       </w:r>
@@ -10746,7 +10746,7 @@
         <w:pStyle w:val="CTDT-Hinh"/>
         <w:ind w:left="0" w:firstLine="0"/>
       </w:pPr>
-      <w:bookmarkStart w:id="39" w:name="_Toc231178469"/>
+      <w:bookmarkStart w:name="_Toc231178469" w:id="39"/>
       <w:r>
         <w:t>-</w:t>
       </w:r>
@@ -11076,7 +11076,7 @@
       <w:pPr>
         <w:pStyle w:val="CTDT-H3"/>
       </w:pPr>
-      <w:bookmarkStart w:id="40" w:name="_Toc231178526"/>
+      <w:bookmarkStart w:name="_Toc231178526" w:id="40"/>
       <w:r>
         <w:t>Cài đặt Convolution Layer bằng PyTorch</w:t>
       </w:r>
@@ -11133,7 +11133,7 @@
       <w:pPr>
         <w:pStyle w:val="CTDT-Hinh"/>
       </w:pPr>
-      <w:bookmarkStart w:id="41" w:name="_Toc231178470"/>
+      <w:bookmarkStart w:name="_Toc231178470" w:id="41"/>
       <w:r>
         <w:t>-</w:t>
       </w:r>
@@ -11146,7 +11146,7 @@
       <w:pPr>
         <w:pStyle w:val="CTDT-H3"/>
       </w:pPr>
-      <w:bookmarkStart w:id="42" w:name="_Toc231178527"/>
+      <w:bookmarkStart w:name="_Toc231178527" w:id="42"/>
       <w:r>
         <w:t>Ý nghĩa của Convolution Layer</w:t>
       </w:r>
@@ -11196,7 +11196,7 @@
       <w:pPr>
         <w:pStyle w:val="CTDT-H2"/>
       </w:pPr>
-      <w:bookmarkStart w:id="43" w:name="_Toc231178528"/>
+      <w:bookmarkStart w:name="_Toc231178528" w:id="43"/>
       <w:r>
         <w:t>Activation Function</w:t>
       </w:r>
@@ -11222,7 +11222,7 @@
       <w:pPr>
         <w:pStyle w:val="CTDT-H3"/>
       </w:pPr>
-      <w:bookmarkStart w:id="44" w:name="_Toc231178529"/>
+      <w:bookmarkStart w:name="_Toc231178529" w:id="44"/>
       <w:r>
         <w:t>ReLU</w:t>
       </w:r>
@@ -11360,7 +11360,7 @@
       <w:pPr>
         <w:pStyle w:val="CTDT-Hinh"/>
       </w:pPr>
-      <w:bookmarkStart w:id="45" w:name="_Toc231178471"/>
+      <w:bookmarkStart w:name="_Toc231178471" w:id="45"/>
       <w:r>
         <w:t>-</w:t>
       </w:r>
@@ -11436,7 +11436,7 @@
       <w:pPr>
         <w:pStyle w:val="CTDT-Hinh"/>
       </w:pPr>
-      <w:bookmarkStart w:id="46" w:name="_Toc231178472"/>
+      <w:bookmarkStart w:name="_Toc231178472" w:id="46"/>
       <w:r>
         <w:t>-</w:t>
       </w:r>
@@ -11497,7 +11497,7 @@
       <w:pPr>
         <w:pStyle w:val="CTDT-Hinh"/>
       </w:pPr>
-      <w:bookmarkStart w:id="47" w:name="_Toc231178473"/>
+      <w:bookmarkStart w:name="_Toc231178473" w:id="47"/>
       <w:r>
         <w:t>–</w:t>
       </w:r>
@@ -11707,7 +11707,7 @@
       <w:pPr>
         <w:pStyle w:val="CTDT-H3"/>
       </w:pPr>
-      <w:bookmarkStart w:id="48" w:name="_Toc231178530"/>
+      <w:bookmarkStart w:name="_Toc231178530" w:id="48"/>
       <w:r>
         <w:t>Sigmoid</w:t>
       </w:r>
@@ -11788,7 +11788,7 @@
       <w:pPr>
         <w:pStyle w:val="CTDT-Hinh"/>
       </w:pPr>
-      <w:bookmarkStart w:id="49" w:name="_Toc231178474"/>
+      <w:bookmarkStart w:name="_Toc231178474" w:id="49"/>
       <w:r>
         <w:t>-</w:t>
       </w:r>
@@ -12167,7 +12167,7 @@
       <w:pPr>
         <w:pStyle w:val="CTDT-Hinh"/>
       </w:pPr>
-      <w:bookmarkStart w:id="50" w:name="_Toc231178475"/>
+      <w:bookmarkStart w:name="_Toc231178475" w:id="50"/>
       <w:r>
         <w:t>-</w:t>
       </w:r>
@@ -12183,7 +12183,7 @@
       <w:pPr>
         <w:pStyle w:val="CTDT-H3"/>
       </w:pPr>
-      <w:bookmarkStart w:id="51" w:name="_Toc231178531"/>
+      <w:bookmarkStart w:name="_Toc231178531" w:id="51"/>
       <w:r>
         <w:t>Tanh</w:t>
       </w:r>
@@ -12261,7 +12261,7 @@
       <w:pPr>
         <w:pStyle w:val="CTDT-Hinh"/>
       </w:pPr>
-      <w:bookmarkStart w:id="52" w:name="_Toc231178476"/>
+      <w:bookmarkStart w:name="_Toc231178476" w:id="52"/>
       <w:r>
         <w:t>-</w:t>
       </w:r>
@@ -12274,7 +12274,7 @@
       <w:pPr>
         <w:pStyle w:val="CTDT-H3"/>
       </w:pPr>
-      <w:bookmarkStart w:id="53" w:name="_Toc231178532"/>
+      <w:bookmarkStart w:name="_Toc231178532" w:id="53"/>
       <w:r>
         <w:lastRenderedPageBreak/>
         <w:t>Vai trò của Activation Function trong CNN</w:t>
@@ -12333,7 +12333,7 @@
       <w:pPr>
         <w:pStyle w:val="CTDT-H2"/>
       </w:pPr>
-      <w:bookmarkStart w:id="54" w:name="_Toc231178533"/>
+      <w:bookmarkStart w:name="_Toc231178533" w:id="54"/>
       <w:r>
         <w:t>Pooling Layer</w:t>
       </w:r>
@@ -12351,7 +12351,7 @@
       <w:pPr>
         <w:pStyle w:val="CTDT-H3"/>
       </w:pPr>
-      <w:bookmarkStart w:id="55" w:name="_Toc231178534"/>
+      <w:bookmarkStart w:name="_Toc231178534" w:id="55"/>
       <w:r>
         <w:t>Max Pooling</w:t>
       </w:r>
@@ -12422,7 +12422,7 @@
       <w:pPr>
         <w:pStyle w:val="CTDT-Hinh"/>
       </w:pPr>
-      <w:bookmarkStart w:id="56" w:name="_Toc231178477"/>
+      <w:bookmarkStart w:name="_Toc231178477" w:id="56"/>
       <w:r>
         <w:t>-</w:t>
       </w:r>
@@ -12446,7 +12446,7 @@
       <w:pPr>
         <w:pStyle w:val="CTDT-H3"/>
       </w:pPr>
-      <w:bookmarkStart w:id="57" w:name="_Toc231178535"/>
+      <w:bookmarkStart w:name="_Toc231178535" w:id="57"/>
       <w:r>
         <w:t>Average Pooling</w:t>
       </w:r>
@@ -12518,7 +12518,7 @@
       <w:pPr>
         <w:pStyle w:val="CTDT-Hinh"/>
       </w:pPr>
-      <w:bookmarkStart w:id="58" w:name="_Toc231178478"/>
+      <w:bookmarkStart w:name="_Toc231178478" w:id="58"/>
       <w:r>
         <w:t>-</w:t>
       </w:r>
@@ -12540,7 +12540,7 @@
       <w:pPr>
         <w:pStyle w:val="CTDT-H3"/>
       </w:pPr>
-      <w:bookmarkStart w:id="59" w:name="_Toc231178536"/>
+      <w:bookmarkStart w:name="_Toc231178536" w:id="59"/>
       <w:r>
         <w:t>Padding và Stride trong Pooling</w:t>
       </w:r>
@@ -12629,7 +12629,7 @@
       <w:pPr>
         <w:pStyle w:val="CTDT-Hinh"/>
       </w:pPr>
-      <w:bookmarkStart w:id="60" w:name="_Toc231178479"/>
+      <w:bookmarkStart w:name="_Toc231178479" w:id="60"/>
       <w:r>
         <w:t>-</w:t>
       </w:r>
@@ -12723,7 +12723,7 @@
       <w:pPr>
         <w:pStyle w:val="CTDT-Hinh"/>
       </w:pPr>
-      <w:bookmarkStart w:id="61" w:name="_Toc231178480"/>
+      <w:bookmarkStart w:name="_Toc231178480" w:id="61"/>
       <w:r>
         <w:t>-</w:t>
       </w:r>
@@ -13286,7 +13286,7 @@
       <w:pPr>
         <w:pStyle w:val="CTDT-H3"/>
       </w:pPr>
-      <w:bookmarkStart w:id="62" w:name="_Toc231178537"/>
+      <w:bookmarkStart w:name="_Toc231178537" w:id="62"/>
       <w:r>
         <w:t xml:space="preserve">Pooling với </w:t>
       </w:r>
@@ -13373,7 +13373,7 @@
       <w:pPr>
         <w:pStyle w:val="CTDT-Hinh"/>
       </w:pPr>
-      <w:bookmarkStart w:id="63" w:name="_Toc231178481"/>
+      <w:bookmarkStart w:name="_Toc231178481" w:id="63"/>
       <w:r>
         <w:t>-</w:t>
       </w:r>
@@ -13386,7 +13386,7 @@
       <w:pPr>
         <w:pStyle w:val="CTDT-H3"/>
       </w:pPr>
-      <w:bookmarkStart w:id="64" w:name="_Toc231178538"/>
+      <w:bookmarkStart w:name="_Toc231178538" w:id="64"/>
       <w:r>
         <w:lastRenderedPageBreak/>
         <w:t>Cài đặt Pooling Layer bằng PyTorch</w:t>
@@ -13471,7 +13471,7 @@
       <w:pPr>
         <w:pStyle w:val="CTDT-Hinh"/>
       </w:pPr>
-      <w:bookmarkStart w:id="65" w:name="_Toc231178482"/>
+      <w:bookmarkStart w:name="_Toc231178482" w:id="65"/>
       <w:r>
         <w:t>-</w:t>
       </w:r>
@@ -13484,7 +13484,7 @@
       <w:pPr>
         <w:pStyle w:val="CTDT-H3"/>
       </w:pPr>
-      <w:bookmarkStart w:id="66" w:name="_Toc231178539"/>
+      <w:bookmarkStart w:name="_Toc231178539" w:id="66"/>
       <w:r>
         <w:t>Vai trò của Pooling Layer</w:t>
       </w:r>
@@ -13534,7 +13534,7 @@
       <w:pPr>
         <w:pStyle w:val="CTDT-H2"/>
       </w:pPr>
-      <w:bookmarkStart w:id="67" w:name="_Toc231178540"/>
+      <w:bookmarkStart w:name="_Toc231178540" w:id="67"/>
       <w:r>
         <w:t>Fully Connected Layer</w:t>
       </w:r>
@@ -13818,7 +13818,7 @@
       <w:pPr>
         <w:pStyle w:val="CTDT-H3"/>
       </w:pPr>
-      <w:bookmarkStart w:id="68" w:name="_Toc231178541"/>
+      <w:bookmarkStart w:name="_Toc231178541" w:id="68"/>
       <w:r>
         <w:t xml:space="preserve">Ví dụ </w:t>
       </w:r>
@@ -13891,7 +13891,7 @@
       <w:pPr>
         <w:pStyle w:val="CTDT-Hinh"/>
       </w:pPr>
-      <w:bookmarkStart w:id="69" w:name="_Toc231178483"/>
+      <w:bookmarkStart w:name="_Toc231178483" w:id="69"/>
       <w:r>
         <w:t>-</w:t>
       </w:r>
@@ -16124,7 +16124,7 @@
       <w:pPr>
         <w:pStyle w:val="CTDT-H3"/>
       </w:pPr>
-      <w:bookmarkStart w:id="70" w:name="_Toc231178542"/>
+      <w:bookmarkStart w:name="_Toc231178542" w:id="70"/>
       <w:r>
         <w:t>Vai trò của Fully Connected Layer</w:t>
       </w:r>
@@ -16142,7 +16142,7 @@
       <w:pPr>
         <w:pStyle w:val="CTDT-H3"/>
       </w:pPr>
-      <w:bookmarkStart w:id="71" w:name="_Toc231178543"/>
+      <w:bookmarkStart w:name="_Toc231178543" w:id="71"/>
       <w:r>
         <w:t>Hạn chế của Fully Connected Layer</w:t>
       </w:r>
@@ -16263,7 +16263,7 @@
       <w:pPr>
         <w:pStyle w:val="CTDT-H3"/>
       </w:pPr>
-      <w:bookmarkStart w:id="72" w:name="_Toc231178544"/>
+      <w:bookmarkStart w:name="_Toc231178544" w:id="72"/>
       <w:r>
         <w:t>Xu hướng thay thế trong CNN hiện đại</w:t>
       </w:r>
@@ -16285,7 +16285,7 @@
           <w:lang w:val="en-US"/>
         </w:rPr>
       </w:pPr>
-      <w:bookmarkStart w:id="73" w:name="_Toc231178545"/>
+      <w:bookmarkStart w:name="_Toc231178545" w:id="73"/>
       <w:r>
         <w:rPr>
           <w:lang w:val="en-US"/>
@@ -16306,7 +16306,7 @@
       <w:pPr>
         <w:pStyle w:val="CTDT-H3"/>
       </w:pPr>
-      <w:bookmarkStart w:id="74" w:name="_Toc231178546"/>
+      <w:bookmarkStart w:name="_Toc231178546" w:id="74"/>
       <w:r>
         <w:t>Quá trình huấn luyện tổng quát</w:t>
       </w:r>
@@ -16419,7 +16419,7 @@
       <w:pPr>
         <w:pStyle w:val="CTDT-Hinh"/>
       </w:pPr>
-      <w:bookmarkStart w:id="75" w:name="_Toc231178484"/>
+      <w:bookmarkStart w:name="_Toc231178484" w:id="75"/>
       <w:r>
         <w:t>- Quy trình Forward Propagation và Backward Propagation trong mạng nơ-ron</w:t>
       </w:r>
@@ -16437,7 +16437,7 @@
       <w:pPr>
         <w:pStyle w:val="CTDT-H3"/>
       </w:pPr>
-      <w:bookmarkStart w:id="76" w:name="_Toc231178547"/>
+      <w:bookmarkStart w:name="_Toc231178547" w:id="76"/>
       <w:r>
         <w:t xml:space="preserve">Vai trò </w:t>
       </w:r>
@@ -16470,7 +16470,7 @@
       <w:pPr>
         <w:pStyle w:val="CTDT-H3"/>
       </w:pPr>
-      <w:bookmarkStart w:id="77" w:name="_Toc231178548"/>
+      <w:bookmarkStart w:name="_Toc231178548" w:id="77"/>
       <w:r>
         <w:t>Backpropagation qua Convolution Layer</w:t>
       </w:r>
@@ -16774,7 +16774,7 @@
       <w:pPr>
         <w:pStyle w:val="CTDT-Hinh"/>
       </w:pPr>
-      <w:bookmarkStart w:id="78" w:name="_Toc231178485"/>
+      <w:bookmarkStart w:name="_Toc231178485" w:id="78"/>
       <w:r>
         <w:lastRenderedPageBreak/>
         <w:t>- Tính gradient của kernel từ đầu vào và gradient đầu ra</w:t>
@@ -17098,7 +17098,7 @@
       <w:pPr>
         <w:pStyle w:val="CTDT-Hinh"/>
       </w:pPr>
-      <w:bookmarkStart w:id="79" w:name="_Toc231178486"/>
+      <w:bookmarkStart w:name="_Toc231178486" w:id="79"/>
       <w:r>
         <w:t xml:space="preserve">- </w:t>
       </w:r>
@@ -17294,7 +17294,7 @@
       <w:pPr>
         <w:pStyle w:val="CTDT-H3"/>
       </w:pPr>
-      <w:bookmarkStart w:id="80" w:name="_Toc231178549"/>
+      <w:bookmarkStart w:name="_Toc231178549" w:id="80"/>
       <w:r>
         <w:t>Backpropagation qua Pooling Layer</w:t>
       </w:r>
@@ -17390,7 +17390,7 @@
       <w:pPr>
         <w:pStyle w:val="CTDT-Hinh"/>
       </w:pPr>
-      <w:bookmarkStart w:id="81" w:name="_Toc231178487"/>
+      <w:bookmarkStart w:name="_Toc231178487" w:id="81"/>
       <w:r>
         <w:t xml:space="preserve">- Lan truyền ngược trong lớp Max Pooling </w:t>
       </w:r>
@@ -17461,7 +17461,7 @@
       <w:pPr>
         <w:pStyle w:val="CTDT-Hinh"/>
       </w:pPr>
-      <w:bookmarkStart w:id="82" w:name="_Toc231178488"/>
+      <w:bookmarkStart w:name="_Toc231178488" w:id="82"/>
       <w:r>
         <w:t xml:space="preserve">- Lan truyền ngược trong lớp Average Pooling </w:t>
       </w:r>
@@ -17486,7 +17486,7 @@
       <w:pPr>
         <w:pStyle w:val="CTDT-Bang"/>
       </w:pPr>
-      <w:bookmarkStart w:id="83" w:name="_Toc231178492"/>
+      <w:bookmarkStart w:name="_Toc231178492" w:id="83"/>
       <w:r>
         <w:t>So sánh cách lan truyền ngược qua Max Pooling và Average Pooling</w:t>
       </w:r>
@@ -17664,7 +17664,7 @@
       <w:pPr>
         <w:pStyle w:val="CTDT-H3"/>
       </w:pPr>
-      <w:bookmarkStart w:id="84" w:name="_Toc231178550"/>
+      <w:bookmarkStart w:name="_Toc231178550" w:id="84"/>
       <w:r>
         <w:t>Một số vấn đề trong quá trình huấn luyện</w:t>
       </w:r>
@@ -17774,7 +17774,7 @@
       <w:pPr>
         <w:pStyle w:val="CTDT-H2"/>
       </w:pPr>
-      <w:bookmarkStart w:id="85" w:name="_Toc231178551"/>
+      <w:bookmarkStart w:name="_Toc231178551" w:id="85"/>
       <w:r>
         <w:t>Thuật toán tối ưu trong CNN: SGD và Adam</w:t>
       </w:r>
@@ -17792,7 +17792,7 @@
       <w:pPr>
         <w:pStyle w:val="CTDT-H3"/>
       </w:pPr>
-      <w:bookmarkStart w:id="86" w:name="_Toc231178552"/>
+      <w:bookmarkStart w:name="_Toc231178552" w:id="86"/>
       <w:r>
         <w:t>Stochastic Gradient Descent</w:t>
       </w:r>
@@ -17978,7 +17978,7 @@
       <w:pPr>
         <w:pStyle w:val="CTDT-Hinh"/>
       </w:pPr>
-      <w:bookmarkStart w:id="87" w:name="_Toc231178489"/>
+      <w:bookmarkStart w:name="_Toc231178489" w:id="87"/>
       <w:r>
         <w:t>- So sánh đường đi tối ưu hóa của Batch Gradient Descent và Stochastic Gradient Descent (SGD)</w:t>
       </w:r>
@@ -18059,7 +18059,7 @@
       <w:pPr>
         <w:pStyle w:val="CTDT-H3"/>
       </w:pPr>
-      <w:bookmarkStart w:id="88" w:name="_Toc231178553"/>
+      <w:bookmarkStart w:name="_Toc231178553" w:id="88"/>
       <w:r>
         <w:t>SGD với Momentum</w:t>
       </w:r>
@@ -18151,7 +18151,7 @@
       <w:pPr>
         <w:pStyle w:val="CTDT-Hinh"/>
       </w:pPr>
-      <w:bookmarkStart w:id="89" w:name="_Toc231178490"/>
+      <w:bookmarkStart w:name="_Toc231178490" w:id="89"/>
       <w:r>
         <w:t>- So sánh quá trình hội tụ của SGD có và không sử dụng Momentum</w:t>
       </w:r>
@@ -18161,7 +18161,7 @@
       <w:pPr>
         <w:pStyle w:val="CTDT-H3"/>
       </w:pPr>
-      <w:bookmarkStart w:id="90" w:name="_Toc231178554"/>
+      <w:bookmarkStart w:name="_Toc231178554" w:id="90"/>
       <w:r>
         <w:t>Adam Optimizer</w:t>
       </w:r>
@@ -18279,7 +18279,7 @@
       <w:pPr>
         <w:pStyle w:val="CTDT-H3"/>
       </w:pPr>
-      <w:bookmarkStart w:id="91" w:name="_Toc231178555"/>
+      <w:bookmarkStart w:name="_Toc231178555" w:id="91"/>
       <w:r>
         <w:t>So sánh SGD và Adam</w:t>
       </w:r>
@@ -18335,7 +18335,7 @@
           <w:lang w:val="en-US"/>
         </w:rPr>
       </w:pPr>
-      <w:bookmarkStart w:id="92" w:name="_Toc231178493"/>
+      <w:bookmarkStart w:name="_Toc231178493" w:id="92"/>
       <w:r>
         <w:t>So sánh thuật toán tối ưu SGD và Adam</w:t>
       </w:r>
@@ -18750,7 +18750,7 @@
       <w:pPr>
         <w:pStyle w:val="CTDT-Hinh"/>
       </w:pPr>
-      <w:bookmarkStart w:id="93" w:name="_Toc231178491"/>
+      <w:bookmarkStart w:name="_Toc231178491" w:id="93"/>
       <w:r>
         <w:t>- So sánh hiệu năng huấn luyện của Adam và SGD</w:t>
       </w:r>
@@ -18777,7 +18777,7 @@
       <w:pPr>
         <w:pStyle w:val="CTDT-H1"/>
       </w:pPr>
-      <w:bookmarkStart w:id="94" w:name="_Toc231178556"/>
+      <w:bookmarkStart w:name="_Toc231178556" w:id="94"/>
       <w:r>
         <w:lastRenderedPageBreak/>
         <w:t>MỘT SỐ KIẾN TRÚC CNN NỔI TIẾNG</w:t>
@@ -18788,7 +18788,7 @@
       <w:pPr>
         <w:pStyle w:val="CTDT-H2"/>
       </w:pPr>
-      <w:bookmarkStart w:id="95" w:name="_Toc231178557"/>
+      <w:bookmarkStart w:name="_Toc231178557" w:id="95"/>
       <w:r>
         <w:t>LeNet-5</w:t>
       </w:r>
@@ -18822,7 +18822,7 @@
       <w:pPr>
         <w:pStyle w:val="CTDT-H2"/>
       </w:pPr>
-      <w:bookmarkStart w:id="96" w:name="_Toc231178558"/>
+      <w:bookmarkStart w:name="_Toc231178558" w:id="96"/>
       <w:r>
         <w:t>AlexNet</w:t>
       </w:r>
@@ -18874,7 +18874,7 @@
       <w:pPr>
         <w:pStyle w:val="CTDT-H2"/>
       </w:pPr>
-      <w:bookmarkStart w:id="97" w:name="_Toc231178559"/>
+      <w:bookmarkStart w:name="_Toc231178559" w:id="97"/>
       <w:r>
         <w:t>VGGNet</w:t>
       </w:r>
@@ -18926,7 +18926,7 @@
       <w:pPr>
         <w:pStyle w:val="CTDT-H2"/>
       </w:pPr>
-      <w:bookmarkStart w:id="98" w:name="_Toc231178560"/>
+      <w:bookmarkStart w:name="_Toc231178560" w:id="98"/>
       <w:r>
         <w:t>GoogLeNet/Inception</w:t>
       </w:r>
@@ -18979,7 +18979,7 @@
       <w:pPr>
         <w:pStyle w:val="CTDT-H2"/>
       </w:pPr>
-      <w:bookmarkStart w:id="99" w:name="_Toc231178561"/>
+      <w:bookmarkStart w:name="_Toc231178561" w:id="99"/>
       <w:r>
         <w:t>ResNet</w:t>
       </w:r>
@@ -19031,7 +19031,7 @@
       <w:pPr>
         <w:pStyle w:val="CTDT-H2"/>
       </w:pPr>
-      <w:bookmarkStart w:id="100" w:name="_Toc231178562"/>
+      <w:bookmarkStart w:name="_Toc231178562" w:id="100"/>
       <w:r>
         <w:t>So sánh một số kiến trúc CNN tiêu biểu</w:t>
       </w:r>
@@ -19055,7 +19055,7 @@
       <w:pPr>
         <w:pStyle w:val="CTDT-Bang"/>
       </w:pPr>
-      <w:bookmarkStart w:id="101" w:name="_Toc231178494"/>
+      <w:bookmarkStart w:name="_Toc231178494" w:id="101"/>
       <w:r>
         <w:t>So sánh một số kiến trúc CNN nổi tiếng</w:t>
       </w:r>
@@ -19483,7 +19483,7 @@
       <w:pPr>
         <w:pStyle w:val="CTDT-H1"/>
       </w:pPr>
-      <w:bookmarkStart w:id="102" w:name="_Toc231178563"/>
+      <w:bookmarkStart w:name="_Toc231178563" w:id="102"/>
       <w:r>
         <w:lastRenderedPageBreak/>
         <w:t>ƯU ĐIỂM, HẠN CHẾ VÀ HƯỚNG PHÁT TRIỂN CỦA CNN</w:t>
@@ -19494,7 +19494,7 @@
       <w:pPr>
         <w:pStyle w:val="CTDT-H2"/>
       </w:pPr>
-      <w:bookmarkStart w:id="103" w:name="_Toc231178564"/>
+      <w:bookmarkStart w:name="_Toc231178564" w:id="103"/>
       <w:r>
         <w:t>Ưu điểm của CNN</w:t>
       </w:r>
@@ -19574,7 +19574,7 @@
       <w:pPr>
         <w:pStyle w:val="CTDT-H2"/>
       </w:pPr>
-      <w:bookmarkStart w:id="104" w:name="_Toc231178565"/>
+      <w:bookmarkStart w:name="_Toc231178565" w:id="104"/>
       <w:r>
         <w:t>Hạn chế của CNN</w:t>
       </w:r>
@@ -19654,7 +19654,7 @@
       <w:pPr>
         <w:pStyle w:val="CTDT-H2"/>
       </w:pPr>
-      <w:bookmarkStart w:id="105" w:name="_Toc231178566"/>
+      <w:bookmarkStart w:name="_Toc231178566" w:id="105"/>
       <w:r>
         <w:t>Hướng phát triển trong tương lai</w:t>
       </w:r>
@@ -19759,10 +19759,127 @@
     </w:p>
     <w:p>
       <w:pPr>
+        <w:pStyle w:val="CTDT-H1"/>
+      </w:pPr>
+      <w:r>
+        <w:rPr/>
+        <w:t xml:space="preserve">ĐỐI CHIẾU CNN VỚI HỆ THỐNG THỰC NGHIỆM</w:t>
+      </w:r>
+    </w:p>
+    <w:p>
+      <w:pPr>
+        <w:pStyle w:val="CTDT-H2"/>
+      </w:pPr>
+      <w:r>
+        <w:rPr/>
+        <w:t xml:space="preserve">Mục tiêu và dữ liệu dùng chung</w:t>
+      </w:r>
+    </w:p>
+    <w:p>
+      <w:pPr>
+        <w:pStyle w:val="CTDT-Text"/>
+      </w:pPr>
+      <w:r>
+        <w:rPr/>
+        <w:t xml:space="preserve">Để chuyển kiến thức lý thuyết thành minh chứng có thể kiểm tra, nhóm tổ chức ba cách cài đặt CNN trên cùng quy ước dữ liệu. Dữ liệu được đặt tại model/dataset_raw/animals/animals theo cấu trúc class_name/image_file: mỗi thư mục con là một nhãn, mỗi tệp là một ảnh. Quy ước này giúp notebook Keras/TensorFlow và PyTorch đọc cùng một nguồn dữ liệu, tránh khác biệt do cách gán nhãn.</w:t>
+      </w:r>
+    </w:p>
+    <w:p>
+      <w:pPr>
+        <w:pStyle w:val="CTDT-Text"/>
+      </w:pPr>
+      <w:r>
+        <w:rPr/>
+        <w:t xml:space="preserve">Ảnh đầu vào được chuyển sang RGB, thay đổi kích thước 224 × 224 và biểu diễn bằng tensor. Khi đưa vào CNN tự cài đặt, ví dụ minh họa dùng định dạng NCHW; khi suy luận trong dịch vụ TensorFlow, batch có dạng (Batch_Size, 224, 224, 3). Dù khác thứ tự trục theo framework, ý nghĩa vẫn là ba kênh màu và cùng một nhãn lớp.</w:t>
+      </w:r>
+    </w:p>
+    <w:p>
+      <w:pPr>
+        <w:pStyle w:val="CTDT-H2"/>
+      </w:pPr>
+      <w:r>
+        <w:rPr/>
+        <w:t xml:space="preserve">CNN tự cài đặt bằng NumPy</w:t>
+      </w:r>
+    </w:p>
+    <w:p>
+      <w:pPr>
+        <w:pStyle w:val="CTDT-Text"/>
+      </w:pPr>
+      <w:r>
+        <w:rPr/>
+        <w:t xml:space="preserve">Tệp model/cnn_from_scratch.py hiện thực Conv2D, ReLU, MaxPool2D, GlobalAveragePool, Dense và Softmax mà không gọi layer cấp cao của TensorFlow, Keras hay PyTorch. Luồng forward là Conv2D → ReLU → MaxPool2D → Global Average Pooling → Dense; Softmax biến logits thành phân phối xác suất.</w:t>
+      </w:r>
+    </w:p>
+    <w:p>
+      <w:pPr>
+        <w:pStyle w:val="CTDT-Text"/>
+      </w:pPr>
+      <w:r>
+        <w:rPr/>
+        <w:t xml:space="preserve">Phần train_step tính cross-entropy với nhãn one-hot, sau đó truyền gradient ngược qua các lớp theo thứ tự đảo. Conv2D.backward sử dụng einsum để tính gradient của kernel, bias và input; MaxPool2D.backward chỉ trả gradient về vị trí cực đại đã lưu. Mã này là minh họa cơ chế và smoke test trên dữ liệu giả lập, không thay thế mô hình triển khai thực tế.</w:t>
+      </w:r>
+    </w:p>
+    <w:p>
+      <w:pPr>
+        <w:pStyle w:val="CTDT-H2"/>
+      </w:pPr>
+      <w:r>
+        <w:rPr/>
+        <w:t xml:space="preserve">Cài đặt bằng Keras/TensorFlow và PyTorch</w:t>
+      </w:r>
+    </w:p>
+    <w:p>
+      <w:pPr>
+        <w:pStyle w:val="CTDT-Text"/>
+      </w:pPr>
+      <w:r>
+        <w:rPr/>
+        <w:t xml:space="preserve">Phiên bản Keras/TensorFlow nằm trong train_keras.ipynb và train_cnn.ipynb; mô hình đã huấn luyện được lưu ở định dạng .keras và FastAPI trong model/main.py phục vụ suy luận. API trả Top-5 Softmax và ảnh Grad-CAM để người dùng quan sát các vùng đặc trưng có ảnh hưởng đến dự đoán.</w:t>
+      </w:r>
+    </w:p>
+    <w:p>
+      <w:pPr>
+        <w:pStyle w:val="CTDT-Text"/>
+      </w:pPr>
+      <w:r>
+        <w:rPr/>
+        <w:t xml:space="preserve">Phiên bản PyTorch nằm trong train_pytorch.ipynb, xây dựng lớp AnimalCNN và lưu trọng số state dict .pt. Ba phiên bản được đặt cạnh nhau để phân biệt rõ: NumPy dùng để giải thích forward/backward; Keras/TensorFlow phục vụ huấn luyện và tích hợp API; PyTorch là cách cài đặt framework thứ hai trên cùng bài toán.</w:t>
+      </w:r>
+    </w:p>
+    <w:p>
+      <w:pPr>
+        <w:pStyle w:val="CTDT-H2"/>
+      </w:pPr>
+      <w:r>
+        <w:rPr/>
+        <w:t xml:space="preserve">Kiến trúc cải tiến và khả năng giải thích</w:t>
+      </w:r>
+    </w:p>
+    <w:p>
+      <w:pPr>
+        <w:pStyle w:val="CTDT-Text"/>
+      </w:pPr>
+      <w:r>
+        <w:rPr/>
+        <w:t xml:space="preserve">VGG mở rộng chiều sâu bằng các convolution 3 × 3; ResNet thêm nhánh tắt F(x) + x để giảm khó khăn khi huấn luyện mạng sâu; Inception xử lý nhiều tỉ lệ đặc trưng song song bằng các kernel khác nhau. EfficientNetB0 đang dùng trong hệ thống là hướng tối ưu hóa đồng thời chiều sâu, chiều rộng và độ phân giải, phù hợp với bài toán phân loại ảnh có giới hạn tài nguyên.</w:t>
+      </w:r>
+    </w:p>
+    <w:p>
+      <w:pPr>
+        <w:pStyle w:val="CTDT-Text"/>
+      </w:pPr>
+      <w:r>
+        <w:rPr/>
+        <w:t xml:space="preserve">Trên trang /identify, CNN Learning Lab trực quan hóa pipeline Input → Conv → Pool → Softmax → Grad-CAM, so sánh các kiến trúc cải tiến và liên kết đến các đoạn mã trọng tâm. Grad-CAM là công cụ giải thích hỗ trợ: nó cho biết vùng ảnh nào tác động mạnh đến lớp dự đoán, nhưng không phải bằng chứng tuyệt đối rằng mô hình hiểu ngữ nghĩa của ảnh.</w:t>
+      </w:r>
+    </w:p>
+    <w:p>
+      <w:pPr>
         <w:pStyle w:val="CTDT-H0"/>
       </w:pPr>
-      <w:bookmarkStart w:id="106" w:name="_Toc153572027"/>
-      <w:bookmarkStart w:id="107" w:name="_Toc231178567"/>
+      <w:bookmarkStart w:name="_Toc153572027" w:id="106"/>
+      <w:bookmarkStart w:name="_Toc231178567" w:id="107"/>
       <w:r>
         <w:lastRenderedPageBreak/>
         <w:t>KẾT LUẬN</w:t>
@@ -19814,8 +19931,8 @@
       <w:pPr>
         <w:pStyle w:val="CTDT-H0"/>
       </w:pPr>
-      <w:bookmarkStart w:id="108" w:name="_Toc153572028"/>
-      <w:bookmarkStart w:id="109" w:name="_Toc231178568"/>
+      <w:bookmarkStart w:name="_Toc153572028" w:id="108"/>
+      <w:bookmarkStart w:name="_Toc231178568" w:id="109"/>
       <w:r>
         <w:lastRenderedPageBreak/>
         <w:t>TÀI LIỆU THAM KHẢO</w:t>
@@ -20076,7 +20193,7 @@
         <w:ind w:left="720" w:hanging="360"/>
       </w:pPr>
       <w:rPr>
-        <w:rFonts w:ascii="Symbol" w:hAnsi="Symbol" w:hint="default"/>
+        <w:rFonts w:hint="default" w:ascii="Symbol" w:hAnsi="Symbol"/>
         <w:sz w:val="20"/>
       </w:rPr>
     </w:lvl>
@@ -20092,7 +20209,7 @@
         <w:ind w:left="1440" w:hanging="360"/>
       </w:pPr>
       <w:rPr>
-        <w:rFonts w:ascii="Courier New" w:hAnsi="Courier New" w:hint="default"/>
+        <w:rFonts w:hint="default" w:ascii="Courier New" w:hAnsi="Courier New"/>
         <w:sz w:val="20"/>
       </w:rPr>
     </w:lvl>
@@ -20108,7 +20225,7 @@
         <w:ind w:left="2160" w:hanging="360"/>
       </w:pPr>
       <w:rPr>
-        <w:rFonts w:ascii="Wingdings" w:hAnsi="Wingdings" w:hint="default"/>
+        <w:rFonts w:hint="default" w:ascii="Wingdings" w:hAnsi="Wingdings"/>
         <w:sz w:val="20"/>
       </w:rPr>
     </w:lvl>
@@ -20124,7 +20241,7 @@
         <w:ind w:left="2880" w:hanging="360"/>
       </w:pPr>
       <w:rPr>
-        <w:rFonts w:ascii="Wingdings" w:hAnsi="Wingdings" w:hint="default"/>
+        <w:rFonts w:hint="default" w:ascii="Wingdings" w:hAnsi="Wingdings"/>
         <w:sz w:val="20"/>
       </w:rPr>
     </w:lvl>
@@ -20140,7 +20257,7 @@
         <w:ind w:left="3600" w:hanging="360"/>
       </w:pPr>
       <w:rPr>
-        <w:rFonts w:ascii="Wingdings" w:hAnsi="Wingdings" w:hint="default"/>
+        <w:rFonts w:hint="default" w:ascii="Wingdings" w:hAnsi="Wingdings"/>
         <w:sz w:val="20"/>
       </w:rPr>
     </w:lvl>
@@ -20156,7 +20273,7 @@
         <w:ind w:left="4320" w:hanging="360"/>
       </w:pPr>
       <w:rPr>
-        <w:rFonts w:ascii="Wingdings" w:hAnsi="Wingdings" w:hint="default"/>
+        <w:rFonts w:hint="default" w:ascii="Wingdings" w:hAnsi="Wingdings"/>
         <w:sz w:val="20"/>
       </w:rPr>
     </w:lvl>
@@ -20172,7 +20289,7 @@
         <w:ind w:left="5040" w:hanging="360"/>
       </w:pPr>
       <w:rPr>
-        <w:rFonts w:ascii="Wingdings" w:hAnsi="Wingdings" w:hint="default"/>
+        <w:rFonts w:hint="default" w:ascii="Wingdings" w:hAnsi="Wingdings"/>
         <w:sz w:val="20"/>
       </w:rPr>
     </w:lvl>
@@ -20188,7 +20305,7 @@
         <w:ind w:left="5760" w:hanging="360"/>
       </w:pPr>
       <w:rPr>
-        <w:rFonts w:ascii="Wingdings" w:hAnsi="Wingdings" w:hint="default"/>
+        <w:rFonts w:hint="default" w:ascii="Wingdings" w:hAnsi="Wingdings"/>
         <w:sz w:val="20"/>
       </w:rPr>
     </w:lvl>
@@ -20204,7 +20321,7 @@
         <w:ind w:left="6480" w:hanging="360"/>
       </w:pPr>
       <w:rPr>
-        <w:rFonts w:ascii="Wingdings" w:hAnsi="Wingdings" w:hint="default"/>
+        <w:rFonts w:hint="default" w:ascii="Wingdings" w:hAnsi="Wingdings"/>
         <w:sz w:val="20"/>
       </w:rPr>
     </w:lvl>
@@ -20225,7 +20342,7 @@
         <w:ind w:left="720" w:hanging="360"/>
       </w:pPr>
       <w:rPr>
-        <w:rFonts w:ascii="Symbol" w:hAnsi="Symbol" w:hint="default"/>
+        <w:rFonts w:hint="default" w:ascii="Symbol" w:hAnsi="Symbol"/>
         <w:sz w:val="20"/>
       </w:rPr>
     </w:lvl>
@@ -20241,7 +20358,7 @@
         <w:ind w:left="1440" w:hanging="360"/>
       </w:pPr>
       <w:rPr>
-        <w:rFonts w:ascii="Courier New" w:hAnsi="Courier New" w:hint="default"/>
+        <w:rFonts w:hint="default" w:ascii="Courier New" w:hAnsi="Courier New"/>
         <w:sz w:val="20"/>
       </w:rPr>
     </w:lvl>
@@ -20257,7 +20374,7 @@
         <w:ind w:left="2160" w:hanging="360"/>
       </w:pPr>
       <w:rPr>
-        <w:rFonts w:ascii="Wingdings" w:hAnsi="Wingdings" w:hint="default"/>
+        <w:rFonts w:hint="default" w:ascii="Wingdings" w:hAnsi="Wingdings"/>
         <w:sz w:val="20"/>
       </w:rPr>
     </w:lvl>
@@ -20273,7 +20390,7 @@
         <w:ind w:left="2880" w:hanging="360"/>
       </w:pPr>
       <w:rPr>
-        <w:rFonts w:ascii="Wingdings" w:hAnsi="Wingdings" w:hint="default"/>
+        <w:rFonts w:hint="default" w:ascii="Wingdings" w:hAnsi="Wingdings"/>
         <w:sz w:val="20"/>
       </w:rPr>
     </w:lvl>
@@ -20289,7 +20406,7 @@
         <w:ind w:left="3600" w:hanging="360"/>
       </w:pPr>
       <w:rPr>
-        <w:rFonts w:ascii="Wingdings" w:hAnsi="Wingdings" w:hint="default"/>
+        <w:rFonts w:hint="default" w:ascii="Wingdings" w:hAnsi="Wingdings"/>
         <w:sz w:val="20"/>
       </w:rPr>
     </w:lvl>
@@ -20305,7 +20422,7 @@
         <w:ind w:left="4320" w:hanging="360"/>
       </w:pPr>
       <w:rPr>
-        <w:rFonts w:ascii="Wingdings" w:hAnsi="Wingdings" w:hint="default"/>
+        <w:rFonts w:hint="default" w:ascii="Wingdings" w:hAnsi="Wingdings"/>
         <w:sz w:val="20"/>
       </w:rPr>
     </w:lvl>
@@ -20321,7 +20438,7 @@
         <w:ind w:left="5040" w:hanging="360"/>
       </w:pPr>
       <w:rPr>
-        <w:rFonts w:ascii="Wingdings" w:hAnsi="Wingdings" w:hint="default"/>
+        <w:rFonts w:hint="default" w:ascii="Wingdings" w:hAnsi="Wingdings"/>
         <w:sz w:val="20"/>
       </w:rPr>
     </w:lvl>
@@ -20337,7 +20454,7 @@
         <w:ind w:left="5760" w:hanging="360"/>
       </w:pPr>
       <w:rPr>
-        <w:rFonts w:ascii="Wingdings" w:hAnsi="Wingdings" w:hint="default"/>
+        <w:rFonts w:hint="default" w:ascii="Wingdings" w:hAnsi="Wingdings"/>
         <w:sz w:val="20"/>
       </w:rPr>
     </w:lvl>
@@ -20353,7 +20470,7 @@
         <w:ind w:left="6480" w:hanging="360"/>
       </w:pPr>
       <w:rPr>
-        <w:rFonts w:ascii="Wingdings" w:hAnsi="Wingdings" w:hint="default"/>
+        <w:rFonts w:hint="default" w:ascii="Wingdings" w:hAnsi="Wingdings"/>
         <w:sz w:val="20"/>
       </w:rPr>
     </w:lvl>
@@ -20374,7 +20491,7 @@
         <w:ind w:left="720" w:hanging="360"/>
       </w:pPr>
       <w:rPr>
-        <w:rFonts w:ascii="Symbol" w:hAnsi="Symbol" w:hint="default"/>
+        <w:rFonts w:hint="default" w:ascii="Symbol" w:hAnsi="Symbol"/>
         <w:sz w:val="20"/>
       </w:rPr>
     </w:lvl>
@@ -20390,7 +20507,7 @@
         <w:ind w:left="1440" w:hanging="360"/>
       </w:pPr>
       <w:rPr>
-        <w:rFonts w:ascii="Courier New" w:hAnsi="Courier New" w:hint="default"/>
+        <w:rFonts w:hint="default" w:ascii="Courier New" w:hAnsi="Courier New"/>
         <w:sz w:val="20"/>
       </w:rPr>
     </w:lvl>
@@ -20406,7 +20523,7 @@
         <w:ind w:left="2160" w:hanging="360"/>
       </w:pPr>
       <w:rPr>
-        <w:rFonts w:ascii="Wingdings" w:hAnsi="Wingdings" w:hint="default"/>
+        <w:rFonts w:hint="default" w:ascii="Wingdings" w:hAnsi="Wingdings"/>
         <w:sz w:val="20"/>
       </w:rPr>
     </w:lvl>
@@ -20422,7 +20539,7 @@
         <w:ind w:left="2880" w:hanging="360"/>
       </w:pPr>
       <w:rPr>
-        <w:rFonts w:ascii="Wingdings" w:hAnsi="Wingdings" w:hint="default"/>
+        <w:rFonts w:hint="default" w:ascii="Wingdings" w:hAnsi="Wingdings"/>
         <w:sz w:val="20"/>
       </w:rPr>
     </w:lvl>
@@ -20438,7 +20555,7 @@
         <w:ind w:left="3600" w:hanging="360"/>
       </w:pPr>
       <w:rPr>
-        <w:rFonts w:ascii="Wingdings" w:hAnsi="Wingdings" w:hint="default"/>
+        <w:rFonts w:hint="default" w:ascii="Wingdings" w:hAnsi="Wingdings"/>
         <w:sz w:val="20"/>
       </w:rPr>
     </w:lvl>
@@ -20454,7 +20571,7 @@
         <w:ind w:left="4320" w:hanging="360"/>
       </w:pPr>
       <w:rPr>
-        <w:rFonts w:ascii="Wingdings" w:hAnsi="Wingdings" w:hint="default"/>
+        <w:rFonts w:hint="default" w:ascii="Wingdings" w:hAnsi="Wingdings"/>
         <w:sz w:val="20"/>
       </w:rPr>
     </w:lvl>
@@ -20470,7 +20587,7 @@
         <w:ind w:left="5040" w:hanging="360"/>
       </w:pPr>
       <w:rPr>
-        <w:rFonts w:ascii="Wingdings" w:hAnsi="Wingdings" w:hint="default"/>
+        <w:rFonts w:hint="default" w:ascii="Wingdings" w:hAnsi="Wingdings"/>
         <w:sz w:val="20"/>
       </w:rPr>
     </w:lvl>
@@ -20486,7 +20603,7 @@
         <w:ind w:left="5760" w:hanging="360"/>
       </w:pPr>
       <w:rPr>
-        <w:rFonts w:ascii="Wingdings" w:hAnsi="Wingdings" w:hint="default"/>
+        <w:rFonts w:hint="default" w:ascii="Wingdings" w:hAnsi="Wingdings"/>
         <w:sz w:val="20"/>
       </w:rPr>
     </w:lvl>
@@ -20502,7 +20619,7 @@
         <w:ind w:left="6480" w:hanging="360"/>
       </w:pPr>
       <w:rPr>
-        <w:rFonts w:ascii="Wingdings" w:hAnsi="Wingdings" w:hint="default"/>
+        <w:rFonts w:hint="default" w:ascii="Wingdings" w:hAnsi="Wingdings"/>
         <w:sz w:val="20"/>
       </w:rPr>
     </w:lvl>
@@ -20523,7 +20640,7 @@
         <w:ind w:left="720" w:hanging="360"/>
       </w:pPr>
       <w:rPr>
-        <w:rFonts w:ascii="Symbol" w:hAnsi="Symbol" w:hint="default"/>
+        <w:rFonts w:hint="default" w:ascii="Symbol" w:hAnsi="Symbol"/>
         <w:sz w:val="20"/>
       </w:rPr>
     </w:lvl>
@@ -20539,7 +20656,7 @@
         <w:ind w:left="1440" w:hanging="360"/>
       </w:pPr>
       <w:rPr>
-        <w:rFonts w:ascii="Courier New" w:hAnsi="Courier New" w:hint="default"/>
+        <w:rFonts w:hint="default" w:ascii="Courier New" w:hAnsi="Courier New"/>
         <w:sz w:val="20"/>
       </w:rPr>
     </w:lvl>
@@ -20555,7 +20672,7 @@
         <w:ind w:left="2160" w:hanging="360"/>
       </w:pPr>
       <w:rPr>
-        <w:rFonts w:ascii="Wingdings" w:hAnsi="Wingdings" w:hint="default"/>
+        <w:rFonts w:hint="default" w:ascii="Wingdings" w:hAnsi="Wingdings"/>
         <w:sz w:val="20"/>
       </w:rPr>
     </w:lvl>
@@ -20571,7 +20688,7 @@
         <w:ind w:left="2880" w:hanging="360"/>
       </w:pPr>
       <w:rPr>
-        <w:rFonts w:ascii="Wingdings" w:hAnsi="Wingdings" w:hint="default"/>
+        <w:rFonts w:hint="default" w:ascii="Wingdings" w:hAnsi="Wingdings"/>
         <w:sz w:val="20"/>
       </w:rPr>
     </w:lvl>
@@ -20587,7 +20704,7 @@
         <w:ind w:left="3600" w:hanging="360"/>
       </w:pPr>
       <w:rPr>
-        <w:rFonts w:ascii="Wingdings" w:hAnsi="Wingdings" w:hint="default"/>
+        <w:rFonts w:hint="default" w:ascii="Wingdings" w:hAnsi="Wingdings"/>
         <w:sz w:val="20"/>
       </w:rPr>
     </w:lvl>
@@ -20603,7 +20720,7 @@
         <w:ind w:left="4320" w:hanging="360"/>
       </w:pPr>
       <w:rPr>
-        <w:rFonts w:ascii="Wingdings" w:hAnsi="Wingdings" w:hint="default"/>
+        <w:rFonts w:hint="default" w:ascii="Wingdings" w:hAnsi="Wingdings"/>
         <w:sz w:val="20"/>
       </w:rPr>
     </w:lvl>
@@ -20619,7 +20736,7 @@
         <w:ind w:left="5040" w:hanging="360"/>
       </w:pPr>
       <w:rPr>
-        <w:rFonts w:ascii="Wingdings" w:hAnsi="Wingdings" w:hint="default"/>
+        <w:rFonts w:hint="default" w:ascii="Wingdings" w:hAnsi="Wingdings"/>
         <w:sz w:val="20"/>
       </w:rPr>
     </w:lvl>
@@ -20635,7 +20752,7 @@
         <w:ind w:left="5760" w:hanging="360"/>
       </w:pPr>
       <w:rPr>
-        <w:rFonts w:ascii="Wingdings" w:hAnsi="Wingdings" w:hint="default"/>
+        <w:rFonts w:hint="default" w:ascii="Wingdings" w:hAnsi="Wingdings"/>
         <w:sz w:val="20"/>
       </w:rPr>
     </w:lvl>
@@ -20651,7 +20768,7 @@
         <w:ind w:left="6480" w:hanging="360"/>
       </w:pPr>
       <w:rPr>
-        <w:rFonts w:ascii="Wingdings" w:hAnsi="Wingdings" w:hint="default"/>
+        <w:rFonts w:hint="default" w:ascii="Wingdings" w:hAnsi="Wingdings"/>
         <w:sz w:val="20"/>
       </w:rPr>
     </w:lvl>
@@ -20670,7 +20787,7 @@
         <w:ind w:left="360" w:hanging="360"/>
       </w:pPr>
       <w:rPr>
-        <w:rFonts w:ascii="Wingdings" w:hAnsi="Wingdings" w:hint="default"/>
+        <w:rFonts w:hint="default" w:ascii="Wingdings" w:hAnsi="Wingdings"/>
         <w:sz w:val="24"/>
       </w:rPr>
     </w:lvl>
@@ -20683,7 +20800,7 @@
         <w:ind w:left="1440" w:hanging="360"/>
       </w:pPr>
       <w:rPr>
-        <w:rFonts w:ascii="Courier New" w:hAnsi="Courier New" w:cs="Courier New" w:hint="default"/>
+        <w:rFonts w:hint="default" w:ascii="Courier New" w:hAnsi="Courier New" w:cs="Courier New"/>
       </w:rPr>
     </w:lvl>
     <w:lvl w:ilvl="2" w:tplc="0C090005" w:tentative="1">
@@ -20695,7 +20812,7 @@
         <w:ind w:left="2160" w:hanging="360"/>
       </w:pPr>
       <w:rPr>
-        <w:rFonts w:ascii="Wingdings" w:hAnsi="Wingdings" w:hint="default"/>
+        <w:rFonts w:hint="default" w:ascii="Wingdings" w:hAnsi="Wingdings"/>
       </w:rPr>
     </w:lvl>
     <w:lvl w:ilvl="3" w:tplc="0C090001" w:tentative="1">
@@ -20707,7 +20824,7 @@
         <w:ind w:left="2880" w:hanging="360"/>
       </w:pPr>
       <w:rPr>
-        <w:rFonts w:ascii="Symbol" w:hAnsi="Symbol" w:hint="default"/>
+        <w:rFonts w:hint="default" w:ascii="Symbol" w:hAnsi="Symbol"/>
       </w:rPr>
     </w:lvl>
     <w:lvl w:ilvl="4" w:tplc="0C090003" w:tentative="1">
@@ -20719,7 +20836,7 @@
         <w:ind w:left="3600" w:hanging="360"/>
       </w:pPr>
       <w:rPr>
-        <w:rFonts w:ascii="Courier New" w:hAnsi="Courier New" w:cs="Courier New" w:hint="default"/>
+        <w:rFonts w:hint="default" w:ascii="Courier New" w:hAnsi="Courier New" w:cs="Courier New"/>
       </w:rPr>
     </w:lvl>
     <w:lvl w:ilvl="5" w:tplc="0C090005" w:tentative="1">
@@ -20731,7 +20848,7 @@
         <w:ind w:left="4320" w:hanging="360"/>
       </w:pPr>
       <w:rPr>
-        <w:rFonts w:ascii="Wingdings" w:hAnsi="Wingdings" w:hint="default"/>
+        <w:rFonts w:hint="default" w:ascii="Wingdings" w:hAnsi="Wingdings"/>
       </w:rPr>
     </w:lvl>
     <w:lvl w:ilvl="6" w:tplc="0C090001" w:tentative="1">
@@ -20743,7 +20860,7 @@
         <w:ind w:left="5040" w:hanging="360"/>
       </w:pPr>
       <w:rPr>
-        <w:rFonts w:ascii="Symbol" w:hAnsi="Symbol" w:hint="default"/>
+        <w:rFonts w:hint="default" w:ascii="Symbol" w:hAnsi="Symbol"/>
       </w:rPr>
     </w:lvl>
     <w:lvl w:ilvl="7" w:tplc="0C090003" w:tentative="1">
@@ -20755,7 +20872,7 @@
         <w:ind w:left="5760" w:hanging="360"/>
       </w:pPr>
       <w:rPr>
-        <w:rFonts w:ascii="Courier New" w:hAnsi="Courier New" w:cs="Courier New" w:hint="default"/>
+        <w:rFonts w:hint="default" w:ascii="Courier New" w:hAnsi="Courier New" w:cs="Courier New"/>
       </w:rPr>
     </w:lvl>
     <w:lvl w:ilvl="8" w:tplc="0C090005" w:tentative="1">
@@ -20767,7 +20884,7 @@
         <w:ind w:left="6480" w:hanging="360"/>
       </w:pPr>
       <w:rPr>
-        <w:rFonts w:ascii="Wingdings" w:hAnsi="Wingdings" w:hint="default"/>
+        <w:rFonts w:hint="default" w:ascii="Wingdings" w:hAnsi="Wingdings"/>
       </w:rPr>
     </w:lvl>
   </w:abstractNum>
@@ -20787,7 +20904,7 @@
         <w:ind w:left="720" w:hanging="360"/>
       </w:pPr>
       <w:rPr>
-        <w:rFonts w:ascii="Symbol" w:hAnsi="Symbol" w:hint="default"/>
+        <w:rFonts w:hint="default" w:ascii="Symbol" w:hAnsi="Symbol"/>
         <w:sz w:val="20"/>
       </w:rPr>
     </w:lvl>
@@ -20803,7 +20920,7 @@
         <w:ind w:left="1440" w:hanging="360"/>
       </w:pPr>
       <w:rPr>
-        <w:rFonts w:ascii="Courier New" w:hAnsi="Courier New" w:hint="default"/>
+        <w:rFonts w:hint="default" w:ascii="Courier New" w:hAnsi="Courier New"/>
         <w:sz w:val="20"/>
       </w:rPr>
     </w:lvl>
@@ -20819,7 +20936,7 @@
         <w:ind w:left="2160" w:hanging="360"/>
       </w:pPr>
       <w:rPr>
-        <w:rFonts w:ascii="Wingdings" w:hAnsi="Wingdings" w:hint="default"/>
+        <w:rFonts w:hint="default" w:ascii="Wingdings" w:hAnsi="Wingdings"/>
         <w:sz w:val="20"/>
       </w:rPr>
     </w:lvl>
@@ -20835,7 +20952,7 @@
         <w:ind w:left="2880" w:hanging="360"/>
       </w:pPr>
       <w:rPr>
-        <w:rFonts w:ascii="Wingdings" w:hAnsi="Wingdings" w:hint="default"/>
+        <w:rFonts w:hint="default" w:ascii="Wingdings" w:hAnsi="Wingdings"/>
         <w:sz w:val="20"/>
       </w:rPr>
     </w:lvl>
@@ -20851,7 +20968,7 @@
         <w:ind w:left="3600" w:hanging="360"/>
       </w:pPr>
       <w:rPr>
-        <w:rFonts w:ascii="Wingdings" w:hAnsi="Wingdings" w:hint="default"/>
+        <w:rFonts w:hint="default" w:ascii="Wingdings" w:hAnsi="Wingdings"/>
         <w:sz w:val="20"/>
       </w:rPr>
     </w:lvl>
@@ -20867,7 +20984,7 @@
         <w:ind w:left="4320" w:hanging="360"/>
       </w:pPr>
       <w:rPr>
-        <w:rFonts w:ascii="Wingdings" w:hAnsi="Wingdings" w:hint="default"/>
+        <w:rFonts w:hint="default" w:ascii="Wingdings" w:hAnsi="Wingdings"/>
         <w:sz w:val="20"/>
       </w:rPr>
     </w:lvl>
@@ -20883,7 +21000,7 @@
         <w:ind w:left="5040" w:hanging="360"/>
       </w:pPr>
       <w:rPr>
-        <w:rFonts w:ascii="Wingdings" w:hAnsi="Wingdings" w:hint="default"/>
+        <w:rFonts w:hint="default" w:ascii="Wingdings" w:hAnsi="Wingdings"/>
         <w:sz w:val="20"/>
       </w:rPr>
     </w:lvl>
@@ -20899,7 +21016,7 @@
         <w:ind w:left="5760" w:hanging="360"/>
       </w:pPr>
       <w:rPr>
-        <w:rFonts w:ascii="Wingdings" w:hAnsi="Wingdings" w:hint="default"/>
+        <w:rFonts w:hint="default" w:ascii="Wingdings" w:hAnsi="Wingdings"/>
         <w:sz w:val="20"/>
       </w:rPr>
     </w:lvl>
@@ -20915,7 +21032,7 @@
         <w:ind w:left="6480" w:hanging="360"/>
       </w:pPr>
       <w:rPr>
-        <w:rFonts w:ascii="Wingdings" w:hAnsi="Wingdings" w:hint="default"/>
+        <w:rFonts w:hint="default" w:ascii="Wingdings" w:hAnsi="Wingdings"/>
         <w:sz w:val="20"/>
       </w:rPr>
     </w:lvl>
@@ -20936,7 +21053,7 @@
         <w:ind w:left="720" w:hanging="360"/>
       </w:pPr>
       <w:rPr>
-        <w:rFonts w:ascii="Symbol" w:hAnsi="Symbol" w:hint="default"/>
+        <w:rFonts w:hint="default" w:ascii="Symbol" w:hAnsi="Symbol"/>
         <w:sz w:val="20"/>
       </w:rPr>
     </w:lvl>
@@ -20952,7 +21069,7 @@
         <w:ind w:left="1440" w:hanging="360"/>
       </w:pPr>
       <w:rPr>
-        <w:rFonts w:ascii="Courier New" w:hAnsi="Courier New" w:hint="default"/>
+        <w:rFonts w:hint="default" w:ascii="Courier New" w:hAnsi="Courier New"/>
         <w:sz w:val="20"/>
       </w:rPr>
     </w:lvl>
@@ -20968,7 +21085,7 @@
         <w:ind w:left="2160" w:hanging="360"/>
       </w:pPr>
       <w:rPr>
-        <w:rFonts w:ascii="Wingdings" w:hAnsi="Wingdings" w:hint="default"/>
+        <w:rFonts w:hint="default" w:ascii="Wingdings" w:hAnsi="Wingdings"/>
         <w:sz w:val="20"/>
       </w:rPr>
     </w:lvl>
@@ -20984,7 +21101,7 @@
         <w:ind w:left="2880" w:hanging="360"/>
       </w:pPr>
       <w:rPr>
-        <w:rFonts w:ascii="Wingdings" w:hAnsi="Wingdings" w:hint="default"/>
+        <w:rFonts w:hint="default" w:ascii="Wingdings" w:hAnsi="Wingdings"/>
         <w:sz w:val="20"/>
       </w:rPr>
     </w:lvl>
@@ -21000,7 +21117,7 @@
         <w:ind w:left="3600" w:hanging="360"/>
       </w:pPr>
       <w:rPr>
-        <w:rFonts w:ascii="Wingdings" w:hAnsi="Wingdings" w:hint="default"/>
+        <w:rFonts w:hint="default" w:ascii="Wingdings" w:hAnsi="Wingdings"/>
         <w:sz w:val="20"/>
       </w:rPr>
     </w:lvl>
@@ -21016,7 +21133,7 @@
         <w:ind w:left="4320" w:hanging="360"/>
       </w:pPr>
       <w:rPr>
-        <w:rFonts w:ascii="Wingdings" w:hAnsi="Wingdings" w:hint="default"/>
+        <w:rFonts w:hint="default" w:ascii="Wingdings" w:hAnsi="Wingdings"/>
         <w:sz w:val="20"/>
       </w:rPr>
     </w:lvl>
@@ -21032,7 +21149,7 @@
         <w:ind w:left="5040" w:hanging="360"/>
       </w:pPr>
       <w:rPr>
-        <w:rFonts w:ascii="Wingdings" w:hAnsi="Wingdings" w:hint="default"/>
+        <w:rFonts w:hint="default" w:ascii="Wingdings" w:hAnsi="Wingdings"/>
         <w:sz w:val="20"/>
       </w:rPr>
     </w:lvl>
@@ -21048,7 +21165,7 @@
         <w:ind w:left="5760" w:hanging="360"/>
       </w:pPr>
       <w:rPr>
-        <w:rFonts w:ascii="Wingdings" w:hAnsi="Wingdings" w:hint="default"/>
+        <w:rFonts w:hint="default" w:ascii="Wingdings" w:hAnsi="Wingdings"/>
         <w:sz w:val="20"/>
       </w:rPr>
     </w:lvl>
@@ -21064,7 +21181,7 @@
         <w:ind w:left="6480" w:hanging="360"/>
       </w:pPr>
       <w:rPr>
-        <w:rFonts w:ascii="Wingdings" w:hAnsi="Wingdings" w:hint="default"/>
+        <w:rFonts w:hint="default" w:ascii="Wingdings" w:hAnsi="Wingdings"/>
         <w:sz w:val="20"/>
       </w:rPr>
     </w:lvl>
@@ -21085,7 +21202,7 @@
         <w:ind w:left="720" w:hanging="360"/>
       </w:pPr>
       <w:rPr>
-        <w:rFonts w:ascii="Symbol" w:hAnsi="Symbol" w:hint="default"/>
+        <w:rFonts w:hint="default" w:ascii="Symbol" w:hAnsi="Symbol"/>
         <w:sz w:val="20"/>
       </w:rPr>
     </w:lvl>
@@ -21101,7 +21218,7 @@
         <w:ind w:left="1440" w:hanging="360"/>
       </w:pPr>
       <w:rPr>
-        <w:rFonts w:ascii="Courier New" w:hAnsi="Courier New" w:hint="default"/>
+        <w:rFonts w:hint="default" w:ascii="Courier New" w:hAnsi="Courier New"/>
         <w:sz w:val="20"/>
       </w:rPr>
     </w:lvl>
@@ -21117,7 +21234,7 @@
         <w:ind w:left="2160" w:hanging="360"/>
       </w:pPr>
       <w:rPr>
-        <w:rFonts w:ascii="Wingdings" w:hAnsi="Wingdings" w:hint="default"/>
+        <w:rFonts w:hint="default" w:ascii="Wingdings" w:hAnsi="Wingdings"/>
         <w:sz w:val="20"/>
       </w:rPr>
     </w:lvl>
@@ -21133,7 +21250,7 @@
         <w:ind w:left="2880" w:hanging="360"/>
       </w:pPr>
       <w:rPr>
-        <w:rFonts w:ascii="Wingdings" w:hAnsi="Wingdings" w:hint="default"/>
+        <w:rFonts w:hint="default" w:ascii="Wingdings" w:hAnsi="Wingdings"/>
         <w:sz w:val="20"/>
       </w:rPr>
     </w:lvl>
@@ -21149,7 +21266,7 @@
         <w:ind w:left="3600" w:hanging="360"/>
       </w:pPr>
       <w:rPr>
-        <w:rFonts w:ascii="Wingdings" w:hAnsi="Wingdings" w:hint="default"/>
+        <w:rFonts w:hint="default" w:ascii="Wingdings" w:hAnsi="Wingdings"/>
         <w:sz w:val="20"/>
       </w:rPr>
     </w:lvl>
@@ -21165,7 +21282,7 @@
         <w:ind w:left="4320" w:hanging="360"/>
       </w:pPr>
       <w:rPr>
-        <w:rFonts w:ascii="Wingdings" w:hAnsi="Wingdings" w:hint="default"/>
+        <w:rFonts w:hint="default" w:ascii="Wingdings" w:hAnsi="Wingdings"/>
         <w:sz w:val="20"/>
       </w:rPr>
     </w:lvl>
@@ -21181,7 +21298,7 @@
         <w:ind w:left="5040" w:hanging="360"/>
       </w:pPr>
       <w:rPr>
-        <w:rFonts w:ascii="Wingdings" w:hAnsi="Wingdings" w:hint="default"/>
+        <w:rFonts w:hint="default" w:ascii="Wingdings" w:hAnsi="Wingdings"/>
         <w:sz w:val="20"/>
       </w:rPr>
     </w:lvl>
@@ -21197,7 +21314,7 @@
         <w:ind w:left="5760" w:hanging="360"/>
       </w:pPr>
       <w:rPr>
-        <w:rFonts w:ascii="Wingdings" w:hAnsi="Wingdings" w:hint="default"/>
+        <w:rFonts w:hint="default" w:ascii="Wingdings" w:hAnsi="Wingdings"/>
         <w:sz w:val="20"/>
       </w:rPr>
     </w:lvl>
@@ -21213,7 +21330,7 @@
         <w:ind w:left="6480" w:hanging="360"/>
       </w:pPr>
       <w:rPr>
-        <w:rFonts w:ascii="Wingdings" w:hAnsi="Wingdings" w:hint="default"/>
+        <w:rFonts w:hint="default" w:ascii="Wingdings" w:hAnsi="Wingdings"/>
         <w:sz w:val="20"/>
       </w:rPr>
     </w:lvl>
@@ -21234,7 +21351,7 @@
         <w:ind w:left="720" w:hanging="360"/>
       </w:pPr>
       <w:rPr>
-        <w:rFonts w:ascii="Symbol" w:hAnsi="Symbol" w:hint="default"/>
+        <w:rFonts w:hint="default" w:ascii="Symbol" w:hAnsi="Symbol"/>
         <w:sz w:val="20"/>
       </w:rPr>
     </w:lvl>
@@ -21250,7 +21367,7 @@
         <w:ind w:left="1440" w:hanging="360"/>
       </w:pPr>
       <w:rPr>
-        <w:rFonts w:ascii="Courier New" w:hAnsi="Courier New" w:hint="default"/>
+        <w:rFonts w:hint="default" w:ascii="Courier New" w:hAnsi="Courier New"/>
         <w:sz w:val="20"/>
       </w:rPr>
     </w:lvl>
@@ -21266,7 +21383,7 @@
         <w:ind w:left="2160" w:hanging="360"/>
       </w:pPr>
       <w:rPr>
-        <w:rFonts w:ascii="Wingdings" w:hAnsi="Wingdings" w:hint="default"/>
+        <w:rFonts w:hint="default" w:ascii="Wingdings" w:hAnsi="Wingdings"/>
         <w:sz w:val="20"/>
       </w:rPr>
     </w:lvl>
@@ -21282,7 +21399,7 @@
         <w:ind w:left="2880" w:hanging="360"/>
       </w:pPr>
       <w:rPr>
-        <w:rFonts w:ascii="Wingdings" w:hAnsi="Wingdings" w:hint="default"/>
+        <w:rFonts w:hint="default" w:ascii="Wingdings" w:hAnsi="Wingdings"/>
         <w:sz w:val="20"/>
       </w:rPr>
     </w:lvl>
@@ -21298,7 +21415,7 @@
         <w:ind w:left="3600" w:hanging="360"/>
       </w:pPr>
       <w:rPr>
-        <w:rFonts w:ascii="Wingdings" w:hAnsi="Wingdings" w:hint="default"/>
+        <w:rFonts w:hint="default" w:ascii="Wingdings" w:hAnsi="Wingdings"/>
         <w:sz w:val="20"/>
       </w:rPr>
     </w:lvl>
@@ -21314,7 +21431,7 @@
         <w:ind w:left="4320" w:hanging="360"/>
       </w:pPr>
       <w:rPr>
-        <w:rFonts w:ascii="Wingdings" w:hAnsi="Wingdings" w:hint="default"/>
+        <w:rFonts w:hint="default" w:ascii="Wingdings" w:hAnsi="Wingdings"/>
         <w:sz w:val="20"/>
       </w:rPr>
     </w:lvl>
@@ -21330,7 +21447,7 @@
         <w:ind w:left="5040" w:hanging="360"/>
       </w:pPr>
       <w:rPr>
-        <w:rFonts w:ascii="Wingdings" w:hAnsi="Wingdings" w:hint="default"/>
+        <w:rFonts w:hint="default" w:ascii="Wingdings" w:hAnsi="Wingdings"/>
         <w:sz w:val="20"/>
       </w:rPr>
     </w:lvl>
@@ -21346,7 +21463,7 @@
         <w:ind w:left="5760" w:hanging="360"/>
       </w:pPr>
       <w:rPr>
-        <w:rFonts w:ascii="Wingdings" w:hAnsi="Wingdings" w:hint="default"/>
+        <w:rFonts w:hint="default" w:ascii="Wingdings" w:hAnsi="Wingdings"/>
         <w:sz w:val="20"/>
       </w:rPr>
     </w:lvl>
@@ -21362,7 +21479,7 @@
         <w:ind w:left="6480" w:hanging="360"/>
       </w:pPr>
       <w:rPr>
-        <w:rFonts w:ascii="Wingdings" w:hAnsi="Wingdings" w:hint="default"/>
+        <w:rFonts w:hint="default" w:ascii="Wingdings" w:hAnsi="Wingdings"/>
         <w:sz w:val="20"/>
       </w:rPr>
     </w:lvl>
@@ -21383,7 +21500,7 @@
         <w:ind w:left="720" w:hanging="360"/>
       </w:pPr>
       <w:rPr>
-        <w:rFonts w:ascii="Symbol" w:hAnsi="Symbol" w:hint="default"/>
+        <w:rFonts w:hint="default" w:ascii="Symbol" w:hAnsi="Symbol"/>
         <w:sz w:val="20"/>
       </w:rPr>
     </w:lvl>
@@ -21399,7 +21516,7 @@
         <w:ind w:left="1440" w:hanging="360"/>
       </w:pPr>
       <w:rPr>
-        <w:rFonts w:ascii="Courier New" w:hAnsi="Courier New" w:hint="default"/>
+        <w:rFonts w:hint="default" w:ascii="Courier New" w:hAnsi="Courier New"/>
         <w:sz w:val="20"/>
       </w:rPr>
     </w:lvl>
@@ -21415,7 +21532,7 @@
         <w:ind w:left="2160" w:hanging="360"/>
       </w:pPr>
       <w:rPr>
-        <w:rFonts w:ascii="Wingdings" w:hAnsi="Wingdings" w:hint="default"/>
+        <w:rFonts w:hint="default" w:ascii="Wingdings" w:hAnsi="Wingdings"/>
         <w:sz w:val="20"/>
       </w:rPr>
     </w:lvl>
@@ -21431,7 +21548,7 @@
         <w:ind w:left="2880" w:hanging="360"/>
       </w:pPr>
       <w:rPr>
-        <w:rFonts w:ascii="Wingdings" w:hAnsi="Wingdings" w:hint="default"/>
+        <w:rFonts w:hint="default" w:ascii="Wingdings" w:hAnsi="Wingdings"/>
         <w:sz w:val="20"/>
       </w:rPr>
     </w:lvl>
@@ -21447,7 +21564,7 @@
         <w:ind w:left="3600" w:hanging="360"/>
       </w:pPr>
       <w:rPr>
-        <w:rFonts w:ascii="Wingdings" w:hAnsi="Wingdings" w:hint="default"/>
+        <w:rFonts w:hint="default" w:ascii="Wingdings" w:hAnsi="Wingdings"/>
         <w:sz w:val="20"/>
       </w:rPr>
     </w:lvl>
@@ -21463,7 +21580,7 @@
         <w:ind w:left="4320" w:hanging="360"/>
       </w:pPr>
       <w:rPr>
-        <w:rFonts w:ascii="Wingdings" w:hAnsi="Wingdings" w:hint="default"/>
+        <w:rFonts w:hint="default" w:ascii="Wingdings" w:hAnsi="Wingdings"/>
         <w:sz w:val="20"/>
       </w:rPr>
     </w:lvl>
@@ -21479,7 +21596,7 @@
         <w:ind w:left="5040" w:hanging="360"/>
       </w:pPr>
       <w:rPr>
-        <w:rFonts w:ascii="Wingdings" w:hAnsi="Wingdings" w:hint="default"/>
+        <w:rFonts w:hint="default" w:ascii="Wingdings" w:hAnsi="Wingdings"/>
         <w:sz w:val="20"/>
       </w:rPr>
     </w:lvl>
@@ -21495,7 +21612,7 @@
         <w:ind w:left="5760" w:hanging="360"/>
       </w:pPr>
       <w:rPr>
-        <w:rFonts w:ascii="Wingdings" w:hAnsi="Wingdings" w:hint="default"/>
+        <w:rFonts w:hint="default" w:ascii="Wingdings" w:hAnsi="Wingdings"/>
         <w:sz w:val="20"/>
       </w:rPr>
     </w:lvl>
@@ -21511,7 +21628,7 @@
         <w:ind w:left="6480" w:hanging="360"/>
       </w:pPr>
       <w:rPr>
-        <w:rFonts w:ascii="Wingdings" w:hAnsi="Wingdings" w:hint="default"/>
+        <w:rFonts w:hint="default" w:ascii="Wingdings" w:hAnsi="Wingdings"/>
         <w:sz w:val="20"/>
       </w:rPr>
     </w:lvl>
@@ -21532,7 +21649,7 @@
         <w:ind w:left="720" w:hanging="360"/>
       </w:pPr>
       <w:rPr>
-        <w:rFonts w:ascii="Symbol" w:hAnsi="Symbol" w:hint="default"/>
+        <w:rFonts w:hint="default" w:ascii="Symbol" w:hAnsi="Symbol"/>
         <w:sz w:val="20"/>
       </w:rPr>
     </w:lvl>
@@ -21548,7 +21665,7 @@
         <w:ind w:left="1440" w:hanging="360"/>
       </w:pPr>
       <w:rPr>
-        <w:rFonts w:ascii="Courier New" w:hAnsi="Courier New" w:hint="default"/>
+        <w:rFonts w:hint="default" w:ascii="Courier New" w:hAnsi="Courier New"/>
         <w:sz w:val="20"/>
       </w:rPr>
     </w:lvl>
@@ -21564,7 +21681,7 @@
         <w:ind w:left="2160" w:hanging="360"/>
       </w:pPr>
       <w:rPr>
-        <w:rFonts w:ascii="Wingdings" w:hAnsi="Wingdings" w:hint="default"/>
+        <w:rFonts w:hint="default" w:ascii="Wingdings" w:hAnsi="Wingdings"/>
         <w:sz w:val="20"/>
       </w:rPr>
     </w:lvl>
@@ -21580,7 +21697,7 @@
         <w:ind w:left="2880" w:hanging="360"/>
       </w:pPr>
       <w:rPr>
-        <w:rFonts w:ascii="Wingdings" w:hAnsi="Wingdings" w:hint="default"/>
+        <w:rFonts w:hint="default" w:ascii="Wingdings" w:hAnsi="Wingdings"/>
         <w:sz w:val="20"/>
       </w:rPr>
     </w:lvl>
@@ -21596,7 +21713,7 @@
         <w:ind w:left="3600" w:hanging="360"/>
       </w:pPr>
       <w:rPr>
-        <w:rFonts w:ascii="Wingdings" w:hAnsi="Wingdings" w:hint="default"/>
+        <w:rFonts w:hint="default" w:ascii="Wingdings" w:hAnsi="Wingdings"/>
         <w:sz w:val="20"/>
       </w:rPr>
     </w:lvl>
@@ -21612,7 +21729,7 @@
         <w:ind w:left="4320" w:hanging="360"/>
       </w:pPr>
       <w:rPr>
-        <w:rFonts w:ascii="Wingdings" w:hAnsi="Wingdings" w:hint="default"/>
+        <w:rFonts w:hint="default" w:ascii="Wingdings" w:hAnsi="Wingdings"/>
         <w:sz w:val="20"/>
       </w:rPr>
     </w:lvl>
@@ -21628,7 +21745,7 @@
         <w:ind w:left="5040" w:hanging="360"/>
       </w:pPr>
       <w:rPr>
-        <w:rFonts w:ascii="Wingdings" w:hAnsi="Wingdings" w:hint="default"/>
+        <w:rFonts w:hint="default" w:ascii="Wingdings" w:hAnsi="Wingdings"/>
         <w:sz w:val="20"/>
       </w:rPr>
     </w:lvl>
@@ -21644,7 +21761,7 @@
         <w:ind w:left="5760" w:hanging="360"/>
       </w:pPr>
       <w:rPr>
-        <w:rFonts w:ascii="Wingdings" w:hAnsi="Wingdings" w:hint="default"/>
+        <w:rFonts w:hint="default" w:ascii="Wingdings" w:hAnsi="Wingdings"/>
         <w:sz w:val="20"/>
       </w:rPr>
     </w:lvl>
@@ -21660,7 +21777,7 @@
         <w:ind w:left="6480" w:hanging="360"/>
       </w:pPr>
       <w:rPr>
-        <w:rFonts w:ascii="Wingdings" w:hAnsi="Wingdings" w:hint="default"/>
+        <w:rFonts w:hint="default" w:ascii="Wingdings" w:hAnsi="Wingdings"/>
         <w:sz w:val="20"/>
       </w:rPr>
     </w:lvl>
@@ -21681,7 +21798,7 @@
         <w:ind w:left="720" w:hanging="360"/>
       </w:pPr>
       <w:rPr>
-        <w:rFonts w:ascii="Symbol" w:hAnsi="Symbol" w:hint="default"/>
+        <w:rFonts w:hint="default" w:ascii="Symbol" w:hAnsi="Symbol"/>
         <w:sz w:val="20"/>
       </w:rPr>
     </w:lvl>
@@ -21697,7 +21814,7 @@
         <w:ind w:left="1440" w:hanging="360"/>
       </w:pPr>
       <w:rPr>
-        <w:rFonts w:ascii="Courier New" w:hAnsi="Courier New" w:hint="default"/>
+        <w:rFonts w:hint="default" w:ascii="Courier New" w:hAnsi="Courier New"/>
         <w:sz w:val="20"/>
       </w:rPr>
     </w:lvl>
@@ -21713,7 +21830,7 @@
         <w:ind w:left="2160" w:hanging="360"/>
       </w:pPr>
       <w:rPr>
-        <w:rFonts w:ascii="Wingdings" w:hAnsi="Wingdings" w:hint="default"/>
+        <w:rFonts w:hint="default" w:ascii="Wingdings" w:hAnsi="Wingdings"/>
         <w:sz w:val="20"/>
       </w:rPr>
     </w:lvl>
@@ -21729,7 +21846,7 @@
         <w:ind w:left="2880" w:hanging="360"/>
       </w:pPr>
       <w:rPr>
-        <w:rFonts w:ascii="Wingdings" w:hAnsi="Wingdings" w:hint="default"/>
+        <w:rFonts w:hint="default" w:ascii="Wingdings" w:hAnsi="Wingdings"/>
         <w:sz w:val="20"/>
       </w:rPr>
     </w:lvl>
@@ -21745,7 +21862,7 @@
         <w:ind w:left="3600" w:hanging="360"/>
       </w:pPr>
       <w:rPr>
-        <w:rFonts w:ascii="Wingdings" w:hAnsi="Wingdings" w:hint="default"/>
+        <w:rFonts w:hint="default" w:ascii="Wingdings" w:hAnsi="Wingdings"/>
         <w:sz w:val="20"/>
       </w:rPr>
     </w:lvl>
@@ -21761,7 +21878,7 @@
         <w:ind w:left="4320" w:hanging="360"/>
       </w:pPr>
       <w:rPr>
-        <w:rFonts w:ascii="Wingdings" w:hAnsi="Wingdings" w:hint="default"/>
+        <w:rFonts w:hint="default" w:ascii="Wingdings" w:hAnsi="Wingdings"/>
         <w:sz w:val="20"/>
       </w:rPr>
     </w:lvl>
@@ -21777,7 +21894,7 @@
         <w:ind w:left="5040" w:hanging="360"/>
       </w:pPr>
       <w:rPr>
-        <w:rFonts w:ascii="Wingdings" w:hAnsi="Wingdings" w:hint="default"/>
+        <w:rFonts w:hint="default" w:ascii="Wingdings" w:hAnsi="Wingdings"/>
         <w:sz w:val="20"/>
       </w:rPr>
     </w:lvl>
@@ -21793,7 +21910,7 @@
         <w:ind w:left="5760" w:hanging="360"/>
       </w:pPr>
       <w:rPr>
-        <w:rFonts w:ascii="Wingdings" w:hAnsi="Wingdings" w:hint="default"/>
+        <w:rFonts w:hint="default" w:ascii="Wingdings" w:hAnsi="Wingdings"/>
         <w:sz w:val="20"/>
       </w:rPr>
     </w:lvl>
@@ -21809,7 +21926,7 @@
         <w:ind w:left="6480" w:hanging="360"/>
       </w:pPr>
       <w:rPr>
-        <w:rFonts w:ascii="Wingdings" w:hAnsi="Wingdings" w:hint="default"/>
+        <w:rFonts w:hint="default" w:ascii="Wingdings" w:hAnsi="Wingdings"/>
         <w:sz w:val="20"/>
       </w:rPr>
     </w:lvl>
@@ -21830,7 +21947,7 @@
         <w:ind w:left="720" w:hanging="360"/>
       </w:pPr>
       <w:rPr>
-        <w:rFonts w:ascii="Symbol" w:hAnsi="Symbol" w:hint="default"/>
+        <w:rFonts w:hint="default" w:ascii="Symbol" w:hAnsi="Symbol"/>
         <w:sz w:val="20"/>
       </w:rPr>
     </w:lvl>
@@ -21846,7 +21963,7 @@
         <w:ind w:left="1440" w:hanging="360"/>
       </w:pPr>
       <w:rPr>
-        <w:rFonts w:ascii="Courier New" w:hAnsi="Courier New" w:hint="default"/>
+        <w:rFonts w:hint="default" w:ascii="Courier New" w:hAnsi="Courier New"/>
         <w:sz w:val="20"/>
       </w:rPr>
     </w:lvl>
@@ -21862,7 +21979,7 @@
         <w:ind w:left="2160" w:hanging="360"/>
       </w:pPr>
       <w:rPr>
-        <w:rFonts w:ascii="Wingdings" w:hAnsi="Wingdings" w:hint="default"/>
+        <w:rFonts w:hint="default" w:ascii="Wingdings" w:hAnsi="Wingdings"/>
         <w:sz w:val="20"/>
       </w:rPr>
     </w:lvl>
@@ -21878,7 +21995,7 @@
         <w:ind w:left="2880" w:hanging="360"/>
       </w:pPr>
       <w:rPr>
-        <w:rFonts w:ascii="Wingdings" w:hAnsi="Wingdings" w:hint="default"/>
+        <w:rFonts w:hint="default" w:ascii="Wingdings" w:hAnsi="Wingdings"/>
         <w:sz w:val="20"/>
       </w:rPr>
     </w:lvl>
@@ -21894,7 +22011,7 @@
         <w:ind w:left="3600" w:hanging="360"/>
       </w:pPr>
       <w:rPr>
-        <w:rFonts w:ascii="Wingdings" w:hAnsi="Wingdings" w:hint="default"/>
+        <w:rFonts w:hint="default" w:ascii="Wingdings" w:hAnsi="Wingdings"/>
         <w:sz w:val="20"/>
       </w:rPr>
     </w:lvl>
@@ -21910,7 +22027,7 @@
         <w:ind w:left="4320" w:hanging="360"/>
       </w:pPr>
       <w:rPr>
-        <w:rFonts w:ascii="Wingdings" w:hAnsi="Wingdings" w:hint="default"/>
+        <w:rFonts w:hint="default" w:ascii="Wingdings" w:hAnsi="Wingdings"/>
         <w:sz w:val="20"/>
       </w:rPr>
     </w:lvl>
@@ -21926,7 +22043,7 @@
         <w:ind w:left="5040" w:hanging="360"/>
       </w:pPr>
       <w:rPr>
-        <w:rFonts w:ascii="Wingdings" w:hAnsi="Wingdings" w:hint="default"/>
+        <w:rFonts w:hint="default" w:ascii="Wingdings" w:hAnsi="Wingdings"/>
         <w:sz w:val="20"/>
       </w:rPr>
     </w:lvl>
@@ -21942,7 +22059,7 @@
         <w:ind w:left="5760" w:hanging="360"/>
       </w:pPr>
       <w:rPr>
-        <w:rFonts w:ascii="Wingdings" w:hAnsi="Wingdings" w:hint="default"/>
+        <w:rFonts w:hint="default" w:ascii="Wingdings" w:hAnsi="Wingdings"/>
         <w:sz w:val="20"/>
       </w:rPr>
     </w:lvl>
@@ -21958,7 +22075,7 @@
         <w:ind w:left="6480" w:hanging="360"/>
       </w:pPr>
       <w:rPr>
-        <w:rFonts w:ascii="Wingdings" w:hAnsi="Wingdings" w:hint="default"/>
+        <w:rFonts w:hint="default" w:ascii="Wingdings" w:hAnsi="Wingdings"/>
         <w:sz w:val="20"/>
       </w:rPr>
     </w:lvl>
@@ -21979,7 +22096,7 @@
         <w:ind w:left="720" w:hanging="360"/>
       </w:pPr>
       <w:rPr>
-        <w:rFonts w:ascii="Symbol" w:hAnsi="Symbol" w:hint="default"/>
+        <w:rFonts w:hint="default" w:ascii="Symbol" w:hAnsi="Symbol"/>
         <w:sz w:val="20"/>
       </w:rPr>
     </w:lvl>
@@ -21995,7 +22112,7 @@
         <w:ind w:left="1440" w:hanging="360"/>
       </w:pPr>
       <w:rPr>
-        <w:rFonts w:ascii="Courier New" w:hAnsi="Courier New" w:hint="default"/>
+        <w:rFonts w:hint="default" w:ascii="Courier New" w:hAnsi="Courier New"/>
         <w:sz w:val="20"/>
       </w:rPr>
     </w:lvl>
@@ -22011,7 +22128,7 @@
         <w:ind w:left="2160" w:hanging="360"/>
       </w:pPr>
       <w:rPr>
-        <w:rFonts w:ascii="Wingdings" w:hAnsi="Wingdings" w:hint="default"/>
+        <w:rFonts w:hint="default" w:ascii="Wingdings" w:hAnsi="Wingdings"/>
         <w:sz w:val="20"/>
       </w:rPr>
     </w:lvl>
@@ -22027,7 +22144,7 @@
         <w:ind w:left="2880" w:hanging="360"/>
       </w:pPr>
       <w:rPr>
-        <w:rFonts w:ascii="Wingdings" w:hAnsi="Wingdings" w:hint="default"/>
+        <w:rFonts w:hint="default" w:ascii="Wingdings" w:hAnsi="Wingdings"/>
         <w:sz w:val="20"/>
       </w:rPr>
     </w:lvl>
@@ -22043,7 +22160,7 @@
         <w:ind w:left="3600" w:hanging="360"/>
       </w:pPr>
       <w:rPr>
-        <w:rFonts w:ascii="Wingdings" w:hAnsi="Wingdings" w:hint="default"/>
+        <w:rFonts w:hint="default" w:ascii="Wingdings" w:hAnsi="Wingdings"/>
         <w:sz w:val="20"/>
       </w:rPr>
     </w:lvl>
@@ -22059,7 +22176,7 @@
         <w:ind w:left="4320" w:hanging="360"/>
       </w:pPr>
       <w:rPr>
-        <w:rFonts w:ascii="Wingdings" w:hAnsi="Wingdings" w:hint="default"/>
+        <w:rFonts w:hint="default" w:ascii="Wingdings" w:hAnsi="Wingdings"/>
         <w:sz w:val="20"/>
       </w:rPr>
     </w:lvl>
@@ -22075,7 +22192,7 @@
         <w:ind w:left="5040" w:hanging="360"/>
       </w:pPr>
       <w:rPr>
-        <w:rFonts w:ascii="Wingdings" w:hAnsi="Wingdings" w:hint="default"/>
+        <w:rFonts w:hint="default" w:ascii="Wingdings" w:hAnsi="Wingdings"/>
         <w:sz w:val="20"/>
       </w:rPr>
     </w:lvl>
@@ -22091,7 +22208,7 @@
         <w:ind w:left="5760" w:hanging="360"/>
       </w:pPr>
       <w:rPr>
-        <w:rFonts w:ascii="Wingdings" w:hAnsi="Wingdings" w:hint="default"/>
+        <w:rFonts w:hint="default" w:ascii="Wingdings" w:hAnsi="Wingdings"/>
         <w:sz w:val="20"/>
       </w:rPr>
     </w:lvl>
@@ -22107,7 +22224,7 @@
         <w:ind w:left="6480" w:hanging="360"/>
       </w:pPr>
       <w:rPr>
-        <w:rFonts w:ascii="Wingdings" w:hAnsi="Wingdings" w:hint="default"/>
+        <w:rFonts w:hint="default" w:ascii="Wingdings" w:hAnsi="Wingdings"/>
         <w:sz w:val="20"/>
       </w:rPr>
     </w:lvl>
@@ -22127,7 +22244,7 @@
         <w:ind w:left="0" w:firstLine="0"/>
       </w:pPr>
       <w:rPr>
-        <w:rFonts w:ascii="Times New Roman Bold" w:hAnsi="Times New Roman Bold" w:hint="default"/>
+        <w:rFonts w:hint="default" w:ascii="Times New Roman Bold" w:hAnsi="Times New Roman Bold"/>
         <w:b/>
         <w:i w:val="0"/>
         <w:sz w:val="26"/>
@@ -22144,7 +22261,7 @@
         <w:ind w:left="0" w:firstLine="0"/>
       </w:pPr>
       <w:rPr>
-        <w:rFonts w:ascii="Times New Roman Bold" w:hAnsi="Times New Roman Bold" w:hint="default"/>
+        <w:rFonts w:hint="default" w:ascii="Times New Roman Bold" w:hAnsi="Times New Roman Bold"/>
         <w:b/>
         <w:i w:val="0"/>
         <w:sz w:val="28"/>
@@ -22161,7 +22278,7 @@
         <w:ind w:left="0" w:firstLine="0"/>
       </w:pPr>
       <w:rPr>
-        <w:rFonts w:ascii="Times New Roman Bold" w:hAnsi="Times New Roman Bold" w:hint="default"/>
+        <w:rFonts w:hint="default" w:ascii="Times New Roman Bold" w:hAnsi="Times New Roman Bold"/>
         <w:b/>
         <w:i/>
         <w:sz w:val="26"/>
@@ -22178,7 +22295,7 @@
         <w:ind w:left="0" w:firstLine="0"/>
       </w:pPr>
       <w:rPr>
-        <w:rFonts w:ascii="Times New Roman" w:hAnsi="Times New Roman" w:hint="default"/>
+        <w:rFonts w:hint="default" w:ascii="Times New Roman" w:hAnsi="Times New Roman"/>
         <w:b w:val="0"/>
         <w:i/>
         <w:sz w:val="26"/>
@@ -22260,7 +22377,7 @@
         <w:ind w:left="0" w:firstLine="0"/>
       </w:pPr>
       <w:rPr>
-        <w:rFonts w:ascii="Times New Roman Bold" w:hAnsi="Times New Roman Bold" w:cs="Times New Roman" w:hint="default"/>
+        <w:rFonts w:hint="default" w:ascii="Times New Roman Bold" w:hAnsi="Times New Roman Bold" w:cs="Times New Roman"/>
         <w:b/>
         <w:bCs w:val="0"/>
         <w:i w:val="0"/>
@@ -22359,7 +22476,7 @@
         <w:ind w:left="720" w:hanging="360"/>
       </w:pPr>
       <w:rPr>
-        <w:rFonts w:ascii="Symbol" w:hAnsi="Symbol" w:hint="default"/>
+        <w:rFonts w:hint="default" w:ascii="Symbol" w:hAnsi="Symbol"/>
         <w:sz w:val="20"/>
       </w:rPr>
     </w:lvl>
@@ -22375,7 +22492,7 @@
         <w:ind w:left="1440" w:hanging="360"/>
       </w:pPr>
       <w:rPr>
-        <w:rFonts w:ascii="Courier New" w:hAnsi="Courier New" w:hint="default"/>
+        <w:rFonts w:hint="default" w:ascii="Courier New" w:hAnsi="Courier New"/>
         <w:sz w:val="20"/>
       </w:rPr>
     </w:lvl>
@@ -22391,7 +22508,7 @@
         <w:ind w:left="2160" w:hanging="360"/>
       </w:pPr>
       <w:rPr>
-        <w:rFonts w:ascii="Wingdings" w:hAnsi="Wingdings" w:hint="default"/>
+        <w:rFonts w:hint="default" w:ascii="Wingdings" w:hAnsi="Wingdings"/>
         <w:sz w:val="20"/>
       </w:rPr>
     </w:lvl>
@@ -22407,7 +22524,7 @@
         <w:ind w:left="2880" w:hanging="360"/>
       </w:pPr>
       <w:rPr>
-        <w:rFonts w:ascii="Wingdings" w:hAnsi="Wingdings" w:hint="default"/>
+        <w:rFonts w:hint="default" w:ascii="Wingdings" w:hAnsi="Wingdings"/>
         <w:sz w:val="20"/>
       </w:rPr>
     </w:lvl>
@@ -22423,7 +22540,7 @@
         <w:ind w:left="3600" w:hanging="360"/>
       </w:pPr>
       <w:rPr>
-        <w:rFonts w:ascii="Wingdings" w:hAnsi="Wingdings" w:hint="default"/>
+        <w:rFonts w:hint="default" w:ascii="Wingdings" w:hAnsi="Wingdings"/>
         <w:sz w:val="20"/>
       </w:rPr>
     </w:lvl>
@@ -22439,7 +22556,7 @@
         <w:ind w:left="4320" w:hanging="360"/>
       </w:pPr>
       <w:rPr>
-        <w:rFonts w:ascii="Wingdings" w:hAnsi="Wingdings" w:hint="default"/>
+        <w:rFonts w:hint="default" w:ascii="Wingdings" w:hAnsi="Wingdings"/>
         <w:sz w:val="20"/>
       </w:rPr>
     </w:lvl>
@@ -22455,7 +22572,7 @@
         <w:ind w:left="5040" w:hanging="360"/>
       </w:pPr>
       <w:rPr>
-        <w:rFonts w:ascii="Wingdings" w:hAnsi="Wingdings" w:hint="default"/>
+        <w:rFonts w:hint="default" w:ascii="Wingdings" w:hAnsi="Wingdings"/>
         <w:sz w:val="20"/>
       </w:rPr>
     </w:lvl>
@@ -22471,7 +22588,7 @@
         <w:ind w:left="5760" w:hanging="360"/>
       </w:pPr>
       <w:rPr>
-        <w:rFonts w:ascii="Wingdings" w:hAnsi="Wingdings" w:hint="default"/>
+        <w:rFonts w:hint="default" w:ascii="Wingdings" w:hAnsi="Wingdings"/>
         <w:sz w:val="20"/>
       </w:rPr>
     </w:lvl>
@@ -22487,7 +22604,7 @@
         <w:ind w:left="6480" w:hanging="360"/>
       </w:pPr>
       <w:rPr>
-        <w:rFonts w:ascii="Wingdings" w:hAnsi="Wingdings" w:hint="default"/>
+        <w:rFonts w:hint="default" w:ascii="Wingdings" w:hAnsi="Wingdings"/>
         <w:sz w:val="20"/>
       </w:rPr>
     </w:lvl>
@@ -22593,7 +22710,7 @@
         <w:ind w:left="720" w:hanging="360"/>
       </w:pPr>
       <w:rPr>
-        <w:rFonts w:ascii="Times New Roman" w:hAnsi="Times New Roman" w:cs="Times New Roman" w:hint="default"/>
+        <w:rFonts w:hint="default" w:ascii="Times New Roman" w:hAnsi="Times New Roman" w:cs="Times New Roman"/>
         <w:sz w:val="24"/>
       </w:rPr>
     </w:lvl>
@@ -22606,7 +22723,7 @@
         <w:ind w:left="1440" w:hanging="360"/>
       </w:pPr>
       <w:rPr>
-        <w:rFonts w:ascii="Courier New" w:hAnsi="Courier New" w:cs="Courier New" w:hint="default"/>
+        <w:rFonts w:hint="default" w:ascii="Courier New" w:hAnsi="Courier New" w:cs="Courier New"/>
       </w:rPr>
     </w:lvl>
     <w:lvl w:ilvl="2" w:tplc="0C090005" w:tentative="1">
@@ -22618,7 +22735,7 @@
         <w:ind w:left="2160" w:hanging="360"/>
       </w:pPr>
       <w:rPr>
-        <w:rFonts w:ascii="Wingdings" w:hAnsi="Wingdings" w:hint="default"/>
+        <w:rFonts w:hint="default" w:ascii="Wingdings" w:hAnsi="Wingdings"/>
       </w:rPr>
     </w:lvl>
     <w:lvl w:ilvl="3" w:tplc="0C090001" w:tentative="1">
@@ -22630,7 +22747,7 @@
         <w:ind w:left="2880" w:hanging="360"/>
       </w:pPr>
       <w:rPr>
-        <w:rFonts w:ascii="Symbol" w:hAnsi="Symbol" w:hint="default"/>
+        <w:rFonts w:hint="default" w:ascii="Symbol" w:hAnsi="Symbol"/>
       </w:rPr>
     </w:lvl>
     <w:lvl w:ilvl="4" w:tplc="0C090003" w:tentative="1">
@@ -22642,7 +22759,7 @@
         <w:ind w:left="3600" w:hanging="360"/>
       </w:pPr>
       <w:rPr>
-        <w:rFonts w:ascii="Courier New" w:hAnsi="Courier New" w:cs="Courier New" w:hint="default"/>
+        <w:rFonts w:hint="default" w:ascii="Courier New" w:hAnsi="Courier New" w:cs="Courier New"/>
       </w:rPr>
     </w:lvl>
     <w:lvl w:ilvl="5" w:tplc="0C090005" w:tentative="1">
@@ -22654,7 +22771,7 @@
         <w:ind w:left="4320" w:hanging="360"/>
       </w:pPr>
       <w:rPr>
-        <w:rFonts w:ascii="Wingdings" w:hAnsi="Wingdings" w:hint="default"/>
+        <w:rFonts w:hint="default" w:ascii="Wingdings" w:hAnsi="Wingdings"/>
       </w:rPr>
     </w:lvl>
     <w:lvl w:ilvl="6" w:tplc="0C090001" w:tentative="1">
@@ -22666,7 +22783,7 @@
         <w:ind w:left="5040" w:hanging="360"/>
       </w:pPr>
       <w:rPr>
-        <w:rFonts w:ascii="Symbol" w:hAnsi="Symbol" w:hint="default"/>
+        <w:rFonts w:hint="default" w:ascii="Symbol" w:hAnsi="Symbol"/>
       </w:rPr>
     </w:lvl>
     <w:lvl w:ilvl="7" w:tplc="0C090003" w:tentative="1">
@@ -22678,7 +22795,7 @@
         <w:ind w:left="5760" w:hanging="360"/>
       </w:pPr>
       <w:rPr>
-        <w:rFonts w:ascii="Courier New" w:hAnsi="Courier New" w:cs="Courier New" w:hint="default"/>
+        <w:rFonts w:hint="default" w:ascii="Courier New" w:hAnsi="Courier New" w:cs="Courier New"/>
       </w:rPr>
     </w:lvl>
     <w:lvl w:ilvl="8" w:tplc="0C090005" w:tentative="1">
@@ -22690,7 +22807,7 @@
         <w:ind w:left="6480" w:hanging="360"/>
       </w:pPr>
       <w:rPr>
-        <w:rFonts w:ascii="Wingdings" w:hAnsi="Wingdings" w:hint="default"/>
+        <w:rFonts w:hint="default" w:ascii="Wingdings" w:hAnsi="Wingdings"/>
       </w:rPr>
     </w:lvl>
   </w:abstractNum>
@@ -22709,7 +22826,7 @@
         <w:ind w:left="360" w:hanging="360"/>
       </w:pPr>
       <w:rPr>
-        <w:rFonts w:ascii="Times New Roman" w:hAnsi="Times New Roman" w:cs="Times New Roman" w:hint="default"/>
+        <w:rFonts w:hint="default" w:ascii="Times New Roman" w:hAnsi="Times New Roman" w:cs="Times New Roman"/>
         <w:b w:val="0"/>
         <w:bCs w:val="0"/>
         <w:i/>
@@ -22808,7 +22925,7 @@
         <w:ind w:left="720" w:hanging="360"/>
       </w:pPr>
       <w:rPr>
-        <w:rFonts w:ascii="Symbol" w:hAnsi="Symbol" w:hint="default"/>
+        <w:rFonts w:hint="default" w:ascii="Symbol" w:hAnsi="Symbol"/>
         <w:sz w:val="20"/>
       </w:rPr>
     </w:lvl>
@@ -22824,7 +22941,7 @@
         <w:ind w:left="1440" w:hanging="360"/>
       </w:pPr>
       <w:rPr>
-        <w:rFonts w:ascii="Courier New" w:hAnsi="Courier New" w:hint="default"/>
+        <w:rFonts w:hint="default" w:ascii="Courier New" w:hAnsi="Courier New"/>
         <w:sz w:val="20"/>
       </w:rPr>
     </w:lvl>
@@ -22840,7 +22957,7 @@
         <w:ind w:left="2160" w:hanging="360"/>
       </w:pPr>
       <w:rPr>
-        <w:rFonts w:ascii="Wingdings" w:hAnsi="Wingdings" w:hint="default"/>
+        <w:rFonts w:hint="default" w:ascii="Wingdings" w:hAnsi="Wingdings"/>
         <w:sz w:val="20"/>
       </w:rPr>
     </w:lvl>
@@ -22856,7 +22973,7 @@
         <w:ind w:left="2880" w:hanging="360"/>
       </w:pPr>
       <w:rPr>
-        <w:rFonts w:ascii="Wingdings" w:hAnsi="Wingdings" w:hint="default"/>
+        <w:rFonts w:hint="default" w:ascii="Wingdings" w:hAnsi="Wingdings"/>
         <w:sz w:val="20"/>
       </w:rPr>
     </w:lvl>
@@ -22872,7 +22989,7 @@
         <w:ind w:left="3600" w:hanging="360"/>
       </w:pPr>
       <w:rPr>
-        <w:rFonts w:ascii="Wingdings" w:hAnsi="Wingdings" w:hint="default"/>
+        <w:rFonts w:hint="default" w:ascii="Wingdings" w:hAnsi="Wingdings"/>
         <w:sz w:val="20"/>
       </w:rPr>
     </w:lvl>
@@ -22888,7 +23005,7 @@
         <w:ind w:left="4320" w:hanging="360"/>
       </w:pPr>
       <w:rPr>
-        <w:rFonts w:ascii="Wingdings" w:hAnsi="Wingdings" w:hint="default"/>
+        <w:rFonts w:hint="default" w:ascii="Wingdings" w:hAnsi="Wingdings"/>
         <w:sz w:val="20"/>
       </w:rPr>
     </w:lvl>
@@ -22904,7 +23021,7 @@
         <w:ind w:left="5040" w:hanging="360"/>
       </w:pPr>
       <w:rPr>
-        <w:rFonts w:ascii="Wingdings" w:hAnsi="Wingdings" w:hint="default"/>
+        <w:rFonts w:hint="default" w:ascii="Wingdings" w:hAnsi="Wingdings"/>
         <w:sz w:val="20"/>
       </w:rPr>
     </w:lvl>
@@ -22920,7 +23037,7 @@
         <w:ind w:left="5760" w:hanging="360"/>
       </w:pPr>
       <w:rPr>
-        <w:rFonts w:ascii="Wingdings" w:hAnsi="Wingdings" w:hint="default"/>
+        <w:rFonts w:hint="default" w:ascii="Wingdings" w:hAnsi="Wingdings"/>
         <w:sz w:val="20"/>
       </w:rPr>
     </w:lvl>
@@ -22936,7 +23053,7 @@
         <w:ind w:left="6480" w:hanging="360"/>
       </w:pPr>
       <w:rPr>
-        <w:rFonts w:ascii="Wingdings" w:hAnsi="Wingdings" w:hint="default"/>
+        <w:rFonts w:hint="default" w:ascii="Wingdings" w:hAnsi="Wingdings"/>
         <w:sz w:val="20"/>
       </w:rPr>
     </w:lvl>
@@ -22957,7 +23074,7 @@
         <w:ind w:left="720" w:hanging="360"/>
       </w:pPr>
       <w:rPr>
-        <w:rFonts w:ascii="Symbol" w:hAnsi="Symbol" w:hint="default"/>
+        <w:rFonts w:hint="default" w:ascii="Symbol" w:hAnsi="Symbol"/>
         <w:sz w:val="20"/>
       </w:rPr>
     </w:lvl>
@@ -22973,7 +23090,7 @@
         <w:ind w:left="1440" w:hanging="360"/>
       </w:pPr>
       <w:rPr>
-        <w:rFonts w:ascii="Courier New" w:hAnsi="Courier New" w:hint="default"/>
+        <w:rFonts w:hint="default" w:ascii="Courier New" w:hAnsi="Courier New"/>
         <w:sz w:val="20"/>
       </w:rPr>
     </w:lvl>
@@ -22989,7 +23106,7 @@
         <w:ind w:left="2160" w:hanging="360"/>
       </w:pPr>
       <w:rPr>
-        <w:rFonts w:ascii="Wingdings" w:hAnsi="Wingdings" w:hint="default"/>
+        <w:rFonts w:hint="default" w:ascii="Wingdings" w:hAnsi="Wingdings"/>
         <w:sz w:val="20"/>
       </w:rPr>
     </w:lvl>
@@ -23005,7 +23122,7 @@
         <w:ind w:left="2880" w:hanging="360"/>
       </w:pPr>
       <w:rPr>
-        <w:rFonts w:ascii="Wingdings" w:hAnsi="Wingdings" w:hint="default"/>
+        <w:rFonts w:hint="default" w:ascii="Wingdings" w:hAnsi="Wingdings"/>
         <w:sz w:val="20"/>
       </w:rPr>
     </w:lvl>
@@ -23021,7 +23138,7 @@
         <w:ind w:left="3600" w:hanging="360"/>
       </w:pPr>
       <w:rPr>
-        <w:rFonts w:ascii="Wingdings" w:hAnsi="Wingdings" w:hint="default"/>
+        <w:rFonts w:hint="default" w:ascii="Wingdings" w:hAnsi="Wingdings"/>
         <w:sz w:val="20"/>
       </w:rPr>
     </w:lvl>
@@ -23037,7 +23154,7 @@
         <w:ind w:left="4320" w:hanging="360"/>
       </w:pPr>
       <w:rPr>
-        <w:rFonts w:ascii="Wingdings" w:hAnsi="Wingdings" w:hint="default"/>
+        <w:rFonts w:hint="default" w:ascii="Wingdings" w:hAnsi="Wingdings"/>
         <w:sz w:val="20"/>
       </w:rPr>
     </w:lvl>
@@ -23053,7 +23170,7 @@
         <w:ind w:left="5040" w:hanging="360"/>
       </w:pPr>
       <w:rPr>
-        <w:rFonts w:ascii="Wingdings" w:hAnsi="Wingdings" w:hint="default"/>
+        <w:rFonts w:hint="default" w:ascii="Wingdings" w:hAnsi="Wingdings"/>
         <w:sz w:val="20"/>
       </w:rPr>
     </w:lvl>
@@ -23069,7 +23186,7 @@
         <w:ind w:left="5760" w:hanging="360"/>
       </w:pPr>
       <w:rPr>
-        <w:rFonts w:ascii="Wingdings" w:hAnsi="Wingdings" w:hint="default"/>
+        <w:rFonts w:hint="default" w:ascii="Wingdings" w:hAnsi="Wingdings"/>
         <w:sz w:val="20"/>
       </w:rPr>
     </w:lvl>
@@ -23085,7 +23202,7 @@
         <w:ind w:left="6480" w:hanging="360"/>
       </w:pPr>
       <w:rPr>
-        <w:rFonts w:ascii="Wingdings" w:hAnsi="Wingdings" w:hint="default"/>
+        <w:rFonts w:hint="default" w:ascii="Wingdings" w:hAnsi="Wingdings"/>
         <w:sz w:val="20"/>
       </w:rPr>
     </w:lvl>
@@ -23219,7 +23336,7 @@
         <w:ind w:left="720" w:hanging="360"/>
       </w:pPr>
       <w:rPr>
-        <w:rFonts w:ascii="Symbol" w:hAnsi="Symbol" w:hint="default"/>
+        <w:rFonts w:hint="default" w:ascii="Symbol" w:hAnsi="Symbol"/>
         <w:sz w:val="20"/>
       </w:rPr>
     </w:lvl>
@@ -23235,7 +23352,7 @@
         <w:ind w:left="1440" w:hanging="360"/>
       </w:pPr>
       <w:rPr>
-        <w:rFonts w:ascii="Courier New" w:hAnsi="Courier New" w:hint="default"/>
+        <w:rFonts w:hint="default" w:ascii="Courier New" w:hAnsi="Courier New"/>
         <w:sz w:val="20"/>
       </w:rPr>
     </w:lvl>
@@ -23251,7 +23368,7 @@
         <w:ind w:left="2160" w:hanging="360"/>
       </w:pPr>
       <w:rPr>
-        <w:rFonts w:ascii="Wingdings" w:hAnsi="Wingdings" w:hint="default"/>
+        <w:rFonts w:hint="default" w:ascii="Wingdings" w:hAnsi="Wingdings"/>
         <w:sz w:val="20"/>
       </w:rPr>
     </w:lvl>
@@ -23267,7 +23384,7 @@
         <w:ind w:left="2880" w:hanging="360"/>
       </w:pPr>
       <w:rPr>
-        <w:rFonts w:ascii="Wingdings" w:hAnsi="Wingdings" w:hint="default"/>
+        <w:rFonts w:hint="default" w:ascii="Wingdings" w:hAnsi="Wingdings"/>
         <w:sz w:val="20"/>
       </w:rPr>
     </w:lvl>
@@ -23283,7 +23400,7 @@
         <w:ind w:left="3600" w:hanging="360"/>
       </w:pPr>
       <w:rPr>
-        <w:rFonts w:ascii="Wingdings" w:hAnsi="Wingdings" w:hint="default"/>
+        <w:rFonts w:hint="default" w:ascii="Wingdings" w:hAnsi="Wingdings"/>
         <w:sz w:val="20"/>
       </w:rPr>
     </w:lvl>
@@ -23299,7 +23416,7 @@
         <w:ind w:left="4320" w:hanging="360"/>
       </w:pPr>
       <w:rPr>
-        <w:rFonts w:ascii="Wingdings" w:hAnsi="Wingdings" w:hint="default"/>
+        <w:rFonts w:hint="default" w:ascii="Wingdings" w:hAnsi="Wingdings"/>
         <w:sz w:val="20"/>
       </w:rPr>
     </w:lvl>
@@ -23315,7 +23432,7 @@
         <w:ind w:left="5040" w:hanging="360"/>
       </w:pPr>
       <w:rPr>
-        <w:rFonts w:ascii="Wingdings" w:hAnsi="Wingdings" w:hint="default"/>
+        <w:rFonts w:hint="default" w:ascii="Wingdings" w:hAnsi="Wingdings"/>
         <w:sz w:val="20"/>
       </w:rPr>
     </w:lvl>
@@ -23331,7 +23448,7 @@
         <w:ind w:left="5760" w:hanging="360"/>
       </w:pPr>
       <w:rPr>
-        <w:rFonts w:ascii="Wingdings" w:hAnsi="Wingdings" w:hint="default"/>
+        <w:rFonts w:hint="default" w:ascii="Wingdings" w:hAnsi="Wingdings"/>
         <w:sz w:val="20"/>
       </w:rPr>
     </w:lvl>
@@ -23347,7 +23464,7 @@
         <w:ind w:left="6480" w:hanging="360"/>
       </w:pPr>
       <w:rPr>
-        <w:rFonts w:ascii="Wingdings" w:hAnsi="Wingdings" w:hint="default"/>
+        <w:rFonts w:hint="default" w:ascii="Wingdings" w:hAnsi="Wingdings"/>
         <w:sz w:val="20"/>
       </w:rPr>
     </w:lvl>
@@ -23367,7 +23484,7 @@
         <w:ind w:left="720" w:hanging="360"/>
       </w:pPr>
       <w:rPr>
-        <w:rFonts w:ascii="Times New Roman" w:hAnsi="Times New Roman" w:hint="default"/>
+        <w:rFonts w:hint="default" w:ascii="Times New Roman" w:hAnsi="Times New Roman"/>
         <w:b w:val="0"/>
         <w:i/>
         <w:sz w:val="26"/>
@@ -23462,7 +23579,7 @@
         <w:ind w:left="720" w:hanging="360"/>
       </w:pPr>
       <w:rPr>
-        <w:rFonts w:ascii="Symbol" w:hAnsi="Symbol" w:hint="default"/>
+        <w:rFonts w:hint="default" w:ascii="Symbol" w:hAnsi="Symbol"/>
         <w:sz w:val="20"/>
       </w:rPr>
     </w:lvl>
@@ -23478,7 +23595,7 @@
         <w:ind w:left="1440" w:hanging="360"/>
       </w:pPr>
       <w:rPr>
-        <w:rFonts w:ascii="Courier New" w:hAnsi="Courier New" w:hint="default"/>
+        <w:rFonts w:hint="default" w:ascii="Courier New" w:hAnsi="Courier New"/>
         <w:sz w:val="20"/>
       </w:rPr>
     </w:lvl>
@@ -23494,7 +23611,7 @@
         <w:ind w:left="2160" w:hanging="360"/>
       </w:pPr>
       <w:rPr>
-        <w:rFonts w:ascii="Wingdings" w:hAnsi="Wingdings" w:hint="default"/>
+        <w:rFonts w:hint="default" w:ascii="Wingdings" w:hAnsi="Wingdings"/>
         <w:sz w:val="20"/>
       </w:rPr>
     </w:lvl>
@@ -23510,7 +23627,7 @@
         <w:ind w:left="2880" w:hanging="360"/>
       </w:pPr>
       <w:rPr>
-        <w:rFonts w:ascii="Wingdings" w:hAnsi="Wingdings" w:hint="default"/>
+        <w:rFonts w:hint="default" w:ascii="Wingdings" w:hAnsi="Wingdings"/>
         <w:sz w:val="20"/>
       </w:rPr>
     </w:lvl>
@@ -23526,7 +23643,7 @@
         <w:ind w:left="3600" w:hanging="360"/>
       </w:pPr>
       <w:rPr>
-        <w:rFonts w:ascii="Wingdings" w:hAnsi="Wingdings" w:hint="default"/>
+        <w:rFonts w:hint="default" w:ascii="Wingdings" w:hAnsi="Wingdings"/>
         <w:sz w:val="20"/>
       </w:rPr>
     </w:lvl>
@@ -23542,7 +23659,7 @@
         <w:ind w:left="4320" w:hanging="360"/>
       </w:pPr>
       <w:rPr>
-        <w:rFonts w:ascii="Wingdings" w:hAnsi="Wingdings" w:hint="default"/>
+        <w:rFonts w:hint="default" w:ascii="Wingdings" w:hAnsi="Wingdings"/>
         <w:sz w:val="20"/>
       </w:rPr>
     </w:lvl>
@@ -23558,7 +23675,7 @@
         <w:ind w:left="5040" w:hanging="360"/>
       </w:pPr>
       <w:rPr>
-        <w:rFonts w:ascii="Wingdings" w:hAnsi="Wingdings" w:hint="default"/>
+        <w:rFonts w:hint="default" w:ascii="Wingdings" w:hAnsi="Wingdings"/>
         <w:sz w:val="20"/>
       </w:rPr>
     </w:lvl>
@@ -23574,7 +23691,7 @@
         <w:ind w:left="5760" w:hanging="360"/>
       </w:pPr>
       <w:rPr>
-        <w:rFonts w:ascii="Wingdings" w:hAnsi="Wingdings" w:hint="default"/>
+        <w:rFonts w:hint="default" w:ascii="Wingdings" w:hAnsi="Wingdings"/>
         <w:sz w:val="20"/>
       </w:rPr>
     </w:lvl>
@@ -23590,7 +23707,7 @@
         <w:ind w:left="6480" w:hanging="360"/>
       </w:pPr>
       <w:rPr>
-        <w:rFonts w:ascii="Wingdings" w:hAnsi="Wingdings" w:hint="default"/>
+        <w:rFonts w:hint="default" w:ascii="Wingdings" w:hAnsi="Wingdings"/>
         <w:sz w:val="20"/>
       </w:rPr>
     </w:lvl>
@@ -23611,7 +23728,7 @@
         <w:ind w:left="720" w:hanging="360"/>
       </w:pPr>
       <w:rPr>
-        <w:rFonts w:ascii="Symbol" w:hAnsi="Symbol" w:hint="default"/>
+        <w:rFonts w:hint="default" w:ascii="Symbol" w:hAnsi="Symbol"/>
         <w:sz w:val="20"/>
       </w:rPr>
     </w:lvl>
@@ -23627,7 +23744,7 @@
         <w:ind w:left="1440" w:hanging="360"/>
       </w:pPr>
       <w:rPr>
-        <w:rFonts w:ascii="Courier New" w:hAnsi="Courier New" w:hint="default"/>
+        <w:rFonts w:hint="default" w:ascii="Courier New" w:hAnsi="Courier New"/>
         <w:sz w:val="20"/>
       </w:rPr>
     </w:lvl>
@@ -23643,7 +23760,7 @@
         <w:ind w:left="2160" w:hanging="360"/>
       </w:pPr>
       <w:rPr>
-        <w:rFonts w:ascii="Wingdings" w:hAnsi="Wingdings" w:hint="default"/>
+        <w:rFonts w:hint="default" w:ascii="Wingdings" w:hAnsi="Wingdings"/>
         <w:sz w:val="20"/>
       </w:rPr>
     </w:lvl>
@@ -23659,7 +23776,7 @@
         <w:ind w:left="2880" w:hanging="360"/>
       </w:pPr>
       <w:rPr>
-        <w:rFonts w:ascii="Wingdings" w:hAnsi="Wingdings" w:hint="default"/>
+        <w:rFonts w:hint="default" w:ascii="Wingdings" w:hAnsi="Wingdings"/>
         <w:sz w:val="20"/>
       </w:rPr>
     </w:lvl>
@@ -23675,7 +23792,7 @@
         <w:ind w:left="3600" w:hanging="360"/>
       </w:pPr>
       <w:rPr>
-        <w:rFonts w:ascii="Wingdings" w:hAnsi="Wingdings" w:hint="default"/>
+        <w:rFonts w:hint="default" w:ascii="Wingdings" w:hAnsi="Wingdings"/>
         <w:sz w:val="20"/>
       </w:rPr>
     </w:lvl>
@@ -23691,7 +23808,7 @@
         <w:ind w:left="4320" w:hanging="360"/>
       </w:pPr>
       <w:rPr>
-        <w:rFonts w:ascii="Wingdings" w:hAnsi="Wingdings" w:hint="default"/>
+        <w:rFonts w:hint="default" w:ascii="Wingdings" w:hAnsi="Wingdings"/>
         <w:sz w:val="20"/>
       </w:rPr>
     </w:lvl>
@@ -23707,7 +23824,7 @@
         <w:ind w:left="5040" w:hanging="360"/>
       </w:pPr>
       <w:rPr>
-        <w:rFonts w:ascii="Wingdings" w:hAnsi="Wingdings" w:hint="default"/>
+        <w:rFonts w:hint="default" w:ascii="Wingdings" w:hAnsi="Wingdings"/>
         <w:sz w:val="20"/>
       </w:rPr>
     </w:lvl>
@@ -23723,7 +23840,7 @@
         <w:ind w:left="5760" w:hanging="360"/>
       </w:pPr>
       <w:rPr>
-        <w:rFonts w:ascii="Wingdings" w:hAnsi="Wingdings" w:hint="default"/>
+        <w:rFonts w:hint="default" w:ascii="Wingdings" w:hAnsi="Wingdings"/>
         <w:sz w:val="20"/>
       </w:rPr>
     </w:lvl>
@@ -23739,7 +23856,7 @@
         <w:ind w:left="6480" w:hanging="360"/>
       </w:pPr>
       <w:rPr>
-        <w:rFonts w:ascii="Wingdings" w:hAnsi="Wingdings" w:hint="default"/>
+        <w:rFonts w:hint="default" w:ascii="Wingdings" w:hAnsi="Wingdings"/>
         <w:sz w:val="20"/>
       </w:rPr>
     </w:lvl>
@@ -23760,7 +23877,7 @@
         <w:ind w:left="720" w:hanging="360"/>
       </w:pPr>
       <w:rPr>
-        <w:rFonts w:ascii="Symbol" w:hAnsi="Symbol" w:hint="default"/>
+        <w:rFonts w:hint="default" w:ascii="Symbol" w:hAnsi="Symbol"/>
         <w:sz w:val="20"/>
       </w:rPr>
     </w:lvl>
@@ -23776,7 +23893,7 @@
         <w:ind w:left="1440" w:hanging="360"/>
       </w:pPr>
       <w:rPr>
-        <w:rFonts w:ascii="Courier New" w:hAnsi="Courier New" w:hint="default"/>
+        <w:rFonts w:hint="default" w:ascii="Courier New" w:hAnsi="Courier New"/>
         <w:sz w:val="20"/>
       </w:rPr>
     </w:lvl>
@@ -23792,7 +23909,7 @@
         <w:ind w:left="2160" w:hanging="360"/>
       </w:pPr>
       <w:rPr>
-        <w:rFonts w:ascii="Wingdings" w:hAnsi="Wingdings" w:hint="default"/>
+        <w:rFonts w:hint="default" w:ascii="Wingdings" w:hAnsi="Wingdings"/>
         <w:sz w:val="20"/>
       </w:rPr>
     </w:lvl>
@@ -23808,7 +23925,7 @@
         <w:ind w:left="2880" w:hanging="360"/>
       </w:pPr>
       <w:rPr>
-        <w:rFonts w:ascii="Wingdings" w:hAnsi="Wingdings" w:hint="default"/>
+        <w:rFonts w:hint="default" w:ascii="Wingdings" w:hAnsi="Wingdings"/>
         <w:sz w:val="20"/>
       </w:rPr>
     </w:lvl>
@@ -23824,7 +23941,7 @@
         <w:ind w:left="3600" w:hanging="360"/>
       </w:pPr>
       <w:rPr>
-        <w:rFonts w:ascii="Wingdings" w:hAnsi="Wingdings" w:hint="default"/>
+        <w:rFonts w:hint="default" w:ascii="Wingdings" w:hAnsi="Wingdings"/>
         <w:sz w:val="20"/>
       </w:rPr>
     </w:lvl>
@@ -23840,7 +23957,7 @@
         <w:ind w:left="4320" w:hanging="360"/>
       </w:pPr>
       <w:rPr>
-        <w:rFonts w:ascii="Wingdings" w:hAnsi="Wingdings" w:hint="default"/>
+        <w:rFonts w:hint="default" w:ascii="Wingdings" w:hAnsi="Wingdings"/>
         <w:sz w:val="20"/>
       </w:rPr>
     </w:lvl>
@@ -23856,7 +23973,7 @@
         <w:ind w:left="5040" w:hanging="360"/>
       </w:pPr>
       <w:rPr>
-        <w:rFonts w:ascii="Wingdings" w:hAnsi="Wingdings" w:hint="default"/>
+        <w:rFonts w:hint="default" w:ascii="Wingdings" w:hAnsi="Wingdings"/>
         <w:sz w:val="20"/>
       </w:rPr>
     </w:lvl>
@@ -23872,7 +23989,7 @@
         <w:ind w:left="5760" w:hanging="360"/>
       </w:pPr>
       <w:rPr>
-        <w:rFonts w:ascii="Wingdings" w:hAnsi="Wingdings" w:hint="default"/>
+        <w:rFonts w:hint="default" w:ascii="Wingdings" w:hAnsi="Wingdings"/>
         <w:sz w:val="20"/>
       </w:rPr>
     </w:lvl>
@@ -23888,7 +24005,7 @@
         <w:ind w:left="6480" w:hanging="360"/>
       </w:pPr>
       <w:rPr>
-        <w:rFonts w:ascii="Wingdings" w:hAnsi="Wingdings" w:hint="default"/>
+        <w:rFonts w:hint="default" w:ascii="Wingdings" w:hAnsi="Wingdings"/>
         <w:sz w:val="20"/>
       </w:rPr>
     </w:lvl>
@@ -23909,7 +24026,7 @@
         <w:ind w:left="720" w:hanging="360"/>
       </w:pPr>
       <w:rPr>
-        <w:rFonts w:ascii="Symbol" w:hAnsi="Symbol" w:hint="default"/>
+        <w:rFonts w:hint="default" w:ascii="Symbol" w:hAnsi="Symbol"/>
         <w:sz w:val="20"/>
       </w:rPr>
     </w:lvl>
@@ -23925,7 +24042,7 @@
         <w:ind w:left="1440" w:hanging="360"/>
       </w:pPr>
       <w:rPr>
-        <w:rFonts w:ascii="Courier New" w:hAnsi="Courier New" w:hint="default"/>
+        <w:rFonts w:hint="default" w:ascii="Courier New" w:hAnsi="Courier New"/>
         <w:sz w:val="20"/>
       </w:rPr>
     </w:lvl>
@@ -23941,7 +24058,7 @@
         <w:ind w:left="2160" w:hanging="360"/>
       </w:pPr>
       <w:rPr>
-        <w:rFonts w:ascii="Wingdings" w:hAnsi="Wingdings" w:hint="default"/>
+        <w:rFonts w:hint="default" w:ascii="Wingdings" w:hAnsi="Wingdings"/>
         <w:sz w:val="20"/>
       </w:rPr>
     </w:lvl>
@@ -23957,7 +24074,7 @@
         <w:ind w:left="2880" w:hanging="360"/>
       </w:pPr>
       <w:rPr>
-        <w:rFonts w:ascii="Wingdings" w:hAnsi="Wingdings" w:hint="default"/>
+        <w:rFonts w:hint="default" w:ascii="Wingdings" w:hAnsi="Wingdings"/>
         <w:sz w:val="20"/>
       </w:rPr>
     </w:lvl>
@@ -23973,7 +24090,7 @@
         <w:ind w:left="3600" w:hanging="360"/>
       </w:pPr>
       <w:rPr>
-        <w:rFonts w:ascii="Wingdings" w:hAnsi="Wingdings" w:hint="default"/>
+        <w:rFonts w:hint="default" w:ascii="Wingdings" w:hAnsi="Wingdings"/>
         <w:sz w:val="20"/>
       </w:rPr>
     </w:lvl>
@@ -23989,7 +24106,7 @@
         <w:ind w:left="4320" w:hanging="360"/>
       </w:pPr>
       <w:rPr>
-        <w:rFonts w:ascii="Wingdings" w:hAnsi="Wingdings" w:hint="default"/>
+        <w:rFonts w:hint="default" w:ascii="Wingdings" w:hAnsi="Wingdings"/>
         <w:sz w:val="20"/>
       </w:rPr>
     </w:lvl>
@@ -24005,7 +24122,7 @@
         <w:ind w:left="5040" w:hanging="360"/>
       </w:pPr>
       <w:rPr>
-        <w:rFonts w:ascii="Wingdings" w:hAnsi="Wingdings" w:hint="default"/>
+        <w:rFonts w:hint="default" w:ascii="Wingdings" w:hAnsi="Wingdings"/>
         <w:sz w:val="20"/>
       </w:rPr>
     </w:lvl>
@@ -24021,7 +24138,7 @@
         <w:ind w:left="5760" w:hanging="360"/>
       </w:pPr>
       <w:rPr>
-        <w:rFonts w:ascii="Wingdings" w:hAnsi="Wingdings" w:hint="default"/>
+        <w:rFonts w:hint="default" w:ascii="Wingdings" w:hAnsi="Wingdings"/>
         <w:sz w:val="20"/>
       </w:rPr>
     </w:lvl>
@@ -24037,7 +24154,7 @@
         <w:ind w:left="6480" w:hanging="360"/>
       </w:pPr>
       <w:rPr>
-        <w:rFonts w:ascii="Wingdings" w:hAnsi="Wingdings" w:hint="default"/>
+        <w:rFonts w:hint="default" w:ascii="Wingdings" w:hAnsi="Wingdings"/>
         <w:sz w:val="20"/>
       </w:rPr>
     </w:lvl>
@@ -24058,7 +24175,7 @@
         <w:ind w:left="720" w:hanging="360"/>
       </w:pPr>
       <w:rPr>
-        <w:rFonts w:ascii="Symbol" w:hAnsi="Symbol" w:hint="default"/>
+        <w:rFonts w:hint="default" w:ascii="Symbol" w:hAnsi="Symbol"/>
         <w:sz w:val="20"/>
       </w:rPr>
     </w:lvl>
@@ -24074,7 +24191,7 @@
         <w:ind w:left="1440" w:hanging="360"/>
       </w:pPr>
       <w:rPr>
-        <w:rFonts w:ascii="Courier New" w:hAnsi="Courier New" w:hint="default"/>
+        <w:rFonts w:hint="default" w:ascii="Courier New" w:hAnsi="Courier New"/>
         <w:sz w:val="20"/>
       </w:rPr>
     </w:lvl>
@@ -24090,7 +24207,7 @@
         <w:ind w:left="2160" w:hanging="360"/>
       </w:pPr>
       <w:rPr>
-        <w:rFonts w:ascii="Wingdings" w:hAnsi="Wingdings" w:hint="default"/>
+        <w:rFonts w:hint="default" w:ascii="Wingdings" w:hAnsi="Wingdings"/>
         <w:sz w:val="20"/>
       </w:rPr>
     </w:lvl>
@@ -24106,7 +24223,7 @@
         <w:ind w:left="2880" w:hanging="360"/>
       </w:pPr>
       <w:rPr>
-        <w:rFonts w:ascii="Wingdings" w:hAnsi="Wingdings" w:hint="default"/>
+        <w:rFonts w:hint="default" w:ascii="Wingdings" w:hAnsi="Wingdings"/>
         <w:sz w:val="20"/>
       </w:rPr>
     </w:lvl>
@@ -24122,7 +24239,7 @@
         <w:ind w:left="3600" w:hanging="360"/>
       </w:pPr>
       <w:rPr>
-        <w:rFonts w:ascii="Wingdings" w:hAnsi="Wingdings" w:hint="default"/>
+        <w:rFonts w:hint="default" w:ascii="Wingdings" w:hAnsi="Wingdings"/>
         <w:sz w:val="20"/>
       </w:rPr>
     </w:lvl>
@@ -24138,7 +24255,7 @@
         <w:ind w:left="4320" w:hanging="360"/>
       </w:pPr>
       <w:rPr>
-        <w:rFonts w:ascii="Wingdings" w:hAnsi="Wingdings" w:hint="default"/>
+        <w:rFonts w:hint="default" w:ascii="Wingdings" w:hAnsi="Wingdings"/>
         <w:sz w:val="20"/>
       </w:rPr>
     </w:lvl>
@@ -24154,7 +24271,7 @@
         <w:ind w:left="5040" w:hanging="360"/>
       </w:pPr>
       <w:rPr>
-        <w:rFonts w:ascii="Wingdings" w:hAnsi="Wingdings" w:hint="default"/>
+        <w:rFonts w:hint="default" w:ascii="Wingdings" w:hAnsi="Wingdings"/>
         <w:sz w:val="20"/>
       </w:rPr>
     </w:lvl>
@@ -24170,7 +24287,7 @@
         <w:ind w:left="5760" w:hanging="360"/>
       </w:pPr>
       <w:rPr>
-        <w:rFonts w:ascii="Wingdings" w:hAnsi="Wingdings" w:hint="default"/>
+        <w:rFonts w:hint="default" w:ascii="Wingdings" w:hAnsi="Wingdings"/>
         <w:sz w:val="20"/>
       </w:rPr>
     </w:lvl>
@@ -24186,7 +24303,7 @@
         <w:ind w:left="6480" w:hanging="360"/>
       </w:pPr>
       <w:rPr>
-        <w:rFonts w:ascii="Wingdings" w:hAnsi="Wingdings" w:hint="default"/>
+        <w:rFonts w:hint="default" w:ascii="Wingdings" w:hAnsi="Wingdings"/>
         <w:sz w:val="20"/>
       </w:rPr>
     </w:lvl>
@@ -24207,7 +24324,7 @@
         <w:ind w:left="720" w:hanging="360"/>
       </w:pPr>
       <w:rPr>
-        <w:rFonts w:ascii="Symbol" w:hAnsi="Symbol" w:hint="default"/>
+        <w:rFonts w:hint="default" w:ascii="Symbol" w:hAnsi="Symbol"/>
         <w:sz w:val="20"/>
       </w:rPr>
     </w:lvl>
@@ -24223,7 +24340,7 @@
         <w:ind w:left="1440" w:hanging="360"/>
       </w:pPr>
       <w:rPr>
-        <w:rFonts w:ascii="Courier New" w:hAnsi="Courier New" w:hint="default"/>
+        <w:rFonts w:hint="default" w:ascii="Courier New" w:hAnsi="Courier New"/>
         <w:sz w:val="20"/>
       </w:rPr>
     </w:lvl>
@@ -24239,7 +24356,7 @@
         <w:ind w:left="2160" w:hanging="360"/>
       </w:pPr>
       <w:rPr>
-        <w:rFonts w:ascii="Wingdings" w:hAnsi="Wingdings" w:hint="default"/>
+        <w:rFonts w:hint="default" w:ascii="Wingdings" w:hAnsi="Wingdings"/>
         <w:sz w:val="20"/>
       </w:rPr>
     </w:lvl>
@@ -24255,7 +24372,7 @@
         <w:ind w:left="2880" w:hanging="360"/>
       </w:pPr>
       <w:rPr>
-        <w:rFonts w:ascii="Wingdings" w:hAnsi="Wingdings" w:hint="default"/>
+        <w:rFonts w:hint="default" w:ascii="Wingdings" w:hAnsi="Wingdings"/>
         <w:sz w:val="20"/>
       </w:rPr>
     </w:lvl>
@@ -24271,7 +24388,7 @@
         <w:ind w:left="3600" w:hanging="360"/>
       </w:pPr>
       <w:rPr>
-        <w:rFonts w:ascii="Wingdings" w:hAnsi="Wingdings" w:hint="default"/>
+        <w:rFonts w:hint="default" w:ascii="Wingdings" w:hAnsi="Wingdings"/>
         <w:sz w:val="20"/>
       </w:rPr>
     </w:lvl>
@@ -24287,7 +24404,7 @@
         <w:ind w:left="4320" w:hanging="360"/>
       </w:pPr>
       <w:rPr>
-        <w:rFonts w:ascii="Wingdings" w:hAnsi="Wingdings" w:hint="default"/>
+        <w:rFonts w:hint="default" w:ascii="Wingdings" w:hAnsi="Wingdings"/>
         <w:sz w:val="20"/>
       </w:rPr>
     </w:lvl>
@@ -24303,7 +24420,7 @@
         <w:ind w:left="5040" w:hanging="360"/>
       </w:pPr>
       <w:rPr>
-        <w:rFonts w:ascii="Wingdings" w:hAnsi="Wingdings" w:hint="default"/>
+        <w:rFonts w:hint="default" w:ascii="Wingdings" w:hAnsi="Wingdings"/>
         <w:sz w:val="20"/>
       </w:rPr>
     </w:lvl>
@@ -24319,7 +24436,7 @@
         <w:ind w:left="5760" w:hanging="360"/>
       </w:pPr>
       <w:rPr>
-        <w:rFonts w:ascii="Wingdings" w:hAnsi="Wingdings" w:hint="default"/>
+        <w:rFonts w:hint="default" w:ascii="Wingdings" w:hAnsi="Wingdings"/>
         <w:sz w:val="20"/>
       </w:rPr>
     </w:lvl>
@@ -24335,7 +24452,7 @@
         <w:ind w:left="6480" w:hanging="360"/>
       </w:pPr>
       <w:rPr>
-        <w:rFonts w:ascii="Wingdings" w:hAnsi="Wingdings" w:hint="default"/>
+        <w:rFonts w:hint="default" w:ascii="Wingdings" w:hAnsi="Wingdings"/>
         <w:sz w:val="20"/>
       </w:rPr>
     </w:lvl>
@@ -24356,7 +24473,7 @@
         <w:ind w:left="720" w:hanging="360"/>
       </w:pPr>
       <w:rPr>
-        <w:rFonts w:ascii="Symbol" w:hAnsi="Symbol" w:hint="default"/>
+        <w:rFonts w:hint="default" w:ascii="Symbol" w:hAnsi="Symbol"/>
         <w:sz w:val="20"/>
       </w:rPr>
     </w:lvl>
@@ -24372,7 +24489,7 @@
         <w:ind w:left="1440" w:hanging="360"/>
       </w:pPr>
       <w:rPr>
-        <w:rFonts w:ascii="Courier New" w:hAnsi="Courier New" w:hint="default"/>
+        <w:rFonts w:hint="default" w:ascii="Courier New" w:hAnsi="Courier New"/>
         <w:sz w:val="20"/>
       </w:rPr>
     </w:lvl>
@@ -24388,7 +24505,7 @@
         <w:ind w:left="2160" w:hanging="360"/>
       </w:pPr>
       <w:rPr>
-        <w:rFonts w:ascii="Wingdings" w:hAnsi="Wingdings" w:hint="default"/>
+        <w:rFonts w:hint="default" w:ascii="Wingdings" w:hAnsi="Wingdings"/>
         <w:sz w:val="20"/>
       </w:rPr>
     </w:lvl>
@@ -24404,7 +24521,7 @@
         <w:ind w:left="2880" w:hanging="360"/>
       </w:pPr>
       <w:rPr>
-        <w:rFonts w:ascii="Wingdings" w:hAnsi="Wingdings" w:hint="default"/>
+        <w:rFonts w:hint="default" w:ascii="Wingdings" w:hAnsi="Wingdings"/>
         <w:sz w:val="20"/>
       </w:rPr>
     </w:lvl>
@@ -24420,7 +24537,7 @@
         <w:ind w:left="3600" w:hanging="360"/>
       </w:pPr>
       <w:rPr>
-        <w:rFonts w:ascii="Wingdings" w:hAnsi="Wingdings" w:hint="default"/>
+        <w:rFonts w:hint="default" w:ascii="Wingdings" w:hAnsi="Wingdings"/>
         <w:sz w:val="20"/>
       </w:rPr>
     </w:lvl>
@@ -24436,7 +24553,7 @@
         <w:ind w:left="4320" w:hanging="360"/>
       </w:pPr>
       <w:rPr>
-        <w:rFonts w:ascii="Wingdings" w:hAnsi="Wingdings" w:hint="default"/>
+        <w:rFonts w:hint="default" w:ascii="Wingdings" w:hAnsi="Wingdings"/>
         <w:sz w:val="20"/>
       </w:rPr>
     </w:lvl>
@@ -24452,7 +24569,7 @@
         <w:ind w:left="5040" w:hanging="360"/>
       </w:pPr>
       <w:rPr>
-        <w:rFonts w:ascii="Wingdings" w:hAnsi="Wingdings" w:hint="default"/>
+        <w:rFonts w:hint="default" w:ascii="Wingdings" w:hAnsi="Wingdings"/>
         <w:sz w:val="20"/>
       </w:rPr>
     </w:lvl>
@@ -24468,7 +24585,7 @@
         <w:ind w:left="5760" w:hanging="360"/>
       </w:pPr>
       <w:rPr>
-        <w:rFonts w:ascii="Wingdings" w:hAnsi="Wingdings" w:hint="default"/>
+        <w:rFonts w:hint="default" w:ascii="Wingdings" w:hAnsi="Wingdings"/>
         <w:sz w:val="20"/>
       </w:rPr>
     </w:lvl>
@@ -24484,7 +24601,7 @@
         <w:ind w:left="6480" w:hanging="360"/>
       </w:pPr>
       <w:rPr>
-        <w:rFonts w:ascii="Wingdings" w:hAnsi="Wingdings" w:hint="default"/>
+        <w:rFonts w:hint="default" w:ascii="Wingdings" w:hAnsi="Wingdings"/>
         <w:sz w:val="20"/>
       </w:rPr>
     </w:lvl>
@@ -24595,7 +24712,7 @@
         <w:ind w:left="720" w:hanging="360"/>
       </w:pPr>
       <w:rPr>
-        <w:rFonts w:ascii="Symbol" w:hAnsi="Symbol" w:hint="default"/>
+        <w:rFonts w:hint="default" w:ascii="Symbol" w:hAnsi="Symbol"/>
         <w:sz w:val="20"/>
       </w:rPr>
     </w:lvl>
@@ -24611,7 +24728,7 @@
         <w:ind w:left="1440" w:hanging="360"/>
       </w:pPr>
       <w:rPr>
-        <w:rFonts w:ascii="Courier New" w:hAnsi="Courier New" w:hint="default"/>
+        <w:rFonts w:hint="default" w:ascii="Courier New" w:hAnsi="Courier New"/>
         <w:sz w:val="20"/>
       </w:rPr>
     </w:lvl>
@@ -24627,7 +24744,7 @@
         <w:ind w:left="2160" w:hanging="360"/>
       </w:pPr>
       <w:rPr>
-        <w:rFonts w:ascii="Wingdings" w:hAnsi="Wingdings" w:hint="default"/>
+        <w:rFonts w:hint="default" w:ascii="Wingdings" w:hAnsi="Wingdings"/>
         <w:sz w:val="20"/>
       </w:rPr>
     </w:lvl>
@@ -24643,7 +24760,7 @@
         <w:ind w:left="2880" w:hanging="360"/>
       </w:pPr>
       <w:rPr>
-        <w:rFonts w:ascii="Wingdings" w:hAnsi="Wingdings" w:hint="default"/>
+        <w:rFonts w:hint="default" w:ascii="Wingdings" w:hAnsi="Wingdings"/>
         <w:sz w:val="20"/>
       </w:rPr>
     </w:lvl>
@@ -24659,7 +24776,7 @@
         <w:ind w:left="3600" w:hanging="360"/>
       </w:pPr>
       <w:rPr>
-        <w:rFonts w:ascii="Wingdings" w:hAnsi="Wingdings" w:hint="default"/>
+        <w:rFonts w:hint="default" w:ascii="Wingdings" w:hAnsi="Wingdings"/>
         <w:sz w:val="20"/>
       </w:rPr>
     </w:lvl>
@@ -24675,7 +24792,7 @@
         <w:ind w:left="4320" w:hanging="360"/>
       </w:pPr>
       <w:rPr>
-        <w:rFonts w:ascii="Wingdings" w:hAnsi="Wingdings" w:hint="default"/>
+        <w:rFonts w:hint="default" w:ascii="Wingdings" w:hAnsi="Wingdings"/>
         <w:sz w:val="20"/>
       </w:rPr>
     </w:lvl>
@@ -24691,7 +24808,7 @@
         <w:ind w:left="5040" w:hanging="360"/>
       </w:pPr>
       <w:rPr>
-        <w:rFonts w:ascii="Wingdings" w:hAnsi="Wingdings" w:hint="default"/>
+        <w:rFonts w:hint="default" w:ascii="Wingdings" w:hAnsi="Wingdings"/>
         <w:sz w:val="20"/>
       </w:rPr>
     </w:lvl>
@@ -24707,7 +24824,7 @@
         <w:ind w:left="5760" w:hanging="360"/>
       </w:pPr>
       <w:rPr>
-        <w:rFonts w:ascii="Wingdings" w:hAnsi="Wingdings" w:hint="default"/>
+        <w:rFonts w:hint="default" w:ascii="Wingdings" w:hAnsi="Wingdings"/>
         <w:sz w:val="20"/>
       </w:rPr>
     </w:lvl>
@@ -24723,7 +24840,7 @@
         <w:ind w:left="6480" w:hanging="360"/>
       </w:pPr>
       <w:rPr>
-        <w:rFonts w:ascii="Wingdings" w:hAnsi="Wingdings" w:hint="default"/>
+        <w:rFonts w:hint="default" w:ascii="Wingdings" w:hAnsi="Wingdings"/>
         <w:sz w:val="20"/>
       </w:rPr>
     </w:lvl>
@@ -24744,7 +24861,7 @@
         <w:ind w:left="720" w:hanging="360"/>
       </w:pPr>
       <w:rPr>
-        <w:rFonts w:ascii="Symbol" w:hAnsi="Symbol" w:hint="default"/>
+        <w:rFonts w:hint="default" w:ascii="Symbol" w:hAnsi="Symbol"/>
         <w:sz w:val="20"/>
       </w:rPr>
     </w:lvl>
@@ -24760,7 +24877,7 @@
         <w:ind w:left="1440" w:hanging="360"/>
       </w:pPr>
       <w:rPr>
-        <w:rFonts w:ascii="Courier New" w:hAnsi="Courier New" w:hint="default"/>
+        <w:rFonts w:hint="default" w:ascii="Courier New" w:hAnsi="Courier New"/>
         <w:sz w:val="20"/>
       </w:rPr>
     </w:lvl>
@@ -24776,7 +24893,7 @@
         <w:ind w:left="2160" w:hanging="360"/>
       </w:pPr>
       <w:rPr>
-        <w:rFonts w:ascii="Wingdings" w:hAnsi="Wingdings" w:hint="default"/>
+        <w:rFonts w:hint="default" w:ascii="Wingdings" w:hAnsi="Wingdings"/>
         <w:sz w:val="20"/>
       </w:rPr>
     </w:lvl>
@@ -24792,7 +24909,7 @@
         <w:ind w:left="2880" w:hanging="360"/>
       </w:pPr>
       <w:rPr>
-        <w:rFonts w:ascii="Wingdings" w:hAnsi="Wingdings" w:hint="default"/>
+        <w:rFonts w:hint="default" w:ascii="Wingdings" w:hAnsi="Wingdings"/>
         <w:sz w:val="20"/>
       </w:rPr>
     </w:lvl>
@@ -24808,7 +24925,7 @@
         <w:ind w:left="3600" w:hanging="360"/>
       </w:pPr>
       <w:rPr>
-        <w:rFonts w:ascii="Wingdings" w:hAnsi="Wingdings" w:hint="default"/>
+        <w:rFonts w:hint="default" w:ascii="Wingdings" w:hAnsi="Wingdings"/>
         <w:sz w:val="20"/>
       </w:rPr>
     </w:lvl>
@@ -24824,7 +24941,7 @@
         <w:ind w:left="4320" w:hanging="360"/>
       </w:pPr>
       <w:rPr>
-        <w:rFonts w:ascii="Wingdings" w:hAnsi="Wingdings" w:hint="default"/>
+        <w:rFonts w:hint="default" w:ascii="Wingdings" w:hAnsi="Wingdings"/>
         <w:sz w:val="20"/>
       </w:rPr>
     </w:lvl>
@@ -24840,7 +24957,7 @@
         <w:ind w:left="5040" w:hanging="360"/>
       </w:pPr>
       <w:rPr>
-        <w:rFonts w:ascii="Wingdings" w:hAnsi="Wingdings" w:hint="default"/>
+        <w:rFonts w:hint="default" w:ascii="Wingdings" w:hAnsi="Wingdings"/>
         <w:sz w:val="20"/>
       </w:rPr>
     </w:lvl>
@@ -24856,7 +24973,7 @@
         <w:ind w:left="5760" w:hanging="360"/>
       </w:pPr>
       <w:rPr>
-        <w:rFonts w:ascii="Wingdings" w:hAnsi="Wingdings" w:hint="default"/>
+        <w:rFonts w:hint="default" w:ascii="Wingdings" w:hAnsi="Wingdings"/>
         <w:sz w:val="20"/>
       </w:rPr>
     </w:lvl>
@@ -24872,7 +24989,7 @@
         <w:ind w:left="6480" w:hanging="360"/>
       </w:pPr>
       <w:rPr>
-        <w:rFonts w:ascii="Wingdings" w:hAnsi="Wingdings" w:hint="default"/>
+        <w:rFonts w:hint="default" w:ascii="Wingdings" w:hAnsi="Wingdings"/>
         <w:sz w:val="20"/>
       </w:rPr>
     </w:lvl>
@@ -25021,7 +25138,7 @@
   <w:docDefaults>
     <w:rPrDefault>
       <w:rPr>
-        <w:rFonts w:asciiTheme="minorHAnsi" w:eastAsiaTheme="minorHAnsi" w:hAnsiTheme="minorHAnsi" w:cstheme="minorBidi"/>
+        <w:rFonts w:asciiTheme="minorHAnsi" w:hAnsiTheme="minorHAnsi" w:eastAsiaTheme="minorHAnsi" w:cstheme="minorBidi"/>
         <w:sz w:val="22"/>
         <w:szCs w:val="22"/>
         <w:lang w:val="en-AU" w:eastAsia="en-US" w:bidi="ar-SA"/>
@@ -25036,14 +25153,14 @@
   <w:latentStyles w:defLockedState="0" w:defUIPriority="99" w:defSemiHidden="0" w:defUnhideWhenUsed="0" w:defQFormat="0" w:count="376">
     <w:lsdException w:name="Normal" w:uiPriority="0" w:qFormat="1"/>
     <w:lsdException w:name="heading 1" w:uiPriority="0" w:qFormat="1"/>
-    <w:lsdException w:name="heading 2" w:semiHidden="1" w:uiPriority="0" w:unhideWhenUsed="1" w:qFormat="1"/>
-    <w:lsdException w:name="heading 3" w:semiHidden="1" w:uiPriority="0" w:unhideWhenUsed="1" w:qFormat="1"/>
-    <w:lsdException w:name="heading 4" w:semiHidden="1" w:uiPriority="0" w:unhideWhenUsed="1" w:qFormat="1"/>
-    <w:lsdException w:name="heading 5" w:semiHidden="1" w:uiPriority="0" w:unhideWhenUsed="1" w:qFormat="1"/>
-    <w:lsdException w:name="heading 6" w:semiHidden="1" w:uiPriority="0" w:unhideWhenUsed="1" w:qFormat="1"/>
-    <w:lsdException w:name="heading 7" w:semiHidden="1" w:uiPriority="9" w:unhideWhenUsed="1" w:qFormat="1"/>
-    <w:lsdException w:name="heading 8" w:semiHidden="1" w:uiPriority="9" w:unhideWhenUsed="1" w:qFormat="1"/>
-    <w:lsdException w:name="heading 9" w:semiHidden="1" w:uiPriority="9" w:unhideWhenUsed="1" w:qFormat="1"/>
+    <w:lsdException w:name="heading 2" w:uiPriority="0" w:semiHidden="1" w:unhideWhenUsed="1" w:qFormat="1"/>
+    <w:lsdException w:name="heading 3" w:uiPriority="0" w:semiHidden="1" w:unhideWhenUsed="1" w:qFormat="1"/>
+    <w:lsdException w:name="heading 4" w:uiPriority="0" w:semiHidden="1" w:unhideWhenUsed="1" w:qFormat="1"/>
+    <w:lsdException w:name="heading 5" w:uiPriority="0" w:semiHidden="1" w:unhideWhenUsed="1" w:qFormat="1"/>
+    <w:lsdException w:name="heading 6" w:uiPriority="0" w:semiHidden="1" w:unhideWhenUsed="1" w:qFormat="1"/>
+    <w:lsdException w:name="heading 7" w:uiPriority="9" w:semiHidden="1" w:unhideWhenUsed="1" w:qFormat="1"/>
+    <w:lsdException w:name="heading 8" w:uiPriority="9" w:semiHidden="1" w:unhideWhenUsed="1" w:qFormat="1"/>
+    <w:lsdException w:name="heading 9" w:uiPriority="9" w:semiHidden="1" w:unhideWhenUsed="1" w:qFormat="1"/>
     <w:lsdException w:name="index 1" w:semiHidden="1" w:unhideWhenUsed="1"/>
     <w:lsdException w:name="index 2" w:semiHidden="1" w:unhideWhenUsed="1"/>
     <w:lsdException w:name="index 3" w:semiHidden="1" w:unhideWhenUsed="1"/>
@@ -25053,22 +25170,22 @@
     <w:lsdException w:name="index 7" w:semiHidden="1" w:unhideWhenUsed="1"/>
     <w:lsdException w:name="index 8" w:semiHidden="1" w:unhideWhenUsed="1"/>
     <w:lsdException w:name="index 9" w:semiHidden="1" w:unhideWhenUsed="1"/>
-    <w:lsdException w:name="toc 1" w:semiHidden="1" w:uiPriority="39" w:unhideWhenUsed="1"/>
-    <w:lsdException w:name="toc 2" w:semiHidden="1" w:uiPriority="39" w:unhideWhenUsed="1"/>
-    <w:lsdException w:name="toc 3" w:semiHidden="1" w:uiPriority="39" w:unhideWhenUsed="1"/>
-    <w:lsdException w:name="toc 4" w:semiHidden="1" w:uiPriority="39" w:unhideWhenUsed="1"/>
-    <w:lsdException w:name="toc 5" w:semiHidden="1" w:uiPriority="39" w:unhideWhenUsed="1"/>
-    <w:lsdException w:name="toc 6" w:semiHidden="1" w:uiPriority="39" w:unhideWhenUsed="1"/>
-    <w:lsdException w:name="toc 7" w:semiHidden="1" w:uiPriority="39" w:unhideWhenUsed="1"/>
-    <w:lsdException w:name="toc 8" w:semiHidden="1" w:uiPriority="39" w:unhideWhenUsed="1"/>
-    <w:lsdException w:name="toc 9" w:semiHidden="1" w:uiPriority="39" w:unhideWhenUsed="1"/>
+    <w:lsdException w:name="toc 1" w:uiPriority="39" w:semiHidden="1" w:unhideWhenUsed="1"/>
+    <w:lsdException w:name="toc 2" w:uiPriority="39" w:semiHidden="1" w:unhideWhenUsed="1"/>
+    <w:lsdException w:name="toc 3" w:uiPriority="39" w:semiHidden="1" w:unhideWhenUsed="1"/>
+    <w:lsdException w:name="toc 4" w:uiPriority="39" w:semiHidden="1" w:unhideWhenUsed="1"/>
+    <w:lsdException w:name="toc 5" w:uiPriority="39" w:semiHidden="1" w:unhideWhenUsed="1"/>
+    <w:lsdException w:name="toc 6" w:uiPriority="39" w:semiHidden="1" w:unhideWhenUsed="1"/>
+    <w:lsdException w:name="toc 7" w:uiPriority="39" w:semiHidden="1" w:unhideWhenUsed="1"/>
+    <w:lsdException w:name="toc 8" w:uiPriority="39" w:semiHidden="1" w:unhideWhenUsed="1"/>
+    <w:lsdException w:name="toc 9" w:uiPriority="39" w:semiHidden="1" w:unhideWhenUsed="1"/>
     <w:lsdException w:name="Normal Indent" w:semiHidden="1" w:unhideWhenUsed="1"/>
     <w:lsdException w:name="footnote text" w:semiHidden="1" w:unhideWhenUsed="1"/>
     <w:lsdException w:name="annotation text" w:semiHidden="1" w:unhideWhenUsed="1"/>
     <w:lsdException w:name="header" w:semiHidden="1" w:unhideWhenUsed="1"/>
     <w:lsdException w:name="footer" w:semiHidden="1" w:unhideWhenUsed="1"/>
     <w:lsdException w:name="index heading" w:semiHidden="1" w:unhideWhenUsed="1"/>
-    <w:lsdException w:name="caption" w:semiHidden="1" w:uiPriority="35" w:unhideWhenUsed="1" w:qFormat="1"/>
+    <w:lsdException w:name="caption" w:uiPriority="35" w:semiHidden="1" w:unhideWhenUsed="1" w:qFormat="1"/>
     <w:lsdException w:name="table of figures" w:semiHidden="1" w:unhideWhenUsed="1"/>
     <w:lsdException w:name="envelope address" w:semiHidden="1" w:unhideWhenUsed="1"/>
     <w:lsdException w:name="envelope return" w:semiHidden="1" w:unhideWhenUsed="1"/>
@@ -25099,7 +25216,7 @@
     <w:lsdException w:name="Title" w:uiPriority="0" w:qFormat="1"/>
     <w:lsdException w:name="Closing" w:semiHidden="1" w:unhideWhenUsed="1"/>
     <w:lsdException w:name="Signature" w:semiHidden="1" w:unhideWhenUsed="1"/>
-    <w:lsdException w:name="Default Paragraph Font" w:semiHidden="1" w:uiPriority="1" w:unhideWhenUsed="1"/>
+    <w:lsdException w:name="Default Paragraph Font" w:uiPriority="1" w:semiHidden="1" w:unhideWhenUsed="1"/>
     <w:lsdException w:name="Body Text" w:semiHidden="1" w:unhideWhenUsed="1"/>
     <w:lsdException w:name="Body Text Indent" w:semiHidden="1" w:unhideWhenUsed="1"/>
     <w:lsdException w:name="List Continue" w:semiHidden="1" w:unhideWhenUsed="1"/>
@@ -25299,8 +25416,8 @@
     <w:lsdException w:name="Subtle Reference" w:uiPriority="31" w:qFormat="1"/>
     <w:lsdException w:name="Intense Reference" w:uiPriority="32" w:qFormat="1"/>
     <w:lsdException w:name="Book Title" w:uiPriority="33" w:qFormat="1"/>
-    <w:lsdException w:name="Bibliography" w:semiHidden="1" w:uiPriority="37" w:unhideWhenUsed="1"/>
-    <w:lsdException w:name="TOC Heading" w:semiHidden="1" w:uiPriority="39" w:unhideWhenUsed="1" w:qFormat="1"/>
+    <w:lsdException w:name="Bibliography" w:uiPriority="37" w:semiHidden="1" w:unhideWhenUsed="1"/>
+    <w:lsdException w:name="TOC Heading" w:uiPriority="39" w:semiHidden="1" w:unhideWhenUsed="1" w:qFormat="1"/>
     <w:lsdException w:name="Plain Table 1" w:uiPriority="41"/>
     <w:lsdException w:name="Plain Table 2" w:uiPriority="42"/>
     <w:lsdException w:name="Plain Table 3" w:uiPriority="43"/>
@@ -25411,7 +25528,7 @@
     <w:lsdException w:name="Unresolved Mention" w:semiHidden="1" w:unhideWhenUsed="1"/>
     <w:lsdException w:name="Smart Link" w:semiHidden="1" w:unhideWhenUsed="1"/>
   </w:latentStyles>
-  <w:style w:type="paragraph" w:default="1" w:styleId="Normal">
+  <w:style w:type="paragraph" w:styleId="Normal" w:default="1">
     <w:name w:val="Normal"/>
     <w:qFormat/>
     <w:rsid w:val="00A13DFC"/>
@@ -25438,7 +25555,7 @@
       <w:outlineLvl w:val="0"/>
     </w:pPr>
     <w:rPr>
-      <w:rFonts w:asciiTheme="majorHAnsi" w:eastAsiaTheme="majorEastAsia" w:hAnsiTheme="majorHAnsi" w:cstheme="majorBidi"/>
+      <w:rFonts w:asciiTheme="majorHAnsi" w:hAnsiTheme="majorHAnsi" w:eastAsiaTheme="majorEastAsia" w:cstheme="majorBidi"/>
       <w:color w:val="2F5496" w:themeColor="accent1" w:themeShade="BF"/>
       <w:sz w:val="32"/>
       <w:szCs w:val="32"/>
@@ -25459,7 +25576,7 @@
       <w:outlineLvl w:val="1"/>
     </w:pPr>
     <w:rPr>
-      <w:rFonts w:asciiTheme="majorHAnsi" w:eastAsiaTheme="majorEastAsia" w:hAnsiTheme="majorHAnsi" w:cstheme="majorBidi"/>
+      <w:rFonts w:asciiTheme="majorHAnsi" w:hAnsiTheme="majorHAnsi" w:eastAsiaTheme="majorEastAsia" w:cstheme="majorBidi"/>
       <w:color w:val="2F5496" w:themeColor="accent1" w:themeShade="BF"/>
       <w:sz w:val="26"/>
       <w:szCs w:val="26"/>
@@ -25480,7 +25597,7 @@
       <w:outlineLvl w:val="2"/>
     </w:pPr>
     <w:rPr>
-      <w:rFonts w:asciiTheme="majorHAnsi" w:eastAsiaTheme="majorEastAsia" w:hAnsiTheme="majorHAnsi" w:cstheme="majorBidi"/>
+      <w:rFonts w:asciiTheme="majorHAnsi" w:hAnsiTheme="majorHAnsi" w:eastAsiaTheme="majorEastAsia" w:cstheme="majorBidi"/>
       <w:color w:val="1F3763" w:themeColor="accent1" w:themeShade="7F"/>
       <w:szCs w:val="24"/>
     </w:rPr>
@@ -25550,13 +25667,13 @@
       <w:lang w:eastAsia="en-AU"/>
     </w:rPr>
   </w:style>
-  <w:style w:type="character" w:default="1" w:styleId="DefaultParagraphFont">
+  <w:style w:type="character" w:styleId="DefaultParagraphFont" w:default="1">
     <w:name w:val="Default Paragraph Font"/>
     <w:uiPriority w:val="1"/>
     <w:semiHidden/>
     <w:unhideWhenUsed/>
   </w:style>
-  <w:style w:type="table" w:default="1" w:styleId="TableNormal">
+  <w:style w:type="table" w:styleId="TableNormal" w:default="1">
     <w:name w:val="Normal Table"/>
     <w:uiPriority w:val="99"/>
     <w:semiHidden/>
@@ -25571,7 +25688,7 @@
       </w:tblCellMar>
     </w:tblPr>
   </w:style>
-  <w:style w:type="numbering" w:default="1" w:styleId="NoList">
+  <w:style w:type="numbering" w:styleId="NoList" w:default="1">
     <w:name w:val="No List"/>
     <w:uiPriority w:val="99"/>
     <w:semiHidden/>
@@ -25592,7 +25709,7 @@
       <w:spacing w:after="0" w:line="240" w:lineRule="auto"/>
     </w:pPr>
   </w:style>
-  <w:style w:type="character" w:customStyle="1" w:styleId="HeaderChar">
+  <w:style w:type="character" w:styleId="HeaderChar" w:customStyle="1">
     <w:name w:val="Header Char"/>
     <w:basedOn w:val="DefaultParagraphFont"/>
     <w:link w:val="Header"/>
@@ -25618,7 +25735,7 @@
       <w:spacing w:after="0" w:line="240" w:lineRule="auto"/>
     </w:pPr>
   </w:style>
-  <w:style w:type="character" w:customStyle="1" w:styleId="FooterChar">
+  <w:style w:type="character" w:styleId="FooterChar" w:customStyle="1">
     <w:name w:val="Footer Char"/>
     <w:basedOn w:val="DefaultParagraphFont"/>
     <w:link w:val="Footer"/>
@@ -25629,7 +25746,7 @@
       <w:sz w:val="24"/>
     </w:rPr>
   </w:style>
-  <w:style w:type="paragraph" w:customStyle="1" w:styleId="CTDT-Text">
+  <w:style w:type="paragraph" w:styleId="CTDT-Text" w:customStyle="1">
     <w:name w:val="CTDT-Text"/>
     <w:basedOn w:val="Normal"/>
     <w:link w:val="CTDT-TextChar"/>
@@ -25643,7 +25760,7 @@
       <w:sz w:val="26"/>
     </w:rPr>
   </w:style>
-  <w:style w:type="paragraph" w:customStyle="1" w:styleId="CTDT-Bullet1">
+  <w:style w:type="paragraph" w:styleId="CTDT-Bullet1" w:customStyle="1">
     <w:name w:val="CTDT-Bullet1"/>
     <w:basedOn w:val="CTDT-Text"/>
     <w:link w:val="CTDT-Bullet1Char"/>
@@ -25656,7 +25773,7 @@
       <w:ind w:left="340" w:hanging="340"/>
     </w:pPr>
   </w:style>
-  <w:style w:type="character" w:customStyle="1" w:styleId="CTDT-TextChar">
+  <w:style w:type="character" w:styleId="CTDT-TextChar" w:customStyle="1">
     <w:name w:val="CTDT-Text Char"/>
     <w:basedOn w:val="DefaultParagraphFont"/>
     <w:link w:val="CTDT-Text"/>
@@ -25666,7 +25783,7 @@
       <w:sz w:val="26"/>
     </w:rPr>
   </w:style>
-  <w:style w:type="paragraph" w:customStyle="1" w:styleId="CTDT-Number">
+  <w:style w:type="paragraph" w:styleId="CTDT-Number" w:customStyle="1">
     <w:name w:val="CTDT-Number"/>
     <w:basedOn w:val="CTDT-Bullet1"/>
     <w:link w:val="CTDT-NumberChar"/>
@@ -25678,7 +25795,7 @@
       </w:numPr>
     </w:pPr>
   </w:style>
-  <w:style w:type="character" w:customStyle="1" w:styleId="CTDT-Bullet1Char">
+  <w:style w:type="character" w:styleId="CTDT-Bullet1Char" w:customStyle="1">
     <w:name w:val="CTDT-Bullet1 Char"/>
     <w:basedOn w:val="CTDT-TextChar"/>
     <w:link w:val="CTDT-Bullet1"/>
@@ -25688,7 +25805,7 @@
       <w:sz w:val="26"/>
     </w:rPr>
   </w:style>
-  <w:style w:type="paragraph" w:customStyle="1" w:styleId="CTDT-Bullet2">
+  <w:style w:type="paragraph" w:styleId="CTDT-Bullet2" w:customStyle="1">
     <w:name w:val="CTDT-Bullet2"/>
     <w:basedOn w:val="CTDT-Bullet1"/>
     <w:link w:val="CTDT-Bullet2Char"/>
@@ -25700,7 +25817,7 @@
       </w:numPr>
     </w:pPr>
   </w:style>
-  <w:style w:type="character" w:customStyle="1" w:styleId="CTDT-NumberChar">
+  <w:style w:type="character" w:styleId="CTDT-NumberChar" w:customStyle="1">
     <w:name w:val="CTDT-Number Char"/>
     <w:basedOn w:val="CTDT-Bullet1Char"/>
     <w:link w:val="CTDT-Number"/>
@@ -25710,7 +25827,7 @@
       <w:sz w:val="26"/>
     </w:rPr>
   </w:style>
-  <w:style w:type="paragraph" w:customStyle="1" w:styleId="CTDT-H1">
+  <w:style w:type="paragraph" w:styleId="CTDT-H1" w:customStyle="1">
     <w:name w:val="CTDT-H1"/>
     <w:basedOn w:val="CTDT-Text"/>
     <w:link w:val="CTDT-H1Char"/>
@@ -25729,7 +25846,7 @@
       <w:caps/>
     </w:rPr>
   </w:style>
-  <w:style w:type="character" w:customStyle="1" w:styleId="CTDT-Bullet2Char">
+  <w:style w:type="character" w:styleId="CTDT-Bullet2Char" w:customStyle="1">
     <w:name w:val="CTDT-Bullet2 Char"/>
     <w:basedOn w:val="CTDT-Bullet1Char"/>
     <w:link w:val="CTDT-Bullet2"/>
@@ -25739,7 +25856,7 @@
       <w:sz w:val="26"/>
     </w:rPr>
   </w:style>
-  <w:style w:type="paragraph" w:customStyle="1" w:styleId="CTDT-H2">
+  <w:style w:type="paragraph" w:styleId="CTDT-H2" w:customStyle="1">
     <w:name w:val="CTDT-H2"/>
     <w:basedOn w:val="CTDT-H1"/>
     <w:link w:val="CTDT-H2Char"/>
@@ -25759,7 +25876,7 @@
       <w:sz w:val="28"/>
     </w:rPr>
   </w:style>
-  <w:style w:type="character" w:customStyle="1" w:styleId="CTDT-H1Char">
+  <w:style w:type="character" w:styleId="CTDT-H1Char" w:customStyle="1">
     <w:name w:val="CTDT-H1 Char"/>
     <w:basedOn w:val="CTDT-TextChar"/>
     <w:link w:val="CTDT-H1"/>
@@ -25771,7 +25888,7 @@
       <w:sz w:val="26"/>
     </w:rPr>
   </w:style>
-  <w:style w:type="paragraph" w:customStyle="1" w:styleId="CTDT-H3">
+  <w:style w:type="paragraph" w:styleId="CTDT-H3" w:customStyle="1">
     <w:name w:val="CTDT-H3"/>
     <w:basedOn w:val="CTDT-H2"/>
     <w:link w:val="CTDT-H3Char"/>
@@ -25791,7 +25908,7 @@
       <w:sz w:val="26"/>
     </w:rPr>
   </w:style>
-  <w:style w:type="character" w:customStyle="1" w:styleId="CTDT-H2Char">
+  <w:style w:type="character" w:styleId="CTDT-H2Char" w:customStyle="1">
     <w:name w:val="CTDT-H2 Char"/>
     <w:basedOn w:val="CTDT-H1Char"/>
     <w:link w:val="CTDT-H2"/>
@@ -25803,7 +25920,7 @@
       <w:sz w:val="28"/>
     </w:rPr>
   </w:style>
-  <w:style w:type="paragraph" w:customStyle="1" w:styleId="CTDT-H4">
+  <w:style w:type="paragraph" w:styleId="CTDT-H4" w:customStyle="1">
     <w:name w:val="CTDT-H4"/>
     <w:basedOn w:val="CTDT-H3"/>
     <w:link w:val="CTDT-H4Char"/>
@@ -25819,7 +25936,7 @@
       <w:b w:val="0"/>
     </w:rPr>
   </w:style>
-  <w:style w:type="character" w:customStyle="1" w:styleId="CTDT-H3Char">
+  <w:style w:type="character" w:styleId="CTDT-H3Char" w:customStyle="1">
     <w:name w:val="CTDT-H3 Char"/>
     <w:basedOn w:val="CTDT-H2Char"/>
     <w:link w:val="CTDT-H3"/>
@@ -25832,7 +25949,7 @@
       <w:sz w:val="26"/>
     </w:rPr>
   </w:style>
-  <w:style w:type="paragraph" w:customStyle="1" w:styleId="CTDT-H0">
+  <w:style w:type="paragraph" w:styleId="CTDT-H0" w:customStyle="1">
     <w:name w:val="CTDT-H0"/>
     <w:basedOn w:val="CTDT-H1"/>
     <w:link w:val="CTDT-H0Char"/>
@@ -25847,7 +25964,7 @@
       <w:sz w:val="28"/>
     </w:rPr>
   </w:style>
-  <w:style w:type="character" w:customStyle="1" w:styleId="CTDT-H4Char">
+  <w:style w:type="character" w:styleId="CTDT-H4Char" w:customStyle="1">
     <w:name w:val="CTDT-H4 Char"/>
     <w:basedOn w:val="CTDT-H3Char"/>
     <w:link w:val="CTDT-H4"/>
@@ -25871,7 +25988,7 @@
       <w:contextualSpacing/>
     </w:pPr>
   </w:style>
-  <w:style w:type="character" w:customStyle="1" w:styleId="CTDT-H0Char">
+  <w:style w:type="character" w:styleId="CTDT-H0Char" w:customStyle="1">
     <w:name w:val="CTDT-H0 Char"/>
     <w:basedOn w:val="CTDT-H1Char"/>
     <w:link w:val="CTDT-H0"/>
@@ -25883,7 +26000,7 @@
       <w:sz w:val="28"/>
     </w:rPr>
   </w:style>
-  <w:style w:type="paragraph" w:customStyle="1" w:styleId="CTDT-CDR">
+  <w:style w:type="paragraph" w:styleId="CTDT-CDR" w:customStyle="1">
     <w:name w:val="CTDT-CDR"/>
     <w:basedOn w:val="CTDT-Bullet1"/>
     <w:link w:val="CTDT-CDRChar"/>
@@ -25896,7 +26013,7 @@
       <w:ind w:left="737" w:hanging="397"/>
     </w:pPr>
   </w:style>
-  <w:style w:type="paragraph" w:customStyle="1" w:styleId="CTDT-Bang">
+  <w:style w:type="paragraph" w:styleId="CTDT-Bang" w:customStyle="1">
     <w:name w:val="CTDT-Bang"/>
     <w:basedOn w:val="CTDT-Number"/>
     <w:link w:val="CTDT-BangChar"/>
@@ -25914,7 +26031,7 @@
       <w:i/>
     </w:rPr>
   </w:style>
-  <w:style w:type="character" w:customStyle="1" w:styleId="CTDT-CDRChar">
+  <w:style w:type="character" w:styleId="CTDT-CDRChar" w:customStyle="1">
     <w:name w:val="CTDT-CDR Char"/>
     <w:basedOn w:val="CTDT-Bullet1Char"/>
     <w:link w:val="CTDT-CDR"/>
@@ -25924,7 +26041,7 @@
       <w:sz w:val="26"/>
     </w:rPr>
   </w:style>
-  <w:style w:type="character" w:customStyle="1" w:styleId="CTDT-BangChar">
+  <w:style w:type="character" w:styleId="CTDT-BangChar" w:customStyle="1">
     <w:name w:val="CTDT-Bang Char"/>
     <w:basedOn w:val="CTDT-NumberChar"/>
     <w:link w:val="CTDT-Bang"/>
@@ -25960,12 +26077,12 @@
     </w:pPr>
     <w:tblPr>
       <w:tblBorders>
-        <w:top w:val="single" w:sz="4" w:space="0" w:color="auto"/>
-        <w:left w:val="single" w:sz="4" w:space="0" w:color="auto"/>
-        <w:bottom w:val="single" w:sz="4" w:space="0" w:color="auto"/>
-        <w:right w:val="single" w:sz="4" w:space="0" w:color="auto"/>
-        <w:insideH w:val="single" w:sz="4" w:space="0" w:color="auto"/>
-        <w:insideV w:val="single" w:sz="4" w:space="0" w:color="auto"/>
+        <w:top w:val="single" w:color="auto" w:sz="4" w:space="0"/>
+        <w:left w:val="single" w:color="auto" w:sz="4" w:space="0"/>
+        <w:bottom w:val="single" w:color="auto" w:sz="4" w:space="0"/>
+        <w:right w:val="single" w:color="auto" w:sz="4" w:space="0"/>
+        <w:insideH w:val="single" w:color="auto" w:sz="4" w:space="0"/>
+        <w:insideV w:val="single" w:color="auto" w:sz="4" w:space="0"/>
       </w:tblBorders>
     </w:tblPr>
   </w:style>
@@ -25980,7 +26097,7 @@
       <w:u w:val="single"/>
     </w:rPr>
   </w:style>
-  <w:style w:type="character" w:customStyle="1" w:styleId="UnresolvedMention1">
+  <w:style w:type="character" w:styleId="UnresolvedMention1" w:customStyle="1">
     <w:name w:val="Unresolved Mention1"/>
     <w:basedOn w:val="DefaultParagraphFont"/>
     <w:uiPriority w:val="99"/>
@@ -25992,20 +26109,20 @@
       <w:shd w:val="clear" w:color="auto" w:fill="E1DFDD"/>
     </w:rPr>
   </w:style>
-  <w:style w:type="character" w:customStyle="1" w:styleId="Heading1Char">
+  <w:style w:type="character" w:styleId="Heading1Char" w:customStyle="1">
     <w:name w:val="Heading 1 Char"/>
     <w:basedOn w:val="DefaultParagraphFont"/>
     <w:link w:val="Heading1"/>
     <w:uiPriority w:val="9"/>
     <w:rsid w:val="00706FA7"/>
     <w:rPr>
-      <w:rFonts w:asciiTheme="majorHAnsi" w:eastAsiaTheme="majorEastAsia" w:hAnsiTheme="majorHAnsi" w:cstheme="majorBidi"/>
+      <w:rFonts w:asciiTheme="majorHAnsi" w:hAnsiTheme="majorHAnsi" w:eastAsiaTheme="majorEastAsia" w:cstheme="majorBidi"/>
       <w:color w:val="2F5496" w:themeColor="accent1" w:themeShade="BF"/>
       <w:sz w:val="32"/>
       <w:szCs w:val="32"/>
     </w:rPr>
   </w:style>
-  <w:style w:type="character" w:customStyle="1" w:styleId="Heading2Char">
+  <w:style w:type="character" w:styleId="Heading2Char" w:customStyle="1">
     <w:name w:val="Heading 2 Char"/>
     <w:basedOn w:val="DefaultParagraphFont"/>
     <w:link w:val="Heading2"/>
@@ -26013,13 +26130,13 @@
     <w:semiHidden/>
     <w:rsid w:val="00706FA7"/>
     <w:rPr>
-      <w:rFonts w:asciiTheme="majorHAnsi" w:eastAsiaTheme="majorEastAsia" w:hAnsiTheme="majorHAnsi" w:cstheme="majorBidi"/>
+      <w:rFonts w:asciiTheme="majorHAnsi" w:hAnsiTheme="majorHAnsi" w:eastAsiaTheme="majorEastAsia" w:cstheme="majorBidi"/>
       <w:color w:val="2F5496" w:themeColor="accent1" w:themeShade="BF"/>
       <w:sz w:val="26"/>
       <w:szCs w:val="26"/>
     </w:rPr>
   </w:style>
-  <w:style w:type="character" w:customStyle="1" w:styleId="Heading3Char">
+  <w:style w:type="character" w:styleId="Heading3Char" w:customStyle="1">
     <w:name w:val="Heading 3 Char"/>
     <w:basedOn w:val="DefaultParagraphFont"/>
     <w:link w:val="Heading3"/>
@@ -26027,7 +26144,7 @@
     <w:semiHidden/>
     <w:rsid w:val="00706FA7"/>
     <w:rPr>
-      <w:rFonts w:asciiTheme="majorHAnsi" w:eastAsiaTheme="majorEastAsia" w:hAnsiTheme="majorHAnsi" w:cstheme="majorBidi"/>
+      <w:rFonts w:asciiTheme="majorHAnsi" w:hAnsiTheme="majorHAnsi" w:eastAsiaTheme="majorEastAsia" w:cstheme="majorBidi"/>
       <w:color w:val="1F3763" w:themeColor="accent1" w:themeShade="7F"/>
       <w:sz w:val="24"/>
       <w:szCs w:val="24"/>
@@ -26085,7 +26202,7 @@
       <w:spacing w:after="0"/>
     </w:pPr>
   </w:style>
-  <w:style w:type="paragraph" w:customStyle="1" w:styleId="CTDT-Hinh">
+  <w:style w:type="paragraph" w:styleId="CTDT-Hinh" w:customStyle="1">
     <w:name w:val="CTDT-Hinh"/>
     <w:basedOn w:val="CTDT-Bang"/>
     <w:next w:val="CTDT-Text"/>
@@ -26099,7 +26216,7 @@
       <w:spacing w:before="120" w:after="240" w:line="240" w:lineRule="auto"/>
     </w:pPr>
   </w:style>
-  <w:style w:type="paragraph" w:customStyle="1" w:styleId="CTDT-H31">
+  <w:style w:type="paragraph" w:styleId="CTDT-H31" w:customStyle="1">
     <w:name w:val="CTDT-H3.1"/>
     <w:basedOn w:val="CTDT-H3"/>
     <w:link w:val="CTDT-H31Char"/>
@@ -26113,7 +26230,7 @@
       <w:spacing w:before="240"/>
     </w:pPr>
   </w:style>
-  <w:style w:type="character" w:customStyle="1" w:styleId="CTDT-HinhChar">
+  <w:style w:type="character" w:styleId="CTDT-HinhChar" w:customStyle="1">
     <w:name w:val="CTDT-Hinh Char"/>
     <w:basedOn w:val="CTDT-BangChar"/>
     <w:link w:val="CTDT-Hinh"/>
@@ -26124,13 +26241,13 @@
       <w:sz w:val="26"/>
     </w:rPr>
   </w:style>
-  <w:style w:type="character" w:customStyle="1" w:styleId="Heading4Char">
+  <w:style w:type="character" w:styleId="Heading4Char" w:customStyle="1">
     <w:name w:val="Heading 4 Char"/>
     <w:basedOn w:val="DefaultParagraphFont"/>
     <w:link w:val="Heading4"/>
     <w:rsid w:val="00F109B3"/>
     <w:rPr>
-      <w:rFonts w:ascii="Times New Roman" w:eastAsia="Times New Roman" w:hAnsi="Times New Roman" w:cs="Times New Roman"/>
+      <w:rFonts w:ascii="Times New Roman" w:hAnsi="Times New Roman" w:eastAsia="Times New Roman" w:cs="Times New Roman"/>
       <w:b/>
       <w:color w:val="000000"/>
       <w:sz w:val="26"/>
@@ -26138,7 +26255,7 @@
       <w:lang w:eastAsia="en-AU"/>
     </w:rPr>
   </w:style>
-  <w:style w:type="character" w:customStyle="1" w:styleId="CTDT-H31Char">
+  <w:style w:type="character" w:styleId="CTDT-H31Char" w:customStyle="1">
     <w:name w:val="CTDT-H3.1 Char"/>
     <w:basedOn w:val="CTDT-H3Char"/>
     <w:link w:val="CTDT-H31"/>
@@ -26151,26 +26268,26 @@
       <w:sz w:val="26"/>
     </w:rPr>
   </w:style>
-  <w:style w:type="character" w:customStyle="1" w:styleId="Heading5Char">
+  <w:style w:type="character" w:styleId="Heading5Char" w:customStyle="1">
     <w:name w:val="Heading 5 Char"/>
     <w:basedOn w:val="DefaultParagraphFont"/>
     <w:link w:val="Heading5"/>
     <w:rsid w:val="00F109B3"/>
     <w:rPr>
-      <w:rFonts w:ascii="Times New Roman" w:eastAsia="Times New Roman" w:hAnsi="Times New Roman" w:cs="Times New Roman"/>
+      <w:rFonts w:ascii="Times New Roman" w:hAnsi="Times New Roman" w:eastAsia="Times New Roman" w:cs="Times New Roman"/>
       <w:color w:val="000000"/>
       <w:sz w:val="28"/>
       <w:szCs w:val="28"/>
       <w:lang w:eastAsia="en-AU"/>
     </w:rPr>
   </w:style>
-  <w:style w:type="character" w:customStyle="1" w:styleId="Heading6Char">
+  <w:style w:type="character" w:styleId="Heading6Char" w:customStyle="1">
     <w:name w:val="Heading 6 Char"/>
     <w:basedOn w:val="DefaultParagraphFont"/>
     <w:link w:val="Heading6"/>
     <w:rsid w:val="00F109B3"/>
     <w:rPr>
-      <w:rFonts w:ascii="Times New Roman" w:eastAsia="Times New Roman" w:hAnsi="Times New Roman" w:cs="Times New Roman"/>
+      <w:rFonts w:ascii="Times New Roman" w:hAnsi="Times New Roman" w:eastAsia="Times New Roman" w:cs="Times New Roman"/>
       <w:color w:val="000000"/>
       <w:sz w:val="28"/>
       <w:szCs w:val="28"/>
@@ -26198,13 +26315,13 @@
       <w:lang w:eastAsia="en-AU"/>
     </w:rPr>
   </w:style>
-  <w:style w:type="character" w:customStyle="1" w:styleId="TitleChar">
+  <w:style w:type="character" w:styleId="TitleChar" w:customStyle="1">
     <w:name w:val="Title Char"/>
     <w:basedOn w:val="DefaultParagraphFont"/>
     <w:link w:val="Title"/>
     <w:rsid w:val="00F109B3"/>
     <w:rPr>
-      <w:rFonts w:ascii="Times New Roman" w:eastAsia="Times New Roman" w:hAnsi="Times New Roman" w:cs="Times New Roman"/>
+      <w:rFonts w:ascii="Times New Roman" w:hAnsi="Times New Roman" w:eastAsia="Times New Roman" w:cs="Times New Roman"/>
       <w:b/>
       <w:color w:val="000000"/>
       <w:sz w:val="40"/>
@@ -26226,7 +26343,7 @@
       <w:jc w:val="left"/>
     </w:pPr>
     <w:rPr>
-      <w:rFonts w:ascii="Georgia" w:eastAsia="Georgia" w:hAnsi="Georgia" w:cs="Georgia"/>
+      <w:rFonts w:ascii="Georgia" w:hAnsi="Georgia" w:eastAsia="Georgia" w:cs="Georgia"/>
       <w:i/>
       <w:color w:val="666666"/>
       <w:sz w:val="48"/>
@@ -26234,13 +26351,13 @@
       <w:lang w:eastAsia="en-AU"/>
     </w:rPr>
   </w:style>
-  <w:style w:type="character" w:customStyle="1" w:styleId="SubtitleChar">
+  <w:style w:type="character" w:styleId="SubtitleChar" w:customStyle="1">
     <w:name w:val="Subtitle Char"/>
     <w:basedOn w:val="DefaultParagraphFont"/>
     <w:link w:val="Subtitle"/>
     <w:rsid w:val="00F109B3"/>
     <w:rPr>
-      <w:rFonts w:ascii="Georgia" w:eastAsia="Georgia" w:hAnsi="Georgia" w:cs="Georgia"/>
+      <w:rFonts w:ascii="Georgia" w:hAnsi="Georgia" w:eastAsia="Georgia" w:cs="Georgia"/>
       <w:i/>
       <w:color w:val="666666"/>
       <w:sz w:val="48"/>
@@ -26261,14 +26378,14 @@
       <w:jc w:val="left"/>
     </w:pPr>
     <w:rPr>
-      <w:rFonts w:ascii="Segoe UI" w:eastAsia="Times New Roman" w:hAnsi="Segoe UI" w:cs="Segoe UI"/>
+      <w:rFonts w:ascii="Segoe UI" w:hAnsi="Segoe UI" w:eastAsia="Times New Roman" w:cs="Segoe UI"/>
       <w:color w:val="000000"/>
       <w:sz w:val="18"/>
       <w:szCs w:val="18"/>
       <w:lang w:eastAsia="en-AU"/>
     </w:rPr>
   </w:style>
-  <w:style w:type="character" w:customStyle="1" w:styleId="BalloonTextChar">
+  <w:style w:type="character" w:styleId="BalloonTextChar" w:customStyle="1">
     <w:name w:val="Balloon Text Char"/>
     <w:basedOn w:val="DefaultParagraphFont"/>
     <w:link w:val="BalloonText"/>
@@ -26276,14 +26393,14 @@
     <w:semiHidden/>
     <w:rsid w:val="00F109B3"/>
     <w:rPr>
-      <w:rFonts w:ascii="Segoe UI" w:eastAsia="Times New Roman" w:hAnsi="Segoe UI" w:cs="Segoe UI"/>
+      <w:rFonts w:ascii="Segoe UI" w:hAnsi="Segoe UI" w:eastAsia="Times New Roman" w:cs="Segoe UI"/>
       <w:color w:val="000000"/>
       <w:sz w:val="18"/>
       <w:szCs w:val="18"/>
       <w:lang w:eastAsia="en-AU"/>
     </w:rPr>
   </w:style>
-  <w:style w:type="paragraph" w:customStyle="1" w:styleId="CTDT-H30">
+  <w:style w:type="paragraph" w:styleId="CTDT-H30" w:customStyle="1">
     <w:name w:val="CTDT-H3.0"/>
     <w:basedOn w:val="CTDT-H3"/>
     <w:next w:val="CTDT-Text"/>
@@ -26310,7 +26427,7 @@
       <w:szCs w:val="20"/>
     </w:rPr>
   </w:style>
-  <w:style w:type="character" w:customStyle="1" w:styleId="FootnoteTextChar">
+  <w:style w:type="character" w:styleId="FootnoteTextChar" w:customStyle="1">
     <w:name w:val="Footnote Text Char"/>
     <w:basedOn w:val="DefaultParagraphFont"/>
     <w:link w:val="FootnoteText"/>
@@ -26350,7 +26467,7 @@
       <w:szCs w:val="20"/>
     </w:rPr>
   </w:style>
-  <w:style w:type="character" w:customStyle="1" w:styleId="EndnoteTextChar">
+  <w:style w:type="character" w:styleId="EndnoteTextChar" w:customStyle="1">
     <w:name w:val="Endnote Text Char"/>
     <w:basedOn w:val="DefaultParagraphFont"/>
     <w:link w:val="EndnoteText"/>
@@ -26374,7 +26491,7 @@
       <w:vertAlign w:val="superscript"/>
     </w:rPr>
   </w:style>
-  <w:style w:type="paragraph" w:customStyle="1" w:styleId="CTDT-NumerRef">
+  <w:style w:type="paragraph" w:styleId="CTDT-NumerRef" w:customStyle="1">
     <w:name w:val="CTDT-NumerRef"/>
     <w:basedOn w:val="CTDT-Number"/>
     <w:qFormat/>
@@ -26386,7 +26503,7 @@
       <w:ind w:left="397" w:hanging="397"/>
     </w:pPr>
   </w:style>
-  <w:style w:type="paragraph" w:customStyle="1" w:styleId="CTDT-Text-H1-Desc">
+  <w:style w:type="paragraph" w:styleId="CTDT-Text-H1-Desc" w:customStyle="1">
     <w:name w:val="CTDT-Text-H1-Desc"/>
     <w:basedOn w:val="CTDT-Text"/>
     <w:qFormat/>
@@ -26431,7 +26548,7 @@
       <w:color w:val="666666"/>
     </w:rPr>
   </w:style>
-  <w:style w:type="paragraph" w:customStyle="1" w:styleId="BTL-Text">
+  <w:style w:type="paragraph" w:styleId="BTL-Text" w:customStyle="1">
     <w:name w:val="BTL-Text"/>
     <w:basedOn w:val="Normal"/>
     <w:link w:val="BTL-TextChar"/>
@@ -26444,7 +26561,7 @@
       <w:sz w:val="26"/>
     </w:rPr>
   </w:style>
-  <w:style w:type="character" w:customStyle="1" w:styleId="BTL-TextChar">
+  <w:style w:type="character" w:styleId="BTL-TextChar" w:customStyle="1">
     <w:name w:val="BTL-Text Char"/>
     <w:basedOn w:val="DefaultParagraphFont"/>
     <w:link w:val="BTL-Text"/>
